--- a/docs/artigo_cientifico_blockchain-voting-system.docx
+++ b/docs/artigo_cientifico_blockchain-voting-system.docx
@@ -113,9 +113,13 @@
           <w:sz w:val="20"/>
           <w:szCs w:val="20"/>
         </w:rPr>
-        <w:t>E</w:t>
-      </w:r>
-      <w:r>
+        <w:t>Enrico Mota Santarelli</w:t>
+      </w:r>
+    </w:p>
+    <w:p>
+      <w:pPr>
+        <w:spacing w:after="0" w:line="360" w:lineRule="auto"/>
+        <w:jc w:val="right"/>
         <w:rPr>
           <w:rFonts w:ascii="Arial" w:hAnsi="Arial" w:cs="Arial"/>
           <w:b/>
@@ -124,8 +128,7 @@
           <w:sz w:val="20"/>
           <w:szCs w:val="20"/>
         </w:rPr>
-        <w:t>nrico M</w:t>
-      </w:r>
+      </w:pPr>
       <w:r>
         <w:rPr>
           <w:rFonts w:ascii="Arial" w:hAnsi="Arial" w:cs="Arial"/>
@@ -135,9 +138,13 @@
           <w:sz w:val="20"/>
           <w:szCs w:val="20"/>
         </w:rPr>
-        <w:t>ota</w:t>
-      </w:r>
-      <w:r>
+        <w:t>Leonardo Galdi Fiorese</w:t>
+      </w:r>
+    </w:p>
+    <w:p>
+      <w:pPr>
+        <w:spacing w:after="0" w:line="360" w:lineRule="auto"/>
+        <w:jc w:val="right"/>
         <w:rPr>
           <w:rFonts w:ascii="Arial" w:hAnsi="Arial" w:cs="Arial"/>
           <w:b/>
@@ -146,8 +153,7 @@
           <w:sz w:val="20"/>
           <w:szCs w:val="20"/>
         </w:rPr>
-        <w:t xml:space="preserve"> Santa</w:t>
-      </w:r>
+      </w:pPr>
       <w:r>
         <w:rPr>
           <w:rFonts w:ascii="Arial" w:hAnsi="Arial" w:cs="Arial"/>
@@ -157,7 +163,31 @@
           <w:sz w:val="20"/>
           <w:szCs w:val="20"/>
         </w:rPr>
-        <w:t>relli</w:t>
+        <w:t xml:space="preserve">Rodrigo Reis </w:t>
+      </w:r>
+      <w:proofErr w:type="spellStart"/>
+      <w:r>
+        <w:rPr>
+          <w:rFonts w:ascii="Arial" w:hAnsi="Arial" w:cs="Arial"/>
+          <w:b/>
+          <w:bCs/>
+          <w:color w:val="000000" w:themeColor="text1"/>
+          <w:sz w:val="20"/>
+          <w:szCs w:val="20"/>
+        </w:rPr>
+        <w:t>Monasterios</w:t>
+      </w:r>
+      <w:proofErr w:type="spellEnd"/>
+      <w:r>
+        <w:rPr>
+          <w:rFonts w:ascii="Arial" w:hAnsi="Arial" w:cs="Arial"/>
+          <w:b/>
+          <w:bCs/>
+          <w:color w:val="000000" w:themeColor="text1"/>
+          <w:sz w:val="20"/>
+          <w:szCs w:val="20"/>
+        </w:rPr>
+        <w:t xml:space="preserve"> Morales</w:t>
       </w:r>
     </w:p>
     <w:p>
@@ -182,9 +212,13 @@
           <w:sz w:val="20"/>
           <w:szCs w:val="20"/>
         </w:rPr>
-        <w:t>Leonar</w:t>
-      </w:r>
-      <w:r>
+        <w:t>Sérgio Guidi Trovo</w:t>
+      </w:r>
+    </w:p>
+    <w:p>
+      <w:pPr>
+        <w:spacing w:after="0" w:line="360" w:lineRule="auto"/>
+        <w:jc w:val="right"/>
         <w:rPr>
           <w:rFonts w:ascii="Arial" w:hAnsi="Arial" w:cs="Arial"/>
           <w:b/>
@@ -193,9 +227,12 @@
           <w:sz w:val="20"/>
           <w:szCs w:val="20"/>
         </w:rPr>
-        <w:t xml:space="preserve">do </w:t>
-      </w:r>
-      <w:r>
+      </w:pPr>
+    </w:p>
+    <w:p>
+      <w:pPr>
+        <w:spacing w:after="0" w:line="360" w:lineRule="auto"/>
+        <w:jc w:val="right"/>
         <w:rPr>
           <w:rFonts w:ascii="Arial" w:hAnsi="Arial" w:cs="Arial"/>
           <w:b/>
@@ -204,8 +241,7 @@
           <w:sz w:val="20"/>
           <w:szCs w:val="20"/>
         </w:rPr>
-        <w:t>Gald</w:t>
-      </w:r>
+      </w:pPr>
       <w:r>
         <w:rPr>
           <w:rFonts w:ascii="Arial" w:hAnsi="Arial" w:cs="Arial"/>
@@ -215,8 +251,9 @@
           <w:sz w:val="20"/>
           <w:szCs w:val="20"/>
         </w:rPr>
-        <w:t>i Fiore</w:t>
-      </w:r>
+        <w:t xml:space="preserve">Orientadores: Prof. Dr. Diego Hernandez </w:t>
+      </w:r>
+      <w:proofErr w:type="spellStart"/>
       <w:r>
         <w:rPr>
           <w:rFonts w:ascii="Arial" w:hAnsi="Arial" w:cs="Arial"/>
@@ -226,8 +263,9 @@
           <w:sz w:val="20"/>
           <w:szCs w:val="20"/>
         </w:rPr>
-        <w:t>se</w:t>
-      </w:r>
+        <w:t>Arjoni</w:t>
+      </w:r>
+      <w:proofErr w:type="spellEnd"/>
     </w:p>
     <w:p>
       <w:pPr>
@@ -251,265 +289,7 @@
           <w:sz w:val="20"/>
           <w:szCs w:val="20"/>
         </w:rPr>
-        <w:t xml:space="preserve">Rodrigo Reis </w:t>
-      </w:r>
-      <w:proofErr w:type="spellStart"/>
-      <w:r>
-        <w:rPr>
-          <w:rFonts w:ascii="Arial" w:hAnsi="Arial" w:cs="Arial"/>
-          <w:b/>
-          <w:bCs/>
-          <w:color w:val="000000" w:themeColor="text1"/>
-          <w:sz w:val="20"/>
-          <w:szCs w:val="20"/>
-        </w:rPr>
-        <w:t>Monasterios</w:t>
-      </w:r>
-      <w:proofErr w:type="spellEnd"/>
-      <w:r>
-        <w:rPr>
-          <w:rFonts w:ascii="Arial" w:hAnsi="Arial" w:cs="Arial"/>
-          <w:b/>
-          <w:bCs/>
-          <w:color w:val="000000" w:themeColor="text1"/>
-          <w:sz w:val="20"/>
-          <w:szCs w:val="20"/>
-        </w:rPr>
-        <w:t xml:space="preserve"> Morales</w:t>
-      </w:r>
-    </w:p>
-    <w:p>
-      <w:pPr>
-        <w:spacing w:after="0" w:line="360" w:lineRule="auto"/>
-        <w:jc w:val="right"/>
-        <w:rPr>
-          <w:rFonts w:ascii="Arial" w:hAnsi="Arial" w:cs="Arial"/>
-          <w:b/>
-          <w:bCs/>
-          <w:color w:val="000000" w:themeColor="text1"/>
-          <w:sz w:val="20"/>
-          <w:szCs w:val="20"/>
-        </w:rPr>
-      </w:pPr>
-      <w:r>
-        <w:rPr>
-          <w:rFonts w:ascii="Arial" w:hAnsi="Arial" w:cs="Arial"/>
-          <w:b/>
-          <w:bCs/>
-          <w:color w:val="000000" w:themeColor="text1"/>
-          <w:sz w:val="20"/>
-          <w:szCs w:val="20"/>
-        </w:rPr>
-        <w:t>S</w:t>
-      </w:r>
-      <w:r>
-        <w:rPr>
-          <w:rFonts w:ascii="Arial" w:hAnsi="Arial" w:cs="Arial"/>
-          <w:b/>
-          <w:bCs/>
-          <w:color w:val="000000" w:themeColor="text1"/>
-          <w:sz w:val="20"/>
-          <w:szCs w:val="20"/>
-        </w:rPr>
-        <w:t xml:space="preserve">érgio </w:t>
-      </w:r>
-      <w:r>
-        <w:rPr>
-          <w:rFonts w:ascii="Arial" w:hAnsi="Arial" w:cs="Arial"/>
-          <w:b/>
-          <w:bCs/>
-          <w:color w:val="000000" w:themeColor="text1"/>
-          <w:sz w:val="20"/>
-          <w:szCs w:val="20"/>
-        </w:rPr>
-        <w:t>Guidi T</w:t>
-      </w:r>
-      <w:r>
-        <w:rPr>
-          <w:rFonts w:ascii="Arial" w:hAnsi="Arial" w:cs="Arial"/>
-          <w:b/>
-          <w:bCs/>
-          <w:color w:val="000000" w:themeColor="text1"/>
-          <w:sz w:val="20"/>
-          <w:szCs w:val="20"/>
-        </w:rPr>
-        <w:t>rovo</w:t>
-      </w:r>
-    </w:p>
-    <w:p>
-      <w:pPr>
-        <w:spacing w:after="0" w:line="360" w:lineRule="auto"/>
-        <w:jc w:val="right"/>
-        <w:rPr>
-          <w:rFonts w:ascii="Arial" w:hAnsi="Arial" w:cs="Arial"/>
-          <w:b/>
-          <w:bCs/>
-          <w:color w:val="000000" w:themeColor="text1"/>
-          <w:sz w:val="20"/>
-          <w:szCs w:val="20"/>
-        </w:rPr>
-      </w:pPr>
-    </w:p>
-    <w:p>
-      <w:pPr>
-        <w:spacing w:after="0" w:line="360" w:lineRule="auto"/>
-        <w:jc w:val="right"/>
-        <w:rPr>
-          <w:rFonts w:ascii="Arial" w:hAnsi="Arial" w:cs="Arial"/>
-          <w:b/>
-          <w:bCs/>
-          <w:color w:val="000000" w:themeColor="text1"/>
-          <w:sz w:val="20"/>
-          <w:szCs w:val="20"/>
-        </w:rPr>
-      </w:pPr>
-      <w:r>
-        <w:rPr>
-          <w:rFonts w:ascii="Arial" w:hAnsi="Arial" w:cs="Arial"/>
-          <w:b/>
-          <w:bCs/>
-          <w:color w:val="000000" w:themeColor="text1"/>
-          <w:sz w:val="20"/>
-          <w:szCs w:val="20"/>
-        </w:rPr>
-        <w:t xml:space="preserve">Orientadores: </w:t>
-      </w:r>
-      <w:r>
-        <w:rPr>
-          <w:rFonts w:ascii="Arial" w:hAnsi="Arial" w:cs="Arial"/>
-          <w:b/>
-          <w:bCs/>
-          <w:color w:val="000000" w:themeColor="text1"/>
-          <w:sz w:val="20"/>
-          <w:szCs w:val="20"/>
-        </w:rPr>
-        <w:t xml:space="preserve">Prof. </w:t>
-      </w:r>
-      <w:r>
-        <w:rPr>
-          <w:rFonts w:ascii="Arial" w:hAnsi="Arial" w:cs="Arial"/>
-          <w:b/>
-          <w:bCs/>
-          <w:color w:val="000000" w:themeColor="text1"/>
-          <w:sz w:val="20"/>
-          <w:szCs w:val="20"/>
-        </w:rPr>
-        <w:t xml:space="preserve">Dr. </w:t>
-      </w:r>
-      <w:r>
-        <w:rPr>
-          <w:rFonts w:ascii="Arial" w:hAnsi="Arial" w:cs="Arial"/>
-          <w:b/>
-          <w:bCs/>
-          <w:color w:val="000000" w:themeColor="text1"/>
-          <w:sz w:val="20"/>
-          <w:szCs w:val="20"/>
-        </w:rPr>
-        <w:t xml:space="preserve">Diego </w:t>
-      </w:r>
-      <w:r>
-        <w:rPr>
-          <w:rFonts w:ascii="Arial" w:hAnsi="Arial" w:cs="Arial"/>
-          <w:b/>
-          <w:bCs/>
-          <w:color w:val="000000" w:themeColor="text1"/>
-          <w:sz w:val="20"/>
-          <w:szCs w:val="20"/>
-        </w:rPr>
-        <w:t>Her</w:t>
-      </w:r>
-      <w:r>
-        <w:rPr>
-          <w:rFonts w:ascii="Arial" w:hAnsi="Arial" w:cs="Arial"/>
-          <w:b/>
-          <w:bCs/>
-          <w:color w:val="000000" w:themeColor="text1"/>
-          <w:sz w:val="20"/>
-          <w:szCs w:val="20"/>
-        </w:rPr>
-        <w:t>nand</w:t>
-      </w:r>
-      <w:r>
-        <w:rPr>
-          <w:rFonts w:ascii="Arial" w:hAnsi="Arial" w:cs="Arial"/>
-          <w:b/>
-          <w:bCs/>
-          <w:color w:val="000000" w:themeColor="text1"/>
-          <w:sz w:val="20"/>
-          <w:szCs w:val="20"/>
-        </w:rPr>
-        <w:t xml:space="preserve">ez </w:t>
-      </w:r>
-      <w:proofErr w:type="spellStart"/>
-      <w:r>
-        <w:rPr>
-          <w:rFonts w:ascii="Arial" w:hAnsi="Arial" w:cs="Arial"/>
-          <w:b/>
-          <w:bCs/>
-          <w:color w:val="000000" w:themeColor="text1"/>
-          <w:sz w:val="20"/>
-          <w:szCs w:val="20"/>
-        </w:rPr>
-        <w:t>Arjo</w:t>
-      </w:r>
-      <w:r>
-        <w:rPr>
-          <w:rFonts w:ascii="Arial" w:hAnsi="Arial" w:cs="Arial"/>
-          <w:b/>
-          <w:bCs/>
-          <w:color w:val="000000" w:themeColor="text1"/>
-          <w:sz w:val="20"/>
-          <w:szCs w:val="20"/>
-        </w:rPr>
-        <w:t>ni</w:t>
-      </w:r>
-      <w:proofErr w:type="spellEnd"/>
-    </w:p>
-    <w:p>
-      <w:pPr>
-        <w:spacing w:after="0" w:line="360" w:lineRule="auto"/>
-        <w:jc w:val="right"/>
-        <w:rPr>
-          <w:rFonts w:ascii="Arial" w:hAnsi="Arial" w:cs="Arial"/>
-          <w:b/>
-          <w:bCs/>
-          <w:color w:val="000000" w:themeColor="text1"/>
-          <w:sz w:val="20"/>
-          <w:szCs w:val="20"/>
-        </w:rPr>
-      </w:pPr>
-      <w:r>
-        <w:rPr>
-          <w:rFonts w:ascii="Arial" w:hAnsi="Arial" w:cs="Arial"/>
-          <w:b/>
-          <w:bCs/>
-          <w:color w:val="000000" w:themeColor="text1"/>
-          <w:sz w:val="20"/>
-          <w:szCs w:val="20"/>
-        </w:rPr>
-        <w:t>Prof.</w:t>
-      </w:r>
-      <w:r>
-        <w:rPr>
-          <w:rFonts w:ascii="Arial" w:hAnsi="Arial" w:cs="Arial"/>
-          <w:b/>
-          <w:bCs/>
-          <w:color w:val="000000" w:themeColor="text1"/>
-          <w:sz w:val="20"/>
-          <w:szCs w:val="20"/>
-        </w:rPr>
-        <w:t xml:space="preserve"> </w:t>
-      </w:r>
-      <w:r>
-        <w:rPr>
-          <w:rFonts w:ascii="Arial" w:hAnsi="Arial" w:cs="Arial"/>
-          <w:b/>
-          <w:bCs/>
-          <w:color w:val="000000" w:themeColor="text1"/>
-          <w:sz w:val="20"/>
-          <w:szCs w:val="20"/>
-        </w:rPr>
-        <w:t xml:space="preserve">Ahmad </w:t>
+        <w:t xml:space="preserve">Prof. Ahmad </w:t>
       </w:r>
       <w:proofErr w:type="spellStart"/>
       <w:r>
@@ -1066,7 +846,7 @@
           <w:szCs w:val="20"/>
           <w:lang w:val="en-US"/>
         </w:rPr>
-        <w:t xml:space="preserve">). The methodology relies on separating identity from the vote, utilizing hash functions (HMAC-SHA256) to certify eligibility and burning single-use digital assets to record </w:t>
+        <w:t xml:space="preserve">). The methodology relies on separating identity from the vote, utilizing </w:t>
       </w:r>
       <w:r>
         <w:rPr>
@@ -1077,7 +857,7 @@
           <w:lang w:val="en-US"/>
         </w:rPr>
         <w:lastRenderedPageBreak/>
-        <w:t>ballots. This approach bypasses computationally exhaustive protocols, such as Proof-of-Work and Ring Signatures. The results demonstrated that the system outperformed conventional centralized models by preventing double voting directly at the network's consensus layer, while also exhibiting superior performance in latency and scalability compared to public blockchain-based solutions. Finally, the implementation of transaction receipts (TXID) enabled individual verifiability and independent global auditing without compromising privacy. It is concluded that the use of permissioned networks is a viable, secure, and highly efficient solution for modernizing electoral processes in organizational environments.</w:t>
+        <w:t>hash functions (HMAC-SHA256) to certify eligibility and burning single-use digital assets to record ballots. This approach bypasses computationally exhaustive protocols, such as Proof-of-Work and Ring Signatures. The results demonstrated that the system outperformed conventional centralized models by preventing double voting directly at the network's consensus layer, while also exhibiting superior performance in latency and scalability compared to public blockchain-based solutions. Finally, the implementation of transaction receipts (TXID) enabled individual verifiability and independent global auditing without compromising privacy. It is concluded that the use of permissioned networks is a viable, secure, and highly efficient solution for modernizing electoral processes in organizational environments.</w:t>
       </w:r>
     </w:p>
     <w:p>
@@ -1196,12 +976,15 @@
           <w:numId w:val="6"/>
         </w:numPr>
         <w:spacing w:after="0" w:line="360" w:lineRule="auto"/>
+        <w:ind w:left="720"/>
         <w:jc w:val="both"/>
         <w:rPr>
           <w:rFonts w:ascii="Arial" w:hAnsi="Arial" w:cs="Arial"/>
           <w:b/>
           <w:bCs/>
           <w:color w:val="000000"/>
+          <w:sz w:val="24"/>
+          <w:szCs w:val="24"/>
         </w:rPr>
       </w:pPr>
       <w:r>
@@ -1210,6 +993,8 @@
           <w:b/>
           <w:bCs/>
           <w:color w:val="000000"/>
+          <w:sz w:val="24"/>
+          <w:szCs w:val="24"/>
         </w:rPr>
         <w:t>Objetivos</w:t>
       </w:r>
@@ -1221,12 +1006,15 @@
           <w:numId w:val="6"/>
         </w:numPr>
         <w:spacing w:after="0" w:line="360" w:lineRule="auto"/>
+        <w:ind w:left="720"/>
         <w:jc w:val="both"/>
         <w:rPr>
           <w:rFonts w:ascii="Arial" w:hAnsi="Arial" w:cs="Arial"/>
           <w:b/>
           <w:bCs/>
           <w:color w:val="000000"/>
+          <w:sz w:val="24"/>
+          <w:szCs w:val="24"/>
         </w:rPr>
       </w:pPr>
       <w:r>
@@ -1235,32 +1023,16 @@
           <w:b/>
           <w:bCs/>
           <w:color w:val="000000"/>
-        </w:rPr>
-        <w:t>O</w:t>
-      </w:r>
-      <w:r>
-        <w:rPr>
-          <w:rFonts w:ascii="Arial" w:hAnsi="Arial" w:cs="Arial"/>
-          <w:b/>
-          <w:bCs/>
-          <w:color w:val="000000"/>
-        </w:rPr>
-        <w:t>bjet</w:t>
-      </w:r>
-      <w:r>
-        <w:rPr>
-          <w:rFonts w:ascii="Arial" w:hAnsi="Arial" w:cs="Arial"/>
-          <w:b/>
-          <w:bCs/>
-          <w:color w:val="000000"/>
-        </w:rPr>
-        <w:t>ivo Geral</w:t>
-      </w:r>
-    </w:p>
-    <w:p>
-      <w:pPr>
-        <w:spacing w:after="0" w:line="360" w:lineRule="auto"/>
-        <w:ind w:left="1416" w:firstLine="708"/>
+          <w:sz w:val="24"/>
+          <w:szCs w:val="24"/>
+        </w:rPr>
+        <w:t>Objetivo Geral</w:t>
+      </w:r>
+    </w:p>
+    <w:p>
+      <w:pPr>
+        <w:spacing w:after="0" w:line="360" w:lineRule="auto"/>
+        <w:ind w:left="-2" w:firstLine="708"/>
         <w:jc w:val="both"/>
         <w:rPr>
           <w:rFonts w:ascii="Arial" w:hAnsi="Arial" w:cs="Arial"/>
@@ -1317,18 +1089,6 @@
         </w:rPr>
         <w:t xml:space="preserve"> permissionada como mecanismo de validação e registro das operações críticas do processo de votação.</w:t>
       </w:r>
-    </w:p>
-    <w:p>
-      <w:pPr>
-        <w:spacing w:after="0" w:line="360" w:lineRule="auto"/>
-        <w:jc w:val="both"/>
-        <w:rPr>
-          <w:rFonts w:ascii="Arial" w:hAnsi="Arial" w:cs="Arial"/>
-          <w:color w:val="000000"/>
-          <w:sz w:val="20"/>
-          <w:szCs w:val="20"/>
-        </w:rPr>
-      </w:pPr>
     </w:p>
     <w:p>
       <w:pPr>
@@ -1337,12 +1097,15 @@
           <w:numId w:val="6"/>
         </w:numPr>
         <w:spacing w:after="0" w:line="360" w:lineRule="auto"/>
+        <w:ind w:left="720"/>
         <w:jc w:val="both"/>
         <w:rPr>
           <w:rFonts w:ascii="Arial" w:hAnsi="Arial" w:cs="Arial"/>
           <w:b/>
           <w:bCs/>
           <w:color w:val="000000"/>
+          <w:sz w:val="24"/>
+          <w:szCs w:val="24"/>
         </w:rPr>
       </w:pPr>
       <w:r>
@@ -1351,63 +1114,161 @@
           <w:b/>
           <w:bCs/>
           <w:color w:val="000000"/>
-        </w:rPr>
-        <w:t>Obje</w:t>
-      </w:r>
-      <w:r>
-        <w:rPr>
-          <w:rFonts w:ascii="Arial" w:hAnsi="Arial" w:cs="Arial"/>
-          <w:b/>
-          <w:bCs/>
+          <w:sz w:val="24"/>
+          <w:szCs w:val="24"/>
+        </w:rPr>
+        <w:t>Objetivos Específicos</w:t>
+      </w:r>
+    </w:p>
+    <w:p>
+      <w:pPr>
+        <w:spacing w:after="0" w:line="360" w:lineRule="auto"/>
+        <w:ind w:firstLine="708"/>
+        <w:jc w:val="both"/>
+        <w:rPr>
+          <w:rFonts w:ascii="Arial" w:hAnsi="Arial" w:cs="Arial"/>
           <w:color w:val="000000"/>
-        </w:rPr>
-        <w:t>tivos</w:t>
-      </w:r>
-      <w:r>
-        <w:rPr>
-          <w:rFonts w:ascii="Arial" w:hAnsi="Arial" w:cs="Arial"/>
-          <w:b/>
-          <w:bCs/>
+          <w:sz w:val="20"/>
+          <w:szCs w:val="20"/>
+        </w:rPr>
+      </w:pPr>
+      <w:r>
+        <w:rPr>
+          <w:rFonts w:ascii="Arial" w:hAnsi="Arial" w:cs="Arial"/>
+          <w:color w:val="000000" w:themeColor="text1"/>
+          <w:sz w:val="20"/>
+          <w:szCs w:val="20"/>
+        </w:rPr>
+        <w:t xml:space="preserve">Os objetivos específicos deste trabalho consistem em desenvolver uma arquitetura de votação eletrônica integrada a uma rede </w:t>
+      </w:r>
+      <w:r>
+        <w:rPr>
+          <w:rFonts w:ascii="Arial" w:hAnsi="Arial" w:cs="Arial"/>
+          <w:i/>
+          <w:color w:val="000000" w:themeColor="text1"/>
+          <w:sz w:val="20"/>
+          <w:szCs w:val="20"/>
+        </w:rPr>
+        <w:t>blockchain</w:t>
+      </w:r>
+      <w:r>
+        <w:rPr>
+          <w:rFonts w:ascii="Arial" w:hAnsi="Arial" w:cs="Arial"/>
+          <w:color w:val="000000" w:themeColor="text1"/>
+          <w:sz w:val="20"/>
+          <w:szCs w:val="20"/>
+        </w:rPr>
+        <w:t xml:space="preserve"> permissionada utilizando a tecnologia </w:t>
+      </w:r>
+      <w:proofErr w:type="spellStart"/>
+      <w:r>
+        <w:rPr>
+          <w:rFonts w:ascii="Arial" w:hAnsi="Arial" w:cs="Arial"/>
+          <w:i/>
+          <w:color w:val="000000" w:themeColor="text1"/>
+          <w:sz w:val="20"/>
+          <w:szCs w:val="20"/>
+        </w:rPr>
+        <w:t>MultiChain</w:t>
+      </w:r>
+      <w:proofErr w:type="spellEnd"/>
+      <w:r>
+        <w:rPr>
+          <w:rFonts w:ascii="Arial" w:hAnsi="Arial" w:cs="Arial"/>
+          <w:color w:val="000000" w:themeColor="text1"/>
+          <w:sz w:val="20"/>
+          <w:szCs w:val="20"/>
+        </w:rPr>
+        <w:t xml:space="preserve">, visando garantir maior segurança e integridade no processo eleitoral digital. Além disso, busca-se implementar mecanismos de proteção da identidade do eleitor, evitando a exposição de dados pessoais sensíveis na </w:t>
+      </w:r>
+      <w:r>
+        <w:rPr>
+          <w:rFonts w:ascii="Arial" w:hAnsi="Arial" w:cs="Arial"/>
+          <w:i/>
+          <w:color w:val="000000" w:themeColor="text1"/>
+          <w:sz w:val="20"/>
+          <w:szCs w:val="20"/>
+        </w:rPr>
+        <w:t>blockchain</w:t>
+      </w:r>
+      <w:r>
+        <w:rPr>
+          <w:rFonts w:ascii="Arial" w:hAnsi="Arial" w:cs="Arial"/>
+          <w:color w:val="000000" w:themeColor="text1"/>
+          <w:sz w:val="20"/>
+          <w:szCs w:val="20"/>
+        </w:rPr>
+        <w:t xml:space="preserve"> por meio de identificadores protegidos criptograficamente. O trabalho também pretende desenvolver um sistema de credenciais de voto baseado em </w:t>
+      </w:r>
+      <w:r>
+        <w:rPr>
+          <w:rFonts w:ascii="Arial" w:hAnsi="Arial" w:cs="Arial"/>
+          <w:i/>
+          <w:color w:val="000000" w:themeColor="text1"/>
+          <w:sz w:val="20"/>
+          <w:szCs w:val="20"/>
+        </w:rPr>
+        <w:t>tokens</w:t>
+      </w:r>
+      <w:r>
+        <w:rPr>
+          <w:rFonts w:ascii="Arial" w:hAnsi="Arial" w:cs="Arial"/>
+          <w:color w:val="000000" w:themeColor="text1"/>
+          <w:sz w:val="20"/>
+          <w:szCs w:val="20"/>
+        </w:rPr>
+        <w:t xml:space="preserve"> de uso único, de forma a impedir a duplicidade de votação e fortalecer a confiabilidade do processo.</w:t>
+      </w:r>
+    </w:p>
+    <w:p>
+      <w:pPr>
+        <w:spacing w:after="0" w:line="360" w:lineRule="auto"/>
+        <w:ind w:firstLine="708"/>
+        <w:jc w:val="both"/>
+        <w:rPr>
+          <w:rFonts w:ascii="Arial" w:hAnsi="Arial" w:cs="Arial"/>
           <w:color w:val="000000"/>
-        </w:rPr>
-        <w:t xml:space="preserve"> </w:t>
-      </w:r>
-      <w:r>
-        <w:rPr>
-          <w:rFonts w:ascii="Arial" w:hAnsi="Arial" w:cs="Arial"/>
-          <w:b/>
-          <w:bCs/>
+          <w:sz w:val="20"/>
+          <w:szCs w:val="20"/>
+        </w:rPr>
+      </w:pPr>
+      <w:r>
+        <w:rPr>
+          <w:rFonts w:ascii="Arial" w:hAnsi="Arial" w:cs="Arial"/>
+          <w:color w:val="000000" w:themeColor="text1"/>
+          <w:sz w:val="20"/>
+          <w:szCs w:val="20"/>
+        </w:rPr>
+        <w:t xml:space="preserve">Adicionalmente, pretende-se implementar mecanismos nativos de validação na </w:t>
+      </w:r>
+      <w:r>
+        <w:rPr>
+          <w:rFonts w:ascii="Arial" w:hAnsi="Arial" w:cs="Arial"/>
+          <w:i/>
+          <w:color w:val="000000" w:themeColor="text1"/>
+          <w:sz w:val="20"/>
+          <w:szCs w:val="20"/>
+        </w:rPr>
+        <w:t>blockchain</w:t>
+      </w:r>
+      <w:r>
+        <w:rPr>
+          <w:rFonts w:ascii="Arial" w:hAnsi="Arial" w:cs="Arial"/>
+          <w:color w:val="000000" w:themeColor="text1"/>
+          <w:sz w:val="20"/>
+          <w:szCs w:val="20"/>
+        </w:rPr>
+        <w:t xml:space="preserve"> capazes de assegurar a integridade das transações realizadas, bem como promover a separação lógica entre a identidade do eleitor e o registro do voto, preservando a privacidade dos participantes. Busca-se ainda possibilitar a auditoria independente dos resultados por meio de nós distribuídos da rede, permitindo a verificação da consistência dos registros sem dependência exclusiva da aplicação principal.</w:t>
+      </w:r>
+    </w:p>
+    <w:p>
+      <w:pPr>
+        <w:spacing w:after="0" w:line="360" w:lineRule="auto"/>
+        <w:ind w:firstLine="708"/>
+        <w:jc w:val="both"/>
+        <w:rPr>
+          <w:rFonts w:ascii="Arial" w:hAnsi="Arial" w:cs="Arial"/>
           <w:color w:val="000000"/>
-        </w:rPr>
-        <w:t>Espe</w:t>
-      </w:r>
-      <w:r>
-        <w:rPr>
-          <w:rFonts w:ascii="Arial" w:hAnsi="Arial" w:cs="Arial"/>
-          <w:b/>
-          <w:bCs/>
-          <w:color w:val="000000"/>
-        </w:rPr>
-        <w:t>cífic</w:t>
-      </w:r>
-      <w:r>
-        <w:rPr>
-          <w:rFonts w:ascii="Arial" w:hAnsi="Arial" w:cs="Arial"/>
-          <w:b/>
-          <w:bCs/>
-          <w:color w:val="000000"/>
-        </w:rPr>
-        <w:t>os</w:t>
-      </w:r>
-    </w:p>
-    <w:p>
-      <w:pPr>
-        <w:spacing w:after="0" w:line="360" w:lineRule="auto"/>
-        <w:ind w:left="1418" w:firstLine="708"/>
-        <w:jc w:val="both"/>
-        <w:rPr>
-          <w:rFonts w:ascii="Arial" w:hAnsi="Arial" w:cs="Arial"/>
-          <w:color w:val="000000"/>
           <w:sz w:val="20"/>
           <w:szCs w:val="20"/>
         </w:rPr>
@@ -1419,7 +1280,7 @@
           <w:sz w:val="20"/>
           <w:szCs w:val="20"/>
         </w:rPr>
-        <w:t xml:space="preserve">Os objetivos específicos deste trabalho consistem em desenvolver uma arquitetura de votação eletrônica integrada a uma rede </w:t>
+        <w:t xml:space="preserve">Por fim, busca-se desenvolver uma aplicação </w:t>
       </w:r>
       <w:r>
         <w:rPr>
@@ -1429,6 +1290,25 @@
           <w:sz w:val="20"/>
           <w:szCs w:val="20"/>
         </w:rPr>
+        <w:t>web</w:t>
+      </w:r>
+      <w:r>
+        <w:rPr>
+          <w:rFonts w:ascii="Arial" w:hAnsi="Arial" w:cs="Arial"/>
+          <w:color w:val="000000" w:themeColor="text1"/>
+          <w:sz w:val="20"/>
+          <w:szCs w:val="20"/>
+        </w:rPr>
+        <w:t xml:space="preserve"> integrada à camada </w:t>
+      </w:r>
+      <w:r>
+        <w:rPr>
+          <w:rFonts w:ascii="Arial" w:hAnsi="Arial" w:cs="Arial"/>
+          <w:i/>
+          <w:color w:val="000000" w:themeColor="text1"/>
+          <w:sz w:val="20"/>
+          <w:szCs w:val="20"/>
+        </w:rPr>
         <w:t>blockchain</w:t>
       </w:r>
       <w:r>
@@ -1438,210 +1318,13 @@
           <w:sz w:val="20"/>
           <w:szCs w:val="20"/>
         </w:rPr>
-        <w:t xml:space="preserve"> permissionada utilizando a tecnologia </w:t>
-      </w:r>
-      <w:proofErr w:type="spellStart"/>
-      <w:r>
-        <w:rPr>
-          <w:rFonts w:ascii="Arial" w:hAnsi="Arial" w:cs="Arial"/>
-          <w:i/>
-          <w:color w:val="000000" w:themeColor="text1"/>
-          <w:sz w:val="20"/>
-          <w:szCs w:val="20"/>
-        </w:rPr>
-        <w:t>MultiChain</w:t>
-      </w:r>
-      <w:proofErr w:type="spellEnd"/>
-      <w:r>
-        <w:rPr>
-          <w:rFonts w:ascii="Arial" w:hAnsi="Arial" w:cs="Arial"/>
-          <w:color w:val="000000" w:themeColor="text1"/>
-          <w:sz w:val="20"/>
-          <w:szCs w:val="20"/>
-        </w:rPr>
-        <w:t xml:space="preserve">, visando garantir maior segurança e integridade no processo eleitoral digital. Além disso, busca-se implementar mecanismos de proteção da identidade do eleitor, evitando a exposição de dados pessoais sensíveis na </w:t>
-      </w:r>
-      <w:r>
-        <w:rPr>
-          <w:rFonts w:ascii="Arial" w:hAnsi="Arial" w:cs="Arial"/>
-          <w:i/>
-          <w:color w:val="000000" w:themeColor="text1"/>
-          <w:sz w:val="20"/>
-          <w:szCs w:val="20"/>
-        </w:rPr>
-        <w:t>blockchain</w:t>
-      </w:r>
-      <w:r>
-        <w:rPr>
-          <w:rFonts w:ascii="Arial" w:hAnsi="Arial" w:cs="Arial"/>
-          <w:color w:val="000000" w:themeColor="text1"/>
-          <w:sz w:val="20"/>
-          <w:szCs w:val="20"/>
-        </w:rPr>
-        <w:t xml:space="preserve"> por meio de identificadores protegidos criptograficamente. O trabalho também pretende desenvolver um sistema de credenciais de voto baseado em </w:t>
-      </w:r>
-      <w:r>
-        <w:rPr>
-          <w:rFonts w:ascii="Arial" w:hAnsi="Arial" w:cs="Arial"/>
-          <w:i/>
-          <w:color w:val="000000" w:themeColor="text1"/>
-          <w:sz w:val="20"/>
-          <w:szCs w:val="20"/>
-        </w:rPr>
-        <w:t>tokens</w:t>
-      </w:r>
-      <w:r>
-        <w:rPr>
-          <w:rFonts w:ascii="Arial" w:hAnsi="Arial" w:cs="Arial"/>
-          <w:color w:val="000000" w:themeColor="text1"/>
-          <w:sz w:val="20"/>
-          <w:szCs w:val="20"/>
-        </w:rPr>
-        <w:t xml:space="preserve"> de uso único, de forma a impedir a duplicidade de votação e fortalecer a confiabilidade do processo.</w:t>
-      </w:r>
-    </w:p>
-    <w:p>
-      <w:pPr>
-        <w:spacing w:after="0" w:line="360" w:lineRule="auto"/>
-        <w:ind w:left="1418" w:firstLine="708"/>
-        <w:jc w:val="both"/>
-        <w:rPr>
-          <w:rFonts w:ascii="Arial" w:hAnsi="Arial" w:cs="Arial"/>
-          <w:color w:val="000000"/>
-          <w:sz w:val="20"/>
-          <w:szCs w:val="20"/>
-        </w:rPr>
-      </w:pPr>
-      <w:r>
-        <w:rPr>
-          <w:rFonts w:ascii="Arial" w:hAnsi="Arial" w:cs="Arial"/>
-          <w:color w:val="000000" w:themeColor="text1"/>
-          <w:sz w:val="20"/>
-          <w:szCs w:val="20"/>
-        </w:rPr>
-        <w:t xml:space="preserve">Adicionalmente, pretende-se implementar mecanismos nativos de validação na </w:t>
-      </w:r>
-      <w:r>
-        <w:rPr>
-          <w:rFonts w:ascii="Arial" w:hAnsi="Arial" w:cs="Arial"/>
-          <w:i/>
-          <w:color w:val="000000" w:themeColor="text1"/>
-          <w:sz w:val="20"/>
-          <w:szCs w:val="20"/>
-        </w:rPr>
-        <w:t>blockchain</w:t>
-      </w:r>
-      <w:r>
-        <w:rPr>
-          <w:rFonts w:ascii="Arial" w:hAnsi="Arial" w:cs="Arial"/>
-          <w:color w:val="000000" w:themeColor="text1"/>
-          <w:sz w:val="20"/>
-          <w:szCs w:val="20"/>
-        </w:rPr>
-        <w:t xml:space="preserve"> capazes de assegurar a integridade das transações realizadas, bem como promover a separação lógica entre a identidade do eleitor e o registro do voto, preservando a privacidade dos participantes. Busca-se ainda possibilitar a auditoria independente dos resultados por meio de nós distribuídos da rede, permitindo a verificação da consistência dos registros sem dependência exclusiva da aplicação principal.</w:t>
-      </w:r>
-    </w:p>
-    <w:p>
-      <w:pPr>
-        <w:spacing w:after="0" w:line="360" w:lineRule="auto"/>
-        <w:ind w:left="1418" w:firstLine="708"/>
-        <w:jc w:val="both"/>
-        <w:rPr>
-          <w:rFonts w:ascii="Arial" w:hAnsi="Arial" w:cs="Arial"/>
-          <w:color w:val="000000"/>
-          <w:sz w:val="20"/>
-          <w:szCs w:val="20"/>
-        </w:rPr>
-      </w:pPr>
-      <w:r>
-        <w:rPr>
-          <w:rFonts w:ascii="Arial" w:hAnsi="Arial" w:cs="Arial"/>
-          <w:color w:val="000000" w:themeColor="text1"/>
-          <w:sz w:val="20"/>
-          <w:szCs w:val="20"/>
-        </w:rPr>
-        <w:t xml:space="preserve">Por fim, </w:t>
-      </w:r>
-      <w:r>
-        <w:rPr>
-          <w:rFonts w:ascii="Arial" w:hAnsi="Arial" w:cs="Arial"/>
-          <w:color w:val="000000" w:themeColor="text1"/>
-          <w:sz w:val="20"/>
-          <w:szCs w:val="20"/>
-        </w:rPr>
-        <w:t>busc</w:t>
-      </w:r>
-      <w:r>
-        <w:rPr>
-          <w:rFonts w:ascii="Arial" w:hAnsi="Arial" w:cs="Arial"/>
-          <w:color w:val="000000" w:themeColor="text1"/>
-          <w:sz w:val="20"/>
-          <w:szCs w:val="20"/>
-        </w:rPr>
-        <w:t>a-se</w:t>
-      </w:r>
-      <w:r>
-        <w:rPr>
-          <w:rFonts w:ascii="Arial" w:hAnsi="Arial" w:cs="Arial"/>
-          <w:color w:val="000000" w:themeColor="text1"/>
-          <w:sz w:val="20"/>
-          <w:szCs w:val="20"/>
-        </w:rPr>
-        <w:t xml:space="preserve"> desenvolver uma aplicação </w:t>
-      </w:r>
-      <w:r>
-        <w:rPr>
-          <w:rFonts w:ascii="Arial" w:hAnsi="Arial" w:cs="Arial"/>
-          <w:i/>
-          <w:color w:val="000000" w:themeColor="text1"/>
-          <w:sz w:val="20"/>
-          <w:szCs w:val="20"/>
-        </w:rPr>
-        <w:t>web</w:t>
-      </w:r>
-      <w:r>
-        <w:rPr>
-          <w:rFonts w:ascii="Arial" w:hAnsi="Arial" w:cs="Arial"/>
-          <w:color w:val="000000" w:themeColor="text1"/>
-          <w:sz w:val="20"/>
-          <w:szCs w:val="20"/>
-        </w:rPr>
-        <w:t xml:space="preserve"> integrada à camada </w:t>
-      </w:r>
-      <w:r>
-        <w:rPr>
-          <w:rFonts w:ascii="Arial" w:hAnsi="Arial" w:cs="Arial"/>
-          <w:i/>
-          <w:color w:val="000000" w:themeColor="text1"/>
-          <w:sz w:val="20"/>
-          <w:szCs w:val="20"/>
-        </w:rPr>
-        <w:t>blockchain</w:t>
-      </w:r>
-      <w:r>
-        <w:rPr>
-          <w:rFonts w:ascii="Arial" w:hAnsi="Arial" w:cs="Arial"/>
-          <w:color w:val="000000" w:themeColor="text1"/>
-          <w:sz w:val="20"/>
-          <w:szCs w:val="20"/>
-        </w:rPr>
-        <w:t xml:space="preserve"> para gerenciamento do fluxo de votação, além de implementar um mecanismo de comprovante criptográfico de inclusão do voto e avaliar o funcionamento </w:t>
-      </w:r>
-      <w:r>
-        <w:rPr>
-          <w:rFonts w:ascii="Arial" w:hAnsi="Arial" w:cs="Arial"/>
-          <w:color w:val="000000" w:themeColor="text1"/>
-          <w:sz w:val="20"/>
-          <w:szCs w:val="20"/>
-        </w:rPr>
-        <w:lastRenderedPageBreak/>
-        <w:t>do protótipo por meio de testes relacionados ao cadastro de eleitores, emissão de credenciais, validação de votos, prevenção de duplicidade e auditoria dos resultados.</w:t>
-      </w:r>
-    </w:p>
-    <w:p>
-      <w:pPr>
-        <w:spacing w:after="0" w:line="360" w:lineRule="auto"/>
-        <w:ind w:left="708"/>
+        <w:t xml:space="preserve"> para gerenciamento do fluxo de votação, além de implementar um mecanismo de comprovante criptográfico de inclusão do voto e avaliar o funcionamento do protótipo por meio de testes relacionados ao cadastro de eleitores, emissão de credenciais, validação de votos, prevenção de duplicidade e auditoria dos resultados.</w:t>
+      </w:r>
+    </w:p>
+    <w:p>
+      <w:pPr>
+        <w:spacing w:after="0" w:line="360" w:lineRule="auto"/>
+        <w:ind w:left="-1"/>
         <w:jc w:val="both"/>
         <w:rPr>
           <w:rFonts w:ascii="Arial" w:hAnsi="Arial" w:cs="Arial"/>
@@ -1658,12 +1341,15 @@
           <w:numId w:val="6"/>
         </w:numPr>
         <w:spacing w:after="0" w:line="360" w:lineRule="auto"/>
+        <w:ind w:left="720"/>
         <w:jc w:val="both"/>
         <w:rPr>
           <w:rFonts w:ascii="Arial" w:hAnsi="Arial" w:cs="Arial"/>
           <w:b/>
           <w:bCs/>
           <w:color w:val="000000"/>
+          <w:sz w:val="24"/>
+          <w:szCs w:val="24"/>
         </w:rPr>
       </w:pPr>
       <w:r>
@@ -1672,6 +1358,8 @@
           <w:b/>
           <w:bCs/>
           <w:color w:val="000000"/>
+          <w:sz w:val="24"/>
+          <w:szCs w:val="24"/>
         </w:rPr>
         <w:t>Justificativa</w:t>
       </w:r>
@@ -1816,19 +1504,6 @@
         </w:rPr>
         <w:t xml:space="preserve"> permissionada, capaz de separar identidade e voto, impedir duplicidade por meio de credenciais de uso único e permitir auditoria independente dos registros. Ademais, o estudo contribui academicamente ao apresentar um protótipo funcional que integra conceitos de criptografia, privacidade, segurança da informação e sistemas distribuídos, servindo como base para futuras pesquisas e evoluções na área de votação digital segura.</w:t>
       </w:r>
-    </w:p>
-    <w:p>
-      <w:pPr>
-        <w:spacing w:after="0" w:line="360" w:lineRule="auto"/>
-        <w:ind w:left="709"/>
-        <w:jc w:val="both"/>
-        <w:rPr>
-          <w:rFonts w:ascii="Arial" w:hAnsi="Arial" w:cs="Arial"/>
-          <w:color w:val="2F5496"/>
-          <w:sz w:val="20"/>
-          <w:szCs w:val="20"/>
-        </w:rPr>
-      </w:pPr>
     </w:p>
     <w:p>
       <w:pPr>
@@ -1837,22 +1512,27 @@
           <w:numId w:val="6"/>
         </w:numPr>
         <w:spacing w:after="0" w:line="360" w:lineRule="auto"/>
+        <w:ind w:left="720"/>
         <w:jc w:val="both"/>
         <w:rPr>
           <w:rFonts w:ascii="Arial" w:hAnsi="Arial" w:cs="Arial"/>
           <w:b/>
           <w:bCs/>
           <w:color w:val="000000"/>
-        </w:rPr>
-      </w:pPr>
-      <w:bookmarkStart w:id="0" w:name="_Toc499297473"/>
-      <w:bookmarkStart w:id="1" w:name="_Toc341715820"/>
+          <w:sz w:val="24"/>
+          <w:szCs w:val="24"/>
+        </w:rPr>
+      </w:pPr>
+      <w:bookmarkStart w:id="0" w:name="_Toc341715820"/>
+      <w:bookmarkStart w:id="1" w:name="_Toc499297473"/>
       <w:r>
         <w:rPr>
           <w:rFonts w:ascii="Arial" w:hAnsi="Arial" w:cs="Arial"/>
           <w:b/>
           <w:bCs/>
           <w:color w:val="000000" w:themeColor="text1"/>
+          <w:sz w:val="24"/>
+          <w:szCs w:val="24"/>
         </w:rPr>
         <w:t xml:space="preserve">Definição do </w:t>
       </w:r>
@@ -1864,6 +1544,8 @@
           <w:b/>
           <w:bCs/>
           <w:color w:val="000000" w:themeColor="text1"/>
+          <w:sz w:val="24"/>
+          <w:szCs w:val="24"/>
         </w:rPr>
         <w:t>escopo, contextualização e oportunidades</w:t>
       </w:r>
@@ -2109,18 +1791,6 @@
         </w:rPr>
         <w:t xml:space="preserve"> em sistemas de votação digital, contribuindo para áreas como segurança da informação, privacidade computacional e auditoria digital. Além disso, o protótipo desenvolvido pode servir de base para futuras evoluções e aplicações institucionais que demandem maior transparência e verificabilidade em processos de votação.</w:t>
       </w:r>
-    </w:p>
-    <w:p>
-      <w:pPr>
-        <w:spacing w:after="0" w:line="360" w:lineRule="auto"/>
-        <w:ind w:firstLine="709"/>
-        <w:jc w:val="both"/>
-        <w:rPr>
-          <w:rFonts w:ascii="Arial" w:hAnsi="Arial" w:cs="Arial"/>
-          <w:sz w:val="20"/>
-          <w:szCs w:val="20"/>
-        </w:rPr>
-      </w:pPr>
     </w:p>
     <w:p>
       <w:pPr>
@@ -2129,12 +1799,15 @@
           <w:numId w:val="6"/>
         </w:numPr>
         <w:spacing w:after="0" w:line="360" w:lineRule="auto"/>
+        <w:ind w:left="720"/>
         <w:jc w:val="both"/>
         <w:rPr>
           <w:rFonts w:ascii="Arial" w:hAnsi="Arial" w:cs="Arial"/>
           <w:b/>
           <w:bCs/>
           <w:color w:val="000000"/>
+          <w:sz w:val="24"/>
+          <w:szCs w:val="24"/>
         </w:rPr>
       </w:pPr>
       <w:r>
@@ -2143,6 +1816,8 @@
           <w:b/>
           <w:bCs/>
           <w:color w:val="000000" w:themeColor="text1"/>
+          <w:sz w:val="24"/>
+          <w:szCs w:val="24"/>
         </w:rPr>
         <w:t>Métodos e Tecnologias</w:t>
       </w:r>
@@ -2707,12 +2382,15 @@
           <w:numId w:val="6"/>
         </w:numPr>
         <w:spacing w:after="0" w:line="360" w:lineRule="auto"/>
+        <w:ind w:left="720"/>
         <w:jc w:val="both"/>
         <w:rPr>
           <w:rFonts w:ascii="Arial" w:hAnsi="Arial" w:cs="Arial"/>
           <w:b/>
           <w:bCs/>
           <w:color w:val="000000" w:themeColor="text1"/>
+          <w:sz w:val="24"/>
+          <w:szCs w:val="24"/>
         </w:rPr>
       </w:pPr>
       <w:r>
@@ -2721,6 +2399,8 @@
           <w:b/>
           <w:bCs/>
           <w:color w:val="000000" w:themeColor="text1"/>
+          <w:sz w:val="24"/>
+          <w:szCs w:val="24"/>
         </w:rPr>
         <w:t>O Paradigma da Votação Eletrônica e Seus Desafios</w:t>
       </w:r>
@@ -2782,18 +2462,6 @@
         </w:rPr>
         <w:t>.</w:t>
       </w:r>
-    </w:p>
-    <w:p>
-      <w:pPr>
-        <w:spacing w:after="0" w:line="360" w:lineRule="auto"/>
-        <w:ind w:firstLine="709"/>
-        <w:jc w:val="both"/>
-        <w:rPr>
-          <w:rFonts w:ascii="Arial" w:hAnsi="Arial" w:cs="Arial"/>
-          <w:sz w:val="20"/>
-          <w:szCs w:val="20"/>
-        </w:rPr>
-      </w:pPr>
     </w:p>
     <w:p>
       <w:pPr>
@@ -2802,12 +2470,15 @@
           <w:numId w:val="6"/>
         </w:numPr>
         <w:spacing w:after="0" w:line="360" w:lineRule="auto"/>
+        <w:ind w:left="720"/>
         <w:jc w:val="both"/>
         <w:rPr>
           <w:rFonts w:ascii="Arial" w:hAnsi="Arial" w:cs="Arial"/>
           <w:b/>
           <w:bCs/>
           <w:color w:val="000000" w:themeColor="text1"/>
+          <w:sz w:val="24"/>
+          <w:szCs w:val="24"/>
         </w:rPr>
       </w:pPr>
       <w:r>
@@ -2816,6 +2487,8 @@
           <w:b/>
           <w:bCs/>
           <w:color w:val="000000" w:themeColor="text1"/>
+          <w:sz w:val="24"/>
+          <w:szCs w:val="24"/>
         </w:rPr>
         <w:t xml:space="preserve">A Tecnologia </w:t>
       </w:r>
@@ -2826,27 +2499,30 @@
           <w:bCs/>
           <w:i/>
           <w:color w:val="000000" w:themeColor="text1"/>
+          <w:sz w:val="24"/>
+          <w:szCs w:val="28"/>
+        </w:rPr>
+        <w:t>Blockchain</w:t>
+      </w:r>
+      <w:r>
+        <w:rPr>
+          <w:rFonts w:ascii="Arial" w:hAnsi="Arial" w:cs="Arial"/>
+          <w:b/>
+          <w:bCs/>
+          <w:color w:val="000000" w:themeColor="text1"/>
+          <w:sz w:val="32"/>
+          <w:szCs w:val="32"/>
+        </w:rPr>
+        <w:t xml:space="preserve"> </w:t>
+      </w:r>
+      <w:r>
+        <w:rPr>
+          <w:rFonts w:ascii="Arial" w:hAnsi="Arial" w:cs="Arial"/>
+          <w:b/>
+          <w:bCs/>
+          <w:color w:val="000000" w:themeColor="text1"/>
+          <w:sz w:val="24"/>
           <w:szCs w:val="24"/>
-        </w:rPr>
-        <w:t>Blockchain</w:t>
-      </w:r>
-      <w:r>
-        <w:rPr>
-          <w:rFonts w:ascii="Arial" w:hAnsi="Arial" w:cs="Arial"/>
-          <w:b/>
-          <w:bCs/>
-          <w:color w:val="000000" w:themeColor="text1"/>
-          <w:sz w:val="28"/>
-          <w:szCs w:val="28"/>
-        </w:rPr>
-        <w:t xml:space="preserve"> </w:t>
-      </w:r>
-      <w:r>
-        <w:rPr>
-          <w:rFonts w:ascii="Arial" w:hAnsi="Arial" w:cs="Arial"/>
-          <w:b/>
-          <w:bCs/>
-          <w:color w:val="000000" w:themeColor="text1"/>
         </w:rPr>
         <w:t>como Camada de Integridade</w:t>
       </w:r>
@@ -2961,6 +2637,7 @@
           <w:numId w:val="3"/>
         </w:numPr>
         <w:spacing w:after="0" w:line="360" w:lineRule="auto"/>
+        <w:ind w:left="720"/>
         <w:jc w:val="both"/>
         <w:rPr>
           <w:rFonts w:ascii="Arial" w:eastAsia="Arial" w:hAnsi="Arial" w:cs="Arial"/>
@@ -2995,6 +2672,7 @@
           <w:numId w:val="3"/>
         </w:numPr>
         <w:spacing w:after="0" w:line="360" w:lineRule="auto"/>
+        <w:ind w:left="720"/>
         <w:jc w:val="both"/>
         <w:rPr>
           <w:rFonts w:ascii="Arial" w:eastAsia="Arial" w:hAnsi="Arial" w:cs="Arial"/>
@@ -3048,6 +2726,7 @@
           <w:numId w:val="3"/>
         </w:numPr>
         <w:spacing w:after="0" w:line="360" w:lineRule="auto"/>
+        <w:ind w:left="720"/>
         <w:jc w:val="both"/>
         <w:rPr>
           <w:rFonts w:ascii="Arial" w:eastAsia="Arial" w:hAnsi="Arial" w:cs="Arial"/>
@@ -3073,18 +2752,6 @@
         </w:rPr>
         <w:t xml:space="preserve"> O registro distribuído permite que qualquer participante ou auditor valide as transações em tempo real, garantindo que os votos foram registrados e contabilizados corretamente.</w:t>
       </w:r>
-    </w:p>
-    <w:p>
-      <w:pPr>
-        <w:pStyle w:val="PargrafodaLista"/>
-        <w:spacing w:after="0" w:line="360" w:lineRule="auto"/>
-        <w:jc w:val="both"/>
-        <w:rPr>
-          <w:rFonts w:ascii="Arial" w:eastAsia="Arial" w:hAnsi="Arial" w:cs="Arial"/>
-          <w:sz w:val="20"/>
-          <w:szCs w:val="20"/>
-        </w:rPr>
-      </w:pPr>
     </w:p>
     <w:p>
       <w:pPr>
@@ -3093,12 +2760,15 @@
           <w:numId w:val="6"/>
         </w:numPr>
         <w:spacing w:after="0" w:line="360" w:lineRule="auto"/>
+        <w:ind w:left="720"/>
         <w:jc w:val="both"/>
         <w:rPr>
           <w:rFonts w:ascii="Arial" w:hAnsi="Arial" w:cs="Arial"/>
           <w:b/>
           <w:bCs/>
           <w:color w:val="000000" w:themeColor="text1"/>
+          <w:sz w:val="24"/>
+          <w:szCs w:val="24"/>
         </w:rPr>
       </w:pPr>
       <w:r>
@@ -3107,6 +2777,8 @@
           <w:b/>
           <w:bCs/>
           <w:color w:val="000000" w:themeColor="text1"/>
+          <w:sz w:val="24"/>
+          <w:szCs w:val="24"/>
         </w:rPr>
         <w:t>Trabalhos Relacionados e Soluções Anteriores</w:t>
       </w:r>
@@ -3182,6 +2854,7 @@
           <w:numId w:val="4"/>
         </w:numPr>
         <w:spacing w:line="360" w:lineRule="auto"/>
+        <w:ind w:left="720"/>
         <w:rPr>
           <w:rFonts w:ascii="Arial" w:eastAsia="Arial" w:hAnsi="Arial" w:cs="Arial"/>
           <w:sz w:val="20"/>
@@ -3243,6 +2916,7 @@
           <w:numId w:val="4"/>
         </w:numPr>
         <w:spacing w:line="360" w:lineRule="auto"/>
+        <w:ind w:left="720"/>
         <w:rPr>
           <w:rFonts w:ascii="Arial" w:eastAsia="Arial" w:hAnsi="Arial" w:cs="Arial"/>
           <w:sz w:val="20"/>
@@ -3322,12 +2996,15 @@
           <w:numId w:val="6"/>
         </w:numPr>
         <w:spacing w:after="0" w:line="360" w:lineRule="auto"/>
+        <w:ind w:left="720"/>
         <w:jc w:val="both"/>
         <w:rPr>
           <w:rFonts w:ascii="Arial" w:hAnsi="Arial" w:cs="Arial"/>
           <w:b/>
           <w:bCs/>
           <w:color w:val="000000" w:themeColor="text1"/>
+          <w:sz w:val="24"/>
+          <w:szCs w:val="24"/>
         </w:rPr>
       </w:pPr>
       <w:r>
@@ -3336,6 +3013,8 @@
           <w:b/>
           <w:bCs/>
           <w:color w:val="000000" w:themeColor="text1"/>
+          <w:sz w:val="24"/>
+          <w:szCs w:val="24"/>
         </w:rPr>
         <w:lastRenderedPageBreak/>
         <w:t>Limitações das Abordagens Atuais e Identificação de Lacunas</w:t>
@@ -3369,6 +3048,7 @@
           <w:numId w:val="4"/>
         </w:numPr>
         <w:spacing w:after="0" w:line="360" w:lineRule="auto"/>
+        <w:ind w:left="720"/>
         <w:jc w:val="both"/>
         <w:rPr>
           <w:rFonts w:ascii="Arial" w:eastAsia="Arial" w:hAnsi="Arial" w:cs="Arial"/>
@@ -3411,6 +3091,7 @@
           <w:numId w:val="4"/>
         </w:numPr>
         <w:spacing w:after="0" w:line="360" w:lineRule="auto"/>
+        <w:ind w:left="720"/>
         <w:jc w:val="both"/>
         <w:rPr>
           <w:rFonts w:ascii="Arial" w:eastAsia="Arial" w:hAnsi="Arial" w:cs="Arial"/>
@@ -3493,6 +3174,7 @@
           <w:numId w:val="4"/>
         </w:numPr>
         <w:spacing w:after="0" w:line="360" w:lineRule="auto"/>
+        <w:ind w:left="720"/>
         <w:jc w:val="both"/>
         <w:rPr>
           <w:rFonts w:ascii="Arial" w:eastAsia="Arial" w:hAnsi="Arial" w:cs="Arial"/>
@@ -3592,6 +3274,7 @@
           <w:numId w:val="6"/>
         </w:numPr>
         <w:spacing w:after="0" w:line="360" w:lineRule="auto"/>
+        <w:ind w:left="720"/>
         <w:jc w:val="both"/>
         <w:rPr>
           <w:rFonts w:ascii="Arial" w:eastAsia="Arial" w:hAnsi="Arial" w:cs="Arial"/>
@@ -3606,6 +3289,8 @@
           <w:b/>
           <w:bCs/>
           <w:color w:val="000000" w:themeColor="text1"/>
+          <w:sz w:val="24"/>
+          <w:szCs w:val="24"/>
         </w:rPr>
         <w:t>A Proposta do Projeto: Superando as Lacunas</w:t>
       </w:r>
@@ -3675,6 +3360,7 @@
           <w:numId w:val="5"/>
         </w:numPr>
         <w:spacing w:line="360" w:lineRule="auto"/>
+        <w:ind w:left="720"/>
         <w:rPr>
           <w:rFonts w:ascii="Arial" w:eastAsia="Arial" w:hAnsi="Arial" w:cs="Arial"/>
           <w:sz w:val="20"/>
@@ -3708,6 +3394,7 @@
           <w:numId w:val="5"/>
         </w:numPr>
         <w:spacing w:line="360" w:lineRule="auto"/>
+        <w:ind w:left="720"/>
         <w:rPr>
           <w:rFonts w:ascii="Arial" w:eastAsia="Arial" w:hAnsi="Arial" w:cs="Arial"/>
           <w:sz w:val="20"/>
@@ -3777,6 +3464,7 @@
           <w:numId w:val="5"/>
         </w:numPr>
         <w:spacing w:line="360" w:lineRule="auto"/>
+        <w:ind w:left="720"/>
         <w:rPr>
           <w:rFonts w:ascii="Arial" w:eastAsia="Arial" w:hAnsi="Arial" w:cs="Arial"/>
           <w:sz w:val="20"/>
@@ -3932,6 +3620,7 @@
           <w:numId w:val="6"/>
         </w:numPr>
         <w:spacing w:before="240" w:after="0" w:line="360" w:lineRule="auto"/>
+        <w:ind w:left="720"/>
         <w:jc w:val="both"/>
         <w:rPr>
           <w:rFonts w:ascii="Arial" w:hAnsi="Arial" w:cs="Arial"/>
@@ -3959,6 +3648,7 @@
           <w:numId w:val="6"/>
         </w:numPr>
         <w:spacing w:before="240" w:after="0" w:line="360" w:lineRule="auto"/>
+        <w:ind w:left="720"/>
         <w:jc w:val="both"/>
         <w:rPr>
           <w:rFonts w:ascii="Arial" w:hAnsi="Arial" w:cs="Arial"/>
@@ -3982,7 +3672,7 @@
     <w:p>
       <w:pPr>
         <w:spacing w:after="0" w:line="360" w:lineRule="auto"/>
-        <w:ind w:left="1416" w:firstLine="709"/>
+        <w:ind w:left="-2" w:firstLine="709"/>
         <w:jc w:val="both"/>
         <w:rPr>
           <w:rFonts w:ascii="Arial" w:eastAsia="Arial" w:hAnsi="Arial" w:cs="Arial"/>
@@ -4004,7 +3694,7 @@
     <w:p>
       <w:pPr>
         <w:spacing w:after="0" w:line="360" w:lineRule="auto"/>
-        <w:ind w:left="1416" w:firstLine="709"/>
+        <w:ind w:left="-2" w:firstLine="709"/>
         <w:jc w:val="both"/>
         <w:rPr>
           <w:rFonts w:ascii="Arial" w:eastAsia="Arial" w:hAnsi="Arial" w:cs="Arial"/>
@@ -4026,7 +3716,7 @@
     <w:p>
       <w:pPr>
         <w:spacing w:after="0" w:line="360" w:lineRule="auto"/>
-        <w:ind w:left="1416" w:firstLine="709"/>
+        <w:ind w:left="-2" w:firstLine="709"/>
         <w:jc w:val="both"/>
         <w:rPr>
           <w:rFonts w:ascii="Arial" w:eastAsia="Arial" w:hAnsi="Arial" w:cs="Arial"/>
@@ -4091,7 +3781,7 @@
     <w:p>
       <w:pPr>
         <w:spacing w:after="0" w:line="360" w:lineRule="auto"/>
-        <w:ind w:left="1416" w:firstLine="709"/>
+        <w:ind w:left="-2" w:firstLine="709"/>
         <w:jc w:val="both"/>
       </w:pPr>
       <w:r>
@@ -4111,6 +3801,7 @@
           <w:numId w:val="6"/>
         </w:numPr>
         <w:spacing w:before="240" w:after="0" w:line="360" w:lineRule="auto"/>
+        <w:ind w:left="720"/>
         <w:jc w:val="both"/>
         <w:rPr>
           <w:rFonts w:ascii="Arial" w:hAnsi="Arial" w:cs="Arial"/>
@@ -4128,53 +3819,13 @@
           <w:sz w:val="24"/>
           <w:szCs w:val="24"/>
         </w:rPr>
-        <w:t xml:space="preserve">Vulnerabilidades e </w:t>
-      </w:r>
-      <w:r>
-        <w:rPr>
-          <w:rFonts w:ascii="Arial" w:hAnsi="Arial" w:cs="Arial"/>
-          <w:b/>
-          <w:bCs/>
-          <w:sz w:val="24"/>
-          <w:szCs w:val="24"/>
-        </w:rPr>
-        <w:t xml:space="preserve">Limitações de </w:t>
-      </w:r>
-      <w:r>
-        <w:rPr>
-          <w:rFonts w:ascii="Arial" w:hAnsi="Arial" w:cs="Arial"/>
-          <w:b/>
-          <w:bCs/>
-          <w:sz w:val="24"/>
-          <w:szCs w:val="24"/>
-        </w:rPr>
-        <w:t>Sistemas</w:t>
-      </w:r>
-      <w:r>
-        <w:rPr>
-          <w:rFonts w:ascii="Arial" w:hAnsi="Arial" w:cs="Arial"/>
-          <w:b/>
-          <w:bCs/>
-          <w:sz w:val="24"/>
-          <w:szCs w:val="24"/>
-        </w:rPr>
-        <w:t xml:space="preserve"> </w:t>
-      </w:r>
-      <w:r>
-        <w:rPr>
-          <w:rFonts w:ascii="Arial" w:hAnsi="Arial" w:cs="Arial"/>
-          <w:b/>
-          <w:bCs/>
-          <w:sz w:val="24"/>
-          <w:szCs w:val="24"/>
-        </w:rPr>
-        <w:t>Centralizados</w:t>
-      </w:r>
-    </w:p>
-    <w:p>
-      <w:pPr>
-        <w:spacing w:after="0" w:line="360" w:lineRule="auto"/>
-        <w:ind w:left="1416" w:firstLine="709"/>
+        <w:t>Vulnerabilidades e Limitações de Sistemas Centralizados</w:t>
+      </w:r>
+    </w:p>
+    <w:p>
+      <w:pPr>
+        <w:spacing w:after="0" w:line="360" w:lineRule="auto"/>
+        <w:ind w:left="-2" w:firstLine="709"/>
         <w:jc w:val="both"/>
         <w:rPr>
           <w:rFonts w:ascii="Arial" w:eastAsia="Arial" w:hAnsi="Arial" w:cs="Arial"/>
@@ -4287,13 +3938,13 @@
           <w:noProof/>
         </w:rPr>
         <w:drawing>
-          <wp:inline distT="0" distB="0" distL="0" distR="0" wp14:anchorId="208DAB20" wp14:editId="369D5474">
+          <wp:inline distT="0" distB="0" distL="0" distR="0" wp14:anchorId="12FB114E" wp14:editId="44D39635">
             <wp:extent cx="2773124" cy="2786944"/>
             <wp:effectExtent l="0" t="0" r="0" b="0"/>
             <wp:docPr id="1842454482" name="drawing">
               <a:extLst xmlns:a="http://schemas.openxmlformats.org/drawingml/2006/main">
                 <a:ext uri="{FF2B5EF4-FFF2-40B4-BE49-F238E27FC236}">
-                  <a16:creationId xmlns:a16="http://schemas.microsoft.com/office/drawing/2014/main" id="{E5B01EFB-223F-49B6-B1C2-97F52E7E1E96}"/>
+                  <a16:creationId xmlns:a16="http://schemas.microsoft.com/office/drawing/2014/main" id="{2F9A0B32-5908-4088-861B-7F8175F36D9E}"/>
                 </a:ext>
               </a:extLst>
             </wp:docPr>
@@ -4308,7 +3959,7 @@
                     <pic:cNvPicPr/>
                   </pic:nvPicPr>
                   <pic:blipFill>
-                    <a:blip r:embed="rId7">
+                    <a:blip r:embed="rId8">
                       <a:extLst>
                         <a:ext uri="{28A0092B-C50C-407E-A947-70E740481C1C}">
                           <a14:useLocalDpi xmlns:a14="http://schemas.microsoft.com/office/drawing/2010/main"/>
@@ -4388,15 +4039,7 @@
           <w:sz w:val="20"/>
           <w:szCs w:val="20"/>
         </w:rPr>
-        <w:t>202</w:t>
-      </w:r>
-      <w:r>
-        <w:rPr>
-          <w:rFonts w:ascii="Arial" w:hAnsi="Arial" w:cs="Arial"/>
-          <w:sz w:val="20"/>
-          <w:szCs w:val="20"/>
-        </w:rPr>
-        <w:t>6</w:t>
+        <w:t>2026</w:t>
       </w:r>
       <w:r>
         <w:rPr>
@@ -4410,7 +4053,7 @@
     <w:p>
       <w:pPr>
         <w:spacing w:after="0" w:line="360" w:lineRule="auto"/>
-        <w:ind w:left="1416" w:firstLine="709"/>
+        <w:ind w:left="-2" w:firstLine="709"/>
         <w:jc w:val="both"/>
         <w:rPr>
           <w:rFonts w:ascii="Arial" w:hAnsi="Arial" w:cs="Arial"/>
@@ -4430,7 +4073,7 @@
     <w:p>
       <w:pPr>
         <w:spacing w:after="0" w:line="360" w:lineRule="auto"/>
-        <w:ind w:left="1416" w:firstLine="709"/>
+        <w:ind w:left="-2" w:firstLine="709"/>
         <w:jc w:val="both"/>
         <w:rPr>
           <w:rFonts w:ascii="Arial" w:hAnsi="Arial" w:cs="Arial"/>
@@ -4520,7 +4163,7 @@
     <w:p>
       <w:pPr>
         <w:spacing w:after="0" w:line="360" w:lineRule="auto"/>
-        <w:ind w:left="1416" w:firstLine="709"/>
+        <w:ind w:left="-2" w:firstLine="709"/>
         <w:jc w:val="both"/>
         <w:rPr>
           <w:rFonts w:ascii="Arial" w:hAnsi="Arial" w:cs="Arial"/>
@@ -4540,14 +4183,23 @@
     <w:p>
       <w:pPr>
         <w:spacing w:after="0" w:line="360" w:lineRule="auto"/>
-        <w:ind w:left="1416" w:firstLine="709"/>
-        <w:jc w:val="both"/>
-        <w:rPr>
-          <w:rFonts w:ascii="Arial" w:hAnsi="Arial" w:cs="Arial"/>
-          <w:sz w:val="20"/>
-          <w:szCs w:val="20"/>
-        </w:rPr>
-      </w:pPr>
+        <w:ind w:left="-2" w:firstLine="709"/>
+        <w:jc w:val="both"/>
+        <w:rPr>
+          <w:rFonts w:ascii="Arial" w:hAnsi="Arial" w:cs="Arial"/>
+          <w:sz w:val="20"/>
+          <w:szCs w:val="20"/>
+        </w:rPr>
+      </w:pPr>
+      <w:r>
+        <w:rPr>
+          <w:rFonts w:ascii="Arial" w:hAnsi="Arial" w:cs="Arial"/>
+          <w:sz w:val="20"/>
+          <w:szCs w:val="20"/>
+        </w:rPr>
+        <w:t xml:space="preserve">A auditabilidade também pode ser limitada, já que a verificação normalmente depende do acesso aos mesmos servidores administrados pela entidade responsável pela eleição. Conforme Josh </w:t>
+      </w:r>
+      <w:proofErr w:type="spellStart"/>
       <w:r>
         <w:rPr>
           <w:rFonts w:ascii="Arial" w:hAnsi="Arial" w:cs="Arial"/>
@@ -4555,15 +4207,6 @@
           <w:szCs w:val="20"/>
         </w:rPr>
         <w:lastRenderedPageBreak/>
-        <w:t xml:space="preserve">A auditabilidade também pode ser limitada, já que a verificação normalmente depende do acesso aos mesmos servidores administrados pela entidade responsável pela eleição. Conforme Josh </w:t>
-      </w:r>
-      <w:proofErr w:type="spellStart"/>
-      <w:r>
-        <w:rPr>
-          <w:rFonts w:ascii="Arial" w:hAnsi="Arial" w:cs="Arial"/>
-          <w:sz w:val="20"/>
-          <w:szCs w:val="20"/>
-        </w:rPr>
         <w:t>Benaloh</w:t>
       </w:r>
       <w:proofErr w:type="spellEnd"/>
@@ -4579,7 +4222,7 @@
     <w:p>
       <w:pPr>
         <w:spacing w:after="0" w:line="360" w:lineRule="auto"/>
-        <w:ind w:left="1416" w:firstLine="709"/>
+        <w:ind w:left="-2" w:firstLine="709"/>
         <w:jc w:val="both"/>
         <w:rPr>
           <w:rFonts w:ascii="Arial" w:hAnsi="Arial" w:cs="Arial"/>
@@ -4599,7 +4242,7 @@
     <w:p>
       <w:pPr>
         <w:spacing w:after="0" w:line="360" w:lineRule="auto"/>
-        <w:ind w:left="1416" w:firstLine="709"/>
+        <w:ind w:left="-2" w:firstLine="709"/>
         <w:jc w:val="both"/>
       </w:pPr>
       <w:r>
@@ -4635,6 +4278,7 @@
           <w:numId w:val="6"/>
         </w:numPr>
         <w:spacing w:before="240" w:after="0" w:line="360" w:lineRule="auto"/>
+        <w:ind w:left="720"/>
         <w:jc w:val="both"/>
         <w:rPr>
           <w:rFonts w:ascii="Arial" w:hAnsi="Arial" w:cs="Arial"/>
@@ -4674,6 +4318,7 @@
           <w:numId w:val="6"/>
         </w:numPr>
         <w:spacing w:before="240" w:after="0" w:line="360" w:lineRule="auto"/>
+        <w:ind w:left="720"/>
         <w:jc w:val="both"/>
         <w:rPr>
           <w:rFonts w:ascii="Arial" w:hAnsi="Arial" w:cs="Arial"/>
@@ -4708,7 +4353,7 @@
     <w:p>
       <w:pPr>
         <w:spacing w:after="0" w:line="360" w:lineRule="auto"/>
-        <w:ind w:left="1416" w:firstLine="709"/>
+        <w:ind w:left="-2" w:firstLine="709"/>
         <w:jc w:val="both"/>
         <w:rPr>
           <w:rFonts w:ascii="Arial" w:hAnsi="Arial" w:cs="Arial"/>
@@ -4761,7 +4406,7 @@
     <w:p>
       <w:pPr>
         <w:spacing w:after="0" w:line="360" w:lineRule="auto"/>
-        <w:ind w:left="1416" w:firstLine="709"/>
+        <w:ind w:left="-2" w:firstLine="709"/>
         <w:jc w:val="both"/>
         <w:rPr>
           <w:rFonts w:ascii="Arial" w:hAnsi="Arial" w:cs="Arial"/>
@@ -4837,7 +4482,7 @@
     <w:p>
       <w:pPr>
         <w:spacing w:after="0" w:line="360" w:lineRule="auto"/>
-        <w:ind w:left="1416" w:firstLine="709"/>
+        <w:ind w:left="-2" w:firstLine="709"/>
         <w:jc w:val="both"/>
         <w:rPr>
           <w:rFonts w:ascii="Arial" w:hAnsi="Arial" w:cs="Arial"/>
@@ -4857,7 +4502,7 @@
     <w:p>
       <w:pPr>
         <w:spacing w:after="0" w:line="360" w:lineRule="auto"/>
-        <w:ind w:left="1416" w:firstLine="709"/>
+        <w:ind w:left="-2" w:firstLine="709"/>
         <w:jc w:val="both"/>
         <w:rPr>
           <w:rFonts w:ascii="Arial" w:hAnsi="Arial" w:cs="Arial"/>
@@ -4877,7 +4522,7 @@
     <w:p>
       <w:pPr>
         <w:spacing w:after="0" w:line="360" w:lineRule="auto"/>
-        <w:ind w:left="1416" w:firstLine="709"/>
+        <w:ind w:left="-2" w:firstLine="709"/>
         <w:jc w:val="both"/>
       </w:pPr>
       <w:r>
@@ -4913,6 +4558,7 @@
           <w:numId w:val="6"/>
         </w:numPr>
         <w:spacing w:before="240" w:after="0" w:line="360" w:lineRule="auto"/>
+        <w:ind w:left="720"/>
         <w:jc w:val="both"/>
         <w:rPr>
           <w:rFonts w:ascii="Arial" w:hAnsi="Arial" w:cs="Arial"/>
@@ -4936,7 +4582,7 @@
     <w:p>
       <w:pPr>
         <w:spacing w:after="0" w:line="360" w:lineRule="auto"/>
-        <w:ind w:left="1416" w:firstLine="709"/>
+        <w:ind w:left="-2" w:firstLine="709"/>
         <w:jc w:val="both"/>
         <w:rPr>
           <w:rFonts w:ascii="Arial" w:hAnsi="Arial" w:cs="Arial"/>
@@ -5011,7 +4657,7 @@
     <w:p>
       <w:pPr>
         <w:spacing w:after="0" w:line="360" w:lineRule="auto"/>
-        <w:ind w:left="1416" w:firstLine="709"/>
+        <w:ind w:left="-2" w:firstLine="709"/>
         <w:jc w:val="both"/>
         <w:rPr>
           <w:rFonts w:ascii="Arial" w:hAnsi="Arial" w:cs="Arial"/>
@@ -5066,7 +4712,7 @@
     <w:p>
       <w:pPr>
         <w:spacing w:after="0" w:line="360" w:lineRule="auto"/>
-        <w:ind w:left="1416" w:firstLine="709"/>
+        <w:ind w:left="-2" w:firstLine="709"/>
         <w:jc w:val="both"/>
         <w:rPr>
           <w:rFonts w:ascii="Arial" w:hAnsi="Arial" w:cs="Arial"/>
@@ -5086,7 +4732,7 @@
     <w:p>
       <w:pPr>
         <w:spacing w:after="0" w:line="360" w:lineRule="auto"/>
-        <w:ind w:left="1416" w:firstLine="709"/>
+        <w:ind w:left="-2" w:firstLine="709"/>
         <w:jc w:val="both"/>
       </w:pPr>
       <w:r>
@@ -5105,6 +4751,7 @@
           <w:numId w:val="6"/>
         </w:numPr>
         <w:spacing w:before="240" w:after="0" w:line="360" w:lineRule="auto"/>
+        <w:ind w:left="720"/>
         <w:jc w:val="both"/>
         <w:rPr>
           <w:rFonts w:ascii="Arial" w:hAnsi="Arial" w:cs="Arial"/>
@@ -5122,7 +4769,6 @@
           <w:sz w:val="24"/>
           <w:szCs w:val="24"/>
         </w:rPr>
-        <w:lastRenderedPageBreak/>
         <w:t xml:space="preserve">Redes Públicas </w:t>
       </w:r>
       <w:proofErr w:type="spellStart"/>
@@ -5151,7 +4797,7 @@
     <w:p>
       <w:pPr>
         <w:spacing w:after="0" w:line="360" w:lineRule="auto"/>
-        <w:ind w:left="1416" w:firstLine="709"/>
+        <w:ind w:left="-2" w:firstLine="709"/>
         <w:jc w:val="both"/>
         <w:rPr>
           <w:rFonts w:ascii="Arial" w:hAnsi="Arial" w:cs="Arial"/>
@@ -5188,7 +4834,7 @@
     <w:p>
       <w:pPr>
         <w:spacing w:after="0" w:line="360" w:lineRule="auto"/>
-        <w:ind w:left="1416" w:firstLine="709"/>
+        <w:ind w:left="-2" w:firstLine="709"/>
         <w:jc w:val="both"/>
         <w:rPr>
           <w:rFonts w:ascii="Arial" w:hAnsi="Arial" w:cs="Arial"/>
@@ -5241,20 +4887,21 @@
     <w:p>
       <w:pPr>
         <w:spacing w:after="0" w:line="360" w:lineRule="auto"/>
-        <w:ind w:left="1416" w:firstLine="709"/>
-        <w:jc w:val="both"/>
-        <w:rPr>
-          <w:rFonts w:ascii="Arial" w:hAnsi="Arial" w:cs="Arial"/>
-          <w:sz w:val="20"/>
-          <w:szCs w:val="20"/>
-        </w:rPr>
-      </w:pPr>
-      <w:r>
-        <w:rPr>
-          <w:rFonts w:ascii="Arial" w:hAnsi="Arial" w:cs="Arial"/>
-          <w:sz w:val="20"/>
-          <w:szCs w:val="20"/>
-        </w:rPr>
+        <w:ind w:left="-2" w:firstLine="709"/>
+        <w:jc w:val="both"/>
+        <w:rPr>
+          <w:rFonts w:ascii="Arial" w:hAnsi="Arial" w:cs="Arial"/>
+          <w:sz w:val="20"/>
+          <w:szCs w:val="20"/>
+        </w:rPr>
+      </w:pPr>
+      <w:r>
+        <w:rPr>
+          <w:rFonts w:ascii="Arial" w:hAnsi="Arial" w:cs="Arial"/>
+          <w:sz w:val="20"/>
+          <w:szCs w:val="20"/>
+        </w:rPr>
+        <w:lastRenderedPageBreak/>
         <w:t>Já as redes permissionadas operam com acesso controlado, permitindo que apenas participantes autorizados realizem determinadas operações. Esse modelo oferece maior desempenho, controle administrativo e adequação a ambientes institucionais (D</w:t>
       </w:r>
       <w:r>
@@ -5277,7 +4924,7 @@
     <w:p>
       <w:pPr>
         <w:spacing w:after="0" w:line="360" w:lineRule="auto"/>
-        <w:ind w:left="1416" w:firstLine="709"/>
+        <w:ind w:left="-2" w:firstLine="709"/>
         <w:jc w:val="both"/>
       </w:pPr>
       <w:r>
@@ -5332,6 +4979,7 @@
           <w:numId w:val="6"/>
         </w:numPr>
         <w:spacing w:before="240" w:after="0" w:line="360" w:lineRule="auto"/>
+        <w:ind w:left="720"/>
         <w:jc w:val="both"/>
         <w:rPr>
           <w:rFonts w:ascii="Arial" w:hAnsi="Arial" w:cs="Arial"/>
@@ -5367,7 +5015,7 @@
     <w:p>
       <w:pPr>
         <w:spacing w:after="0" w:line="360" w:lineRule="auto"/>
-        <w:ind w:left="708" w:firstLine="709"/>
+        <w:ind w:left="-1" w:firstLine="709"/>
         <w:jc w:val="both"/>
         <w:rPr>
           <w:rFonts w:ascii="Arial" w:hAnsi="Arial" w:cs="Arial"/>
@@ -5422,7 +5070,7 @@
     <w:p>
       <w:pPr>
         <w:spacing w:after="0" w:line="360" w:lineRule="auto"/>
-        <w:ind w:left="708" w:firstLine="709"/>
+        <w:ind w:left="-1" w:firstLine="709"/>
         <w:jc w:val="both"/>
       </w:pPr>
       <w:r>
@@ -5639,13 +5287,13 @@
           <w:noProof/>
         </w:rPr>
         <w:drawing>
-          <wp:inline distT="0" distB="0" distL="0" distR="0" wp14:anchorId="17CE26CF" wp14:editId="0B1021F6">
+          <wp:inline distT="0" distB="0" distL="0" distR="0" wp14:anchorId="043643ED" wp14:editId="30D89851">
             <wp:extent cx="3767811" cy="1787375"/>
             <wp:effectExtent l="0" t="0" r="0" b="0"/>
             <wp:docPr id="476045334" name="drawing">
               <a:extLst xmlns:a="http://schemas.openxmlformats.org/drawingml/2006/main">
                 <a:ext uri="{FF2B5EF4-FFF2-40B4-BE49-F238E27FC236}">
-                  <a16:creationId xmlns:a16="http://schemas.microsoft.com/office/drawing/2014/main" id="{CD99B5E6-A001-4DBF-819C-AA3081FDE483}"/>
+                  <a16:creationId xmlns:a16="http://schemas.microsoft.com/office/drawing/2014/main" id="{89440474-4314-4D83-8DC4-F6048BD73B7C}"/>
                 </a:ext>
               </a:extLst>
             </wp:docPr>
@@ -5660,7 +5308,7 @@
                     <pic:cNvPicPr/>
                   </pic:nvPicPr>
                   <pic:blipFill>
-                    <a:blip r:embed="rId8">
+                    <a:blip r:embed="rId9">
                       <a:extLst>
                         <a:ext uri="{28A0092B-C50C-407E-A947-70E740481C1C}">
                           <a14:useLocalDpi xmlns:a14="http://schemas.microsoft.com/office/drawing/2010/main"/>
@@ -5704,7 +5352,7 @@
     <w:p>
       <w:pPr>
         <w:spacing w:after="0" w:line="360" w:lineRule="auto"/>
-        <w:ind w:left="708" w:firstLine="709"/>
+        <w:ind w:left="-1" w:firstLine="709"/>
         <w:jc w:val="both"/>
         <w:rPr>
           <w:rFonts w:ascii="Arial" w:hAnsi="Arial" w:cs="Arial"/>
@@ -5743,7 +5391,7 @@
     <w:p>
       <w:pPr>
         <w:spacing w:after="0" w:line="360" w:lineRule="auto"/>
-        <w:ind w:left="708" w:firstLine="709"/>
+        <w:ind w:left="-1" w:firstLine="709"/>
         <w:jc w:val="both"/>
         <w:rPr>
           <w:rFonts w:ascii="Arial" w:hAnsi="Arial" w:cs="Arial"/>
@@ -5780,28 +5428,27 @@
     <w:p>
       <w:pPr>
         <w:spacing w:after="0" w:line="360" w:lineRule="auto"/>
-        <w:ind w:left="708" w:firstLine="709"/>
-        <w:jc w:val="both"/>
-        <w:rPr>
-          <w:rFonts w:ascii="Arial" w:hAnsi="Arial" w:cs="Arial"/>
-          <w:sz w:val="20"/>
-          <w:szCs w:val="20"/>
-        </w:rPr>
-      </w:pPr>
-      <w:r>
-        <w:rPr>
-          <w:rFonts w:ascii="Arial" w:hAnsi="Arial" w:cs="Arial"/>
-          <w:sz w:val="20"/>
-          <w:szCs w:val="20"/>
-        </w:rPr>
-        <w:lastRenderedPageBreak/>
+        <w:ind w:left="-1" w:firstLine="709"/>
+        <w:jc w:val="both"/>
+        <w:rPr>
+          <w:rFonts w:ascii="Arial" w:hAnsi="Arial" w:cs="Arial"/>
+          <w:sz w:val="20"/>
+          <w:szCs w:val="20"/>
+        </w:rPr>
+      </w:pPr>
+      <w:r>
+        <w:rPr>
+          <w:rFonts w:ascii="Arial" w:hAnsi="Arial" w:cs="Arial"/>
+          <w:sz w:val="20"/>
+          <w:szCs w:val="20"/>
+        </w:rPr>
         <w:t>Outro diferencial é a possibilidade de auditoria independente, já que os registros críticos são replicados entre múltiplos nós autorizados.</w:t>
       </w:r>
     </w:p>
     <w:p>
       <w:pPr>
         <w:spacing w:after="0" w:line="360" w:lineRule="auto"/>
-        <w:ind w:left="708" w:firstLine="709"/>
+        <w:ind w:left="-1" w:firstLine="709"/>
         <w:jc w:val="both"/>
         <w:rPr>
           <w:rFonts w:ascii="Arial" w:hAnsi="Arial" w:cs="Arial"/>
@@ -5843,6 +5490,7 @@
           <w:numId w:val="6"/>
         </w:numPr>
         <w:spacing w:before="240" w:after="0" w:line="360" w:lineRule="auto"/>
+        <w:ind w:left="720"/>
         <w:jc w:val="both"/>
         <w:rPr>
           <w:rFonts w:ascii="Arial" w:hAnsi="Arial" w:cs="Arial"/>
@@ -5901,6 +5549,7 @@
           <w:numId w:val="6"/>
         </w:numPr>
         <w:spacing w:before="240" w:after="0" w:line="360" w:lineRule="auto"/>
+        <w:ind w:left="720"/>
         <w:jc w:val="both"/>
         <w:rPr>
           <w:rFonts w:ascii="Arial" w:hAnsi="Arial" w:cs="Arial"/>
@@ -5958,20 +5607,21 @@
     <w:p>
       <w:pPr>
         <w:spacing w:after="0" w:line="360" w:lineRule="auto"/>
-        <w:ind w:left="1416" w:firstLine="709"/>
-        <w:jc w:val="both"/>
-        <w:rPr>
-          <w:rFonts w:ascii="Arial" w:hAnsi="Arial" w:cs="Arial"/>
-          <w:sz w:val="20"/>
-          <w:szCs w:val="20"/>
-        </w:rPr>
-      </w:pPr>
-      <w:r>
-        <w:rPr>
-          <w:rFonts w:ascii="Arial" w:hAnsi="Arial" w:cs="Arial"/>
-          <w:sz w:val="20"/>
-          <w:szCs w:val="20"/>
-        </w:rPr>
+        <w:ind w:left="-2" w:firstLine="709"/>
+        <w:jc w:val="both"/>
+        <w:rPr>
+          <w:rFonts w:ascii="Arial" w:hAnsi="Arial" w:cs="Arial"/>
+          <w:sz w:val="20"/>
+          <w:szCs w:val="20"/>
+        </w:rPr>
+      </w:pPr>
+      <w:r>
+        <w:rPr>
+          <w:rFonts w:ascii="Arial" w:hAnsi="Arial" w:cs="Arial"/>
+          <w:sz w:val="20"/>
+          <w:szCs w:val="20"/>
+        </w:rPr>
+        <w:lastRenderedPageBreak/>
         <w:t xml:space="preserve">A modelagem da </w:t>
       </w:r>
       <w:r>
@@ -6049,7 +5699,7 @@
     <w:p>
       <w:pPr>
         <w:spacing w:after="0" w:line="360" w:lineRule="auto"/>
-        <w:ind w:left="1416" w:firstLine="709"/>
+        <w:ind w:left="-2" w:firstLine="709"/>
         <w:jc w:val="both"/>
         <w:rPr>
           <w:rFonts w:ascii="Arial" w:hAnsi="Arial" w:cs="Arial"/>
@@ -6088,7 +5738,7 @@
     <w:p>
       <w:pPr>
         <w:spacing w:after="0" w:line="360" w:lineRule="auto"/>
-        <w:ind w:left="1416" w:firstLine="709"/>
+        <w:ind w:left="-2" w:firstLine="709"/>
         <w:jc w:val="both"/>
         <w:rPr>
           <w:rFonts w:ascii="Arial" w:hAnsi="Arial" w:cs="Arial"/>
@@ -6169,6 +5819,7 @@
           <w:numId w:val="6"/>
         </w:numPr>
         <w:spacing w:before="240" w:after="0" w:line="360" w:lineRule="auto"/>
+        <w:ind w:left="720"/>
         <w:jc w:val="both"/>
         <w:rPr>
           <w:rFonts w:ascii="Arial" w:hAnsi="Arial" w:cs="Arial"/>
@@ -6215,7 +5866,7 @@
     <w:p>
       <w:pPr>
         <w:spacing w:after="0" w:line="360" w:lineRule="auto"/>
-        <w:ind w:left="1416" w:firstLine="709"/>
+        <w:ind w:left="-2" w:firstLine="709"/>
         <w:jc w:val="both"/>
         <w:rPr>
           <w:rFonts w:ascii="Arial" w:hAnsi="Arial" w:cs="Arial"/>
@@ -6299,7 +5950,7 @@
     <w:p>
       <w:pPr>
         <w:spacing w:after="0" w:line="360" w:lineRule="auto"/>
-        <w:ind w:left="1416" w:firstLine="709"/>
+        <w:ind w:left="-2" w:firstLine="709"/>
         <w:jc w:val="both"/>
         <w:rPr>
           <w:rFonts w:ascii="Arial" w:hAnsi="Arial" w:cs="Arial"/>
@@ -6338,7 +5989,7 @@
     <w:p>
       <w:pPr>
         <w:spacing w:after="0" w:line="360" w:lineRule="auto"/>
-        <w:ind w:left="1416" w:firstLine="709"/>
+        <w:ind w:left="-2" w:firstLine="709"/>
         <w:jc w:val="both"/>
         <w:rPr>
           <w:rFonts w:ascii="Arial" w:hAnsi="Arial" w:cs="Arial"/>
@@ -6381,6 +6032,7 @@
           <w:numId w:val="6"/>
         </w:numPr>
         <w:spacing w:before="240" w:after="0" w:line="360" w:lineRule="auto"/>
+        <w:ind w:left="720"/>
         <w:jc w:val="both"/>
         <w:rPr>
           <w:rFonts w:ascii="Arial" w:hAnsi="Arial" w:cs="Arial"/>
@@ -6404,7 +6056,7 @@
     <w:p>
       <w:pPr>
         <w:spacing w:after="0" w:line="360" w:lineRule="auto"/>
-        <w:ind w:left="1416" w:firstLine="709"/>
+        <w:ind w:left="-2" w:firstLine="709"/>
         <w:jc w:val="both"/>
         <w:rPr>
           <w:rFonts w:ascii="Arial" w:hAnsi="Arial" w:cs="Arial"/>
@@ -6424,7 +6076,7 @@
     <w:p>
       <w:pPr>
         <w:spacing w:after="0" w:line="360" w:lineRule="auto"/>
-        <w:ind w:left="1416" w:firstLine="709"/>
+        <w:ind w:left="-2" w:firstLine="709"/>
         <w:jc w:val="both"/>
         <w:rPr>
           <w:rFonts w:ascii="Arial" w:hAnsi="Arial" w:cs="Arial"/>
@@ -6461,7 +6113,7 @@
     <w:p>
       <w:pPr>
         <w:spacing w:after="0" w:line="360" w:lineRule="auto"/>
-        <w:ind w:left="1416" w:firstLine="709"/>
+        <w:ind w:left="-2" w:firstLine="709"/>
         <w:jc w:val="both"/>
         <w:rPr>
           <w:rFonts w:ascii="Arial" w:hAnsi="Arial" w:cs="Arial"/>
@@ -6485,6 +6137,7 @@
           <w:numId w:val="6"/>
         </w:numPr>
         <w:spacing w:before="240" w:after="0" w:line="360" w:lineRule="auto"/>
+        <w:ind w:left="720"/>
         <w:jc w:val="both"/>
         <w:rPr>
           <w:rFonts w:ascii="Arial" w:hAnsi="Arial" w:cs="Arial"/>
@@ -6512,6 +6165,7 @@
           <w:numId w:val="6"/>
         </w:numPr>
         <w:spacing w:before="240" w:after="0" w:line="360" w:lineRule="auto"/>
+        <w:ind w:left="720"/>
         <w:jc w:val="both"/>
         <w:rPr>
           <w:rFonts w:ascii="Arial" w:hAnsi="Arial" w:cs="Arial"/>
@@ -6535,28 +6189,27 @@
     <w:p>
       <w:pPr>
         <w:spacing w:after="0" w:line="360" w:lineRule="auto"/>
-        <w:ind w:left="1416" w:firstLine="709"/>
-        <w:jc w:val="both"/>
-        <w:rPr>
-          <w:rFonts w:ascii="Arial" w:hAnsi="Arial" w:cs="Arial"/>
-          <w:sz w:val="20"/>
-          <w:szCs w:val="20"/>
-        </w:rPr>
-      </w:pPr>
-      <w:r>
-        <w:rPr>
-          <w:rFonts w:ascii="Arial" w:hAnsi="Arial" w:cs="Arial"/>
-          <w:sz w:val="20"/>
-          <w:szCs w:val="20"/>
-        </w:rPr>
-        <w:lastRenderedPageBreak/>
+        <w:ind w:left="-2" w:firstLine="709"/>
+        <w:jc w:val="both"/>
+        <w:rPr>
+          <w:rFonts w:ascii="Arial" w:hAnsi="Arial" w:cs="Arial"/>
+          <w:sz w:val="20"/>
+          <w:szCs w:val="20"/>
+        </w:rPr>
+      </w:pPr>
+      <w:r>
+        <w:rPr>
+          <w:rFonts w:ascii="Arial" w:hAnsi="Arial" w:cs="Arial"/>
+          <w:sz w:val="20"/>
+          <w:szCs w:val="20"/>
+        </w:rPr>
         <w:t>O fluxo inicia-se com a configuração da eleição, incluindo definição de candidatos, período eleitoral e eleitores autorizados.</w:t>
       </w:r>
     </w:p>
     <w:p>
       <w:pPr>
         <w:spacing w:after="0" w:line="360" w:lineRule="auto"/>
-        <w:ind w:left="1416" w:firstLine="709"/>
+        <w:ind w:left="-2" w:firstLine="709"/>
         <w:jc w:val="both"/>
         <w:rPr>
           <w:rFonts w:ascii="Arial" w:hAnsi="Arial" w:cs="Arial"/>
@@ -6593,7 +6246,7 @@
     <w:p>
       <w:pPr>
         <w:spacing w:after="0" w:line="360" w:lineRule="auto"/>
-        <w:ind w:left="1416" w:firstLine="709"/>
+        <w:ind w:left="-2" w:firstLine="709"/>
         <w:jc w:val="both"/>
         <w:rPr>
           <w:rFonts w:ascii="Arial" w:hAnsi="Arial" w:cs="Arial"/>
@@ -6613,7 +6266,7 @@
     <w:p>
       <w:pPr>
         <w:spacing w:after="0" w:line="360" w:lineRule="auto"/>
-        <w:ind w:left="1416" w:firstLine="709"/>
+        <w:ind w:left="-2" w:firstLine="709"/>
         <w:jc w:val="both"/>
         <w:rPr>
           <w:rFonts w:ascii="Arial" w:hAnsi="Arial" w:cs="Arial"/>
@@ -6637,6 +6290,7 @@
           <w:numId w:val="6"/>
         </w:numPr>
         <w:spacing w:before="240" w:after="0" w:line="360" w:lineRule="auto"/>
+        <w:ind w:left="720"/>
         <w:jc w:val="both"/>
         <w:rPr>
           <w:rFonts w:ascii="Arial" w:hAnsi="Arial" w:cs="Arial"/>
@@ -6654,13 +6308,14 @@
           <w:sz w:val="24"/>
           <w:szCs w:val="24"/>
         </w:rPr>
+        <w:lastRenderedPageBreak/>
         <w:t>Emissão da Credencial e Registro do Voto</w:t>
       </w:r>
     </w:p>
     <w:p>
       <w:pPr>
         <w:spacing w:after="0" w:line="360" w:lineRule="auto"/>
-        <w:ind w:left="1416" w:firstLine="709"/>
+        <w:ind w:left="-2" w:firstLine="709"/>
         <w:jc w:val="both"/>
         <w:rPr>
           <w:rFonts w:ascii="Arial" w:hAnsi="Arial" w:cs="Arial"/>
@@ -6735,7 +6390,7 @@
     <w:p>
       <w:pPr>
         <w:spacing w:after="0" w:line="360" w:lineRule="auto"/>
-        <w:ind w:left="1416" w:firstLine="709"/>
+        <w:ind w:left="-2" w:firstLine="709"/>
         <w:jc w:val="both"/>
         <w:rPr>
           <w:rFonts w:ascii="Arial" w:hAnsi="Arial" w:cs="Arial"/>
@@ -6810,7 +6465,7 @@
     <w:p>
       <w:pPr>
         <w:spacing w:after="0" w:line="360" w:lineRule="auto"/>
-        <w:ind w:left="1416" w:firstLine="709"/>
+        <w:ind w:left="-2" w:firstLine="709"/>
         <w:jc w:val="both"/>
         <w:rPr>
           <w:rFonts w:ascii="Arial" w:hAnsi="Arial" w:cs="Arial"/>
@@ -6849,7 +6504,7 @@
     <w:p>
       <w:pPr>
         <w:spacing w:after="0" w:line="360" w:lineRule="auto"/>
-        <w:ind w:left="1416" w:firstLine="709"/>
+        <w:ind w:left="-2" w:firstLine="709"/>
         <w:jc w:val="both"/>
         <w:rPr>
           <w:rFonts w:ascii="Arial" w:hAnsi="Arial" w:cs="Arial"/>
@@ -6888,7 +6543,7 @@
     <w:p>
       <w:pPr>
         <w:spacing w:after="0" w:line="360" w:lineRule="auto"/>
-        <w:ind w:left="1416" w:firstLine="709"/>
+        <w:ind w:left="-2" w:firstLine="709"/>
         <w:jc w:val="both"/>
       </w:pPr>
       <w:r>
@@ -7041,6 +6696,7 @@
           <w:numId w:val="6"/>
         </w:numPr>
         <w:spacing w:before="240" w:after="0" w:line="360" w:lineRule="auto"/>
+        <w:ind w:left="720"/>
         <w:jc w:val="both"/>
         <w:rPr>
           <w:rFonts w:ascii="Arial" w:hAnsi="Arial" w:cs="Arial"/>
@@ -7064,7 +6720,7 @@
     <w:p>
       <w:pPr>
         <w:spacing w:before="240" w:after="0" w:line="360" w:lineRule="auto"/>
-        <w:ind w:left="1429" w:firstLine="695"/>
+        <w:ind w:firstLine="695"/>
         <w:jc w:val="both"/>
         <w:rPr>
           <w:rFonts w:ascii="Arial" w:hAnsi="Arial" w:cs="Arial"/>
@@ -7168,21 +6824,20 @@
     <w:p>
       <w:pPr>
         <w:spacing w:before="240" w:after="0" w:line="360" w:lineRule="auto"/>
-        <w:ind w:left="1429" w:firstLine="695"/>
-        <w:jc w:val="both"/>
-        <w:rPr>
-          <w:rFonts w:ascii="Arial" w:hAnsi="Arial" w:cs="Arial"/>
-          <w:sz w:val="20"/>
-          <w:szCs w:val="20"/>
-        </w:rPr>
-      </w:pPr>
-      <w:r>
-        <w:rPr>
-          <w:rFonts w:ascii="Arial" w:hAnsi="Arial" w:cs="Arial"/>
-          <w:sz w:val="20"/>
-          <w:szCs w:val="20"/>
-        </w:rPr>
-        <w:lastRenderedPageBreak/>
+        <w:ind w:firstLine="695"/>
+        <w:jc w:val="both"/>
+        <w:rPr>
+          <w:rFonts w:ascii="Arial" w:hAnsi="Arial" w:cs="Arial"/>
+          <w:sz w:val="20"/>
+          <w:szCs w:val="20"/>
+        </w:rPr>
+      </w:pPr>
+      <w:r>
+        <w:rPr>
+          <w:rFonts w:ascii="Arial" w:hAnsi="Arial" w:cs="Arial"/>
+          <w:sz w:val="20"/>
+          <w:szCs w:val="20"/>
+        </w:rPr>
         <w:t>A</w:t>
       </w:r>
       <w:r>
@@ -7238,6 +6893,7 @@
       <w:pPr>
         <w:pStyle w:val="Legenda"/>
         <w:keepNext/>
+        <w:spacing w:line="360" w:lineRule="auto"/>
         <w:jc w:val="center"/>
         <w:rPr>
           <w:rFonts w:ascii="Arial" w:hAnsi="Arial" w:cs="Arial"/>
@@ -7248,103 +6904,38 @@
       <w:r>
         <w:rPr>
           <w:rFonts w:ascii="Arial" w:hAnsi="Arial" w:cs="Arial"/>
-          <w:i w:val="0"/>
-          <w:iCs w:val="0"/>
-          <w:color w:val="auto"/>
-          <w:sz w:val="20"/>
-          <w:szCs w:val="20"/>
-        </w:rPr>
-        <w:t xml:space="preserve">Figura </w:t>
-      </w:r>
-      <w:r>
-        <w:rPr>
-          <w:rFonts w:ascii="Arial" w:hAnsi="Arial" w:cs="Arial"/>
-          <w:i w:val="0"/>
-          <w:iCs w:val="0"/>
-          <w:color w:val="auto"/>
-          <w:sz w:val="20"/>
-          <w:szCs w:val="20"/>
-        </w:rPr>
-        <w:fldChar w:fldCharType="begin"/>
-      </w:r>
-      <w:r>
-        <w:rPr>
-          <w:rFonts w:ascii="Arial" w:hAnsi="Arial" w:cs="Arial"/>
-          <w:i w:val="0"/>
-          <w:iCs w:val="0"/>
-          <w:color w:val="auto"/>
-          <w:sz w:val="20"/>
-          <w:szCs w:val="20"/>
-        </w:rPr>
-        <w:instrText xml:space="preserve"> SEQ Figura \* ARABIC </w:instrText>
-      </w:r>
-      <w:r>
-        <w:rPr>
-          <w:rFonts w:ascii="Arial" w:hAnsi="Arial" w:cs="Arial"/>
-          <w:i w:val="0"/>
-          <w:iCs w:val="0"/>
-          <w:color w:val="auto"/>
-          <w:sz w:val="20"/>
-          <w:szCs w:val="20"/>
-        </w:rPr>
-        <w:fldChar w:fldCharType="separate"/>
-      </w:r>
-      <w:r>
-        <w:rPr>
-          <w:rFonts w:ascii="Arial" w:hAnsi="Arial" w:cs="Arial"/>
-          <w:i w:val="0"/>
-          <w:iCs w:val="0"/>
           <w:noProof/>
-          <w:color w:val="auto"/>
-          <w:sz w:val="20"/>
-          <w:szCs w:val="20"/>
-        </w:rPr>
-        <w:t>3</w:t>
-      </w:r>
-      <w:r>
-        <w:rPr>
-          <w:rFonts w:ascii="Arial" w:hAnsi="Arial" w:cs="Arial"/>
-          <w:i w:val="0"/>
-          <w:iCs w:val="0"/>
-          <w:color w:val="auto"/>
-          <w:sz w:val="20"/>
-          <w:szCs w:val="20"/>
-        </w:rPr>
-        <w:fldChar w:fldCharType="end"/>
-      </w:r>
-      <w:r>
-        <w:rPr>
-          <w:rFonts w:ascii="Arial" w:hAnsi="Arial" w:cs="Arial"/>
-          <w:i w:val="0"/>
-          <w:iCs w:val="0"/>
-          <w:color w:val="auto"/>
-          <w:sz w:val="20"/>
-          <w:szCs w:val="20"/>
-        </w:rPr>
-        <w:t xml:space="preserve"> - Demonstração de voto depositado no Candidato A</w:t>
-      </w:r>
-    </w:p>
-    <w:p>
-      <w:pPr>
-        <w:spacing w:before="240" w:after="0" w:line="360" w:lineRule="auto"/>
-        <w:jc w:val="center"/>
-        <w:rPr>
-          <w:rFonts w:ascii="Arial" w:hAnsi="Arial" w:cs="Arial"/>
-          <w:sz w:val="20"/>
-          <w:szCs w:val="20"/>
-        </w:rPr>
-      </w:pPr>
-      <w:r>
-        <w:rPr>
-          <w:rFonts w:ascii="Arial" w:hAnsi="Arial" w:cs="Arial"/>
-          <w:sz w:val="20"/>
-          <w:szCs w:val="20"/>
-        </w:rPr>
+          <w:sz w:val="20"/>
+          <w:szCs w:val="20"/>
+        </w:rPr>
+        <w:lastRenderedPageBreak/>
         <w:drawing>
-          <wp:inline distT="0" distB="0" distL="0" distR="0" wp14:anchorId="237C7833" wp14:editId="1FC69EFC">
+          <wp:anchor distT="0" distB="0" distL="114300" distR="114300" simplePos="0" relativeHeight="251658240" behindDoc="1" locked="0" layoutInCell="1" allowOverlap="1" wp14:anchorId="00581E44" wp14:editId="4F4367EA">
+            <wp:simplePos x="0" y="0"/>
+            <wp:positionH relativeFrom="page">
+              <wp:align>center</wp:align>
+            </wp:positionH>
+            <wp:positionV relativeFrom="paragraph">
+              <wp:posOffset>241163</wp:posOffset>
+            </wp:positionV>
             <wp:extent cx="5760085" cy="2830195"/>
             <wp:effectExtent l="0" t="0" r="0" b="8255"/>
-            <wp:docPr id="2073886740" name="Imagem 1"/>
+            <wp:wrapTight wrapText="bothSides">
+              <wp:wrapPolygon edited="0">
+                <wp:start x="0" y="0"/>
+                <wp:lineTo x="0" y="21518"/>
+                <wp:lineTo x="21502" y="21518"/>
+                <wp:lineTo x="21502" y="0"/>
+                <wp:lineTo x="0" y="0"/>
+              </wp:wrapPolygon>
+            </wp:wrapTight>
+            <wp:docPr id="2073886740" name="Imagem 1">
+              <a:extLst xmlns:a="http://schemas.openxmlformats.org/drawingml/2006/main">
+                <a:ext uri="{FF2B5EF4-FFF2-40B4-BE49-F238E27FC236}">
+                  <a16:creationId xmlns:a16="http://schemas.microsoft.com/office/drawing/2014/main" id="{7438D286-0DAC-433E-993B-453AD9449AAC}"/>
+                </a:ext>
+              </a:extLst>
+            </wp:docPr>
             <wp:cNvGraphicFramePr>
               <a:graphicFrameLocks xmlns:a="http://schemas.openxmlformats.org/drawingml/2006/main" noChangeAspect="1"/>
             </wp:cNvGraphicFramePr>
@@ -7356,7 +6947,13 @@
                     <pic:cNvPicPr/>
                   </pic:nvPicPr>
                   <pic:blipFill>
-                    <a:blip r:embed="rId9"/>
+                    <a:blip r:embed="rId10" cstate="print">
+                      <a:extLst>
+                        <a:ext uri="{28A0092B-C50C-407E-A947-70E740481C1C}">
+                          <a14:useLocalDpi xmlns:a14="http://schemas.microsoft.com/office/drawing/2010/main" val="0"/>
+                        </a:ext>
+                      </a:extLst>
+                    </a:blip>
                     <a:stretch>
                       <a:fillRect/>
                     </a:stretch>
@@ -7373,54 +6970,9 @@
                 </pic:pic>
               </a:graphicData>
             </a:graphic>
-          </wp:inline>
+          </wp:anchor>
         </w:drawing>
       </w:r>
-    </w:p>
-    <w:p>
-      <w:pPr>
-        <w:spacing w:after="0" w:line="360" w:lineRule="auto"/>
-        <w:jc w:val="center"/>
-        <w:rPr>
-          <w:rFonts w:ascii="Arial" w:eastAsia="Arial" w:hAnsi="Arial" w:cs="Arial"/>
-          <w:sz w:val="20"/>
-          <w:szCs w:val="20"/>
-        </w:rPr>
-      </w:pPr>
-      <w:r>
-        <w:rPr>
-          <w:rFonts w:ascii="Arial" w:eastAsia="Arial" w:hAnsi="Arial" w:cs="Arial"/>
-          <w:sz w:val="20"/>
-          <w:szCs w:val="20"/>
-        </w:rPr>
-        <w:t>Fonte: Elaboração Própria (2026)</w:t>
-      </w:r>
-    </w:p>
-    <w:p>
-      <w:pPr>
-        <w:spacing w:after="0" w:line="360" w:lineRule="auto"/>
-        <w:jc w:val="center"/>
-        <w:rPr>
-          <w:rFonts w:ascii="Arial" w:eastAsia="Arial" w:hAnsi="Arial" w:cs="Arial"/>
-          <w:sz w:val="20"/>
-          <w:szCs w:val="20"/>
-        </w:rPr>
-      </w:pPr>
-    </w:p>
-    <w:p>
-      <w:pPr>
-        <w:pStyle w:val="Legenda"/>
-        <w:keepNext/>
-        <w:jc w:val="center"/>
-        <w:rPr>
-          <w:rFonts w:ascii="Arial" w:hAnsi="Arial" w:cs="Arial"/>
-          <w:i w:val="0"/>
-          <w:iCs w:val="0"/>
-          <w:color w:val="auto"/>
-          <w:sz w:val="20"/>
-          <w:szCs w:val="20"/>
-        </w:rPr>
-      </w:pPr>
       <w:r>
         <w:rPr>
           <w:rFonts w:ascii="Arial" w:hAnsi="Arial" w:cs="Arial"/>
@@ -7475,7 +7027,7 @@
           <w:sz w:val="20"/>
           <w:szCs w:val="20"/>
         </w:rPr>
-        <w:t>4</w:t>
+        <w:t>3</w:t>
       </w:r>
       <w:r>
         <w:rPr>
@@ -7497,20 +7049,77 @@
           <w:sz w:val="20"/>
           <w:szCs w:val="20"/>
         </w:rPr>
-        <w:t xml:space="preserve"> - Ataque simulado de alteração de voto do Candidato A para o Candidato B</w:t>
+        <w:t xml:space="preserve"> - Demonstração de voto depositado no Candidato A</w:t>
       </w:r>
     </w:p>
     <w:p>
       <w:pPr>
         <w:spacing w:after="0" w:line="360" w:lineRule="auto"/>
         <w:jc w:val="center"/>
-      </w:pPr>
-      <w:r>
+        <w:rPr>
+          <w:rFonts w:ascii="Arial" w:eastAsia="Arial" w:hAnsi="Arial" w:cs="Arial"/>
+          <w:sz w:val="20"/>
+          <w:szCs w:val="20"/>
+        </w:rPr>
+      </w:pPr>
+      <w:r>
+        <w:rPr>
+          <w:rFonts w:ascii="Arial" w:eastAsia="Arial" w:hAnsi="Arial" w:cs="Arial"/>
+          <w:sz w:val="20"/>
+          <w:szCs w:val="20"/>
+        </w:rPr>
+        <w:t>Fonte: Elaboração Própria (2026)</w:t>
+      </w:r>
+    </w:p>
+    <w:p>
+      <w:pPr>
+        <w:spacing w:after="0" w:line="360" w:lineRule="auto"/>
+        <w:jc w:val="center"/>
+        <w:rPr>
+          <w:rFonts w:ascii="Arial" w:eastAsia="Arial" w:hAnsi="Arial" w:cs="Arial"/>
+          <w:sz w:val="20"/>
+          <w:szCs w:val="20"/>
+        </w:rPr>
+      </w:pPr>
+    </w:p>
+    <w:p>
+      <w:pPr>
+        <w:pStyle w:val="Legenda"/>
+        <w:keepNext/>
+        <w:spacing w:line="360" w:lineRule="auto"/>
+        <w:jc w:val="center"/>
+        <w:rPr>
+          <w:rFonts w:ascii="Arial" w:hAnsi="Arial" w:cs="Arial"/>
+          <w:i w:val="0"/>
+          <w:iCs w:val="0"/>
+          <w:color w:val="auto"/>
+          <w:sz w:val="20"/>
+          <w:szCs w:val="20"/>
+        </w:rPr>
+      </w:pPr>
+      <w:r>
+        <w:rPr>
+          <w:noProof/>
+        </w:rPr>
         <w:drawing>
-          <wp:inline distT="0" distB="0" distL="0" distR="0" wp14:anchorId="2B4DB10A" wp14:editId="2780A4EF">
+          <wp:anchor distT="0" distB="0" distL="114300" distR="114300" simplePos="0" relativeHeight="251659264" behindDoc="1" locked="0" layoutInCell="1" allowOverlap="1" wp14:anchorId="0DB496D6" wp14:editId="7E9257E8">
+            <wp:simplePos x="0" y="0"/>
+            <wp:positionH relativeFrom="page">
+              <wp:align>center</wp:align>
+            </wp:positionH>
+            <wp:positionV relativeFrom="paragraph">
+              <wp:posOffset>219511</wp:posOffset>
+            </wp:positionV>
             <wp:extent cx="5760085" cy="2849880"/>
             <wp:effectExtent l="0" t="0" r="0" b="7620"/>
-            <wp:docPr id="43708344" name="Imagem 1"/>
+            <wp:wrapTopAndBottom/>
+            <wp:docPr id="43708344" name="Imagem 1">
+              <a:extLst xmlns:a="http://schemas.openxmlformats.org/drawingml/2006/main">
+                <a:ext uri="{FF2B5EF4-FFF2-40B4-BE49-F238E27FC236}">
+                  <a16:creationId xmlns:a16="http://schemas.microsoft.com/office/drawing/2014/main" id="{06E38A48-BF8D-4CBF-98AA-A1017C691FE4}"/>
+                </a:ext>
+              </a:extLst>
+            </wp:docPr>
             <wp:cNvGraphicFramePr>
               <a:graphicFrameLocks xmlns:a="http://schemas.openxmlformats.org/drawingml/2006/main" noChangeAspect="1"/>
             </wp:cNvGraphicFramePr>
@@ -7522,7 +7131,13 @@
                     <pic:cNvPicPr/>
                   </pic:nvPicPr>
                   <pic:blipFill>
-                    <a:blip r:embed="rId10"/>
+                    <a:blip r:embed="rId11" cstate="print">
+                      <a:extLst>
+                        <a:ext uri="{28A0092B-C50C-407E-A947-70E740481C1C}">
+                          <a14:useLocalDpi xmlns:a14="http://schemas.microsoft.com/office/drawing/2010/main" val="0"/>
+                        </a:ext>
+                      </a:extLst>
+                    </a:blip>
                     <a:stretch>
                       <a:fillRect/>
                     </a:stretch>
@@ -7539,9 +7154,87 @@
                 </pic:pic>
               </a:graphicData>
             </a:graphic>
-          </wp:inline>
+          </wp:anchor>
         </w:drawing>
       </w:r>
+      <w:r>
+        <w:rPr>
+          <w:rFonts w:ascii="Arial" w:hAnsi="Arial" w:cs="Arial"/>
+          <w:i w:val="0"/>
+          <w:iCs w:val="0"/>
+          <w:color w:val="auto"/>
+          <w:sz w:val="20"/>
+          <w:szCs w:val="20"/>
+        </w:rPr>
+        <w:t xml:space="preserve">Figura </w:t>
+      </w:r>
+      <w:r>
+        <w:rPr>
+          <w:rFonts w:ascii="Arial" w:hAnsi="Arial" w:cs="Arial"/>
+          <w:i w:val="0"/>
+          <w:iCs w:val="0"/>
+          <w:color w:val="auto"/>
+          <w:sz w:val="20"/>
+          <w:szCs w:val="20"/>
+        </w:rPr>
+        <w:fldChar w:fldCharType="begin"/>
+      </w:r>
+      <w:r>
+        <w:rPr>
+          <w:rFonts w:ascii="Arial" w:hAnsi="Arial" w:cs="Arial"/>
+          <w:i w:val="0"/>
+          <w:iCs w:val="0"/>
+          <w:color w:val="auto"/>
+          <w:sz w:val="20"/>
+          <w:szCs w:val="20"/>
+        </w:rPr>
+        <w:instrText xml:space="preserve"> SEQ Figura \* ARABIC </w:instrText>
+      </w:r>
+      <w:r>
+        <w:rPr>
+          <w:rFonts w:ascii="Arial" w:hAnsi="Arial" w:cs="Arial"/>
+          <w:i w:val="0"/>
+          <w:iCs w:val="0"/>
+          <w:color w:val="auto"/>
+          <w:sz w:val="20"/>
+          <w:szCs w:val="20"/>
+        </w:rPr>
+        <w:fldChar w:fldCharType="separate"/>
+      </w:r>
+      <w:r>
+        <w:rPr>
+          <w:rFonts w:ascii="Arial" w:hAnsi="Arial" w:cs="Arial"/>
+          <w:i w:val="0"/>
+          <w:iCs w:val="0"/>
+          <w:noProof/>
+          <w:color w:val="auto"/>
+          <w:sz w:val="20"/>
+          <w:szCs w:val="20"/>
+        </w:rPr>
+        <w:t>4</w:t>
+      </w:r>
+      <w:r>
+        <w:rPr>
+          <w:rFonts w:ascii="Arial" w:hAnsi="Arial" w:cs="Arial"/>
+          <w:i w:val="0"/>
+          <w:iCs w:val="0"/>
+          <w:color w:val="auto"/>
+          <w:sz w:val="20"/>
+          <w:szCs w:val="20"/>
+        </w:rPr>
+        <w:fldChar w:fldCharType="end"/>
+      </w:r>
+      <w:r>
+        <w:rPr>
+          <w:rFonts w:ascii="Arial" w:hAnsi="Arial" w:cs="Arial"/>
+          <w:i w:val="0"/>
+          <w:iCs w:val="0"/>
+          <w:color w:val="auto"/>
+          <w:sz w:val="20"/>
+          <w:szCs w:val="20"/>
+        </w:rPr>
+        <w:t xml:space="preserve"> - Ataque simulado de alteração de voto do Candidato A para o Candidato B</w:t>
+      </w:r>
     </w:p>
     <w:p>
       <w:pPr>
@@ -7566,12 +7259,17 @@
       <w:pPr>
         <w:spacing w:after="0" w:line="360" w:lineRule="auto"/>
         <w:jc w:val="center"/>
-      </w:pPr>
-    </w:p>
-    <w:p>
-      <w:pPr>
-        <w:spacing w:after="0" w:line="360" w:lineRule="auto"/>
-        <w:ind w:left="1416" w:firstLine="708"/>
+        <w:rPr>
+          <w:rFonts w:ascii="Arial" w:eastAsia="Arial" w:hAnsi="Arial" w:cs="Arial"/>
+          <w:sz w:val="20"/>
+          <w:szCs w:val="20"/>
+        </w:rPr>
+      </w:pPr>
+    </w:p>
+    <w:p>
+      <w:pPr>
+        <w:spacing w:after="0" w:line="360" w:lineRule="auto"/>
+        <w:ind w:firstLine="708"/>
         <w:jc w:val="both"/>
         <w:rPr>
           <w:rFonts w:ascii="Arial" w:hAnsi="Arial" w:cs="Arial"/>
@@ -7641,8 +7339,81 @@
           <w:sz w:val="20"/>
           <w:szCs w:val="20"/>
         </w:rPr>
-        <w:t xml:space="preserve"> VOTE_ELEICAO_001) garantiu que o direito ao voto fosse exercido estritamente uma única vez. Durante a experimentação, qualquer tentativa de repetição de voto utilizando a mesma credencial foi sumariamente </w:t>
-      </w:r>
+        <w:t xml:space="preserve"> VOTE_ELEICAO_001) garantiu que o direito ao voto fosse exercido estritamente uma única vez. Durante a experimentação, qualquer tentativa de repetição de voto utilizando a mesma credencial foi sumariamente rejeitada na camada de consenso da rede através dos filtros de transação (</w:t>
+      </w:r>
+      <w:proofErr w:type="spellStart"/>
+      <w:r>
+        <w:rPr>
+          <w:rFonts w:ascii="Arial" w:hAnsi="Arial" w:cs="Arial"/>
+          <w:i/>
+          <w:iCs/>
+          <w:sz w:val="20"/>
+          <w:szCs w:val="20"/>
+        </w:rPr>
+        <w:t>transaction</w:t>
+      </w:r>
+      <w:proofErr w:type="spellEnd"/>
+      <w:r>
+        <w:rPr>
+          <w:rFonts w:ascii="Arial" w:hAnsi="Arial" w:cs="Arial"/>
+          <w:i/>
+          <w:iCs/>
+          <w:sz w:val="20"/>
+          <w:szCs w:val="20"/>
+        </w:rPr>
+        <w:t xml:space="preserve"> </w:t>
+      </w:r>
+      <w:proofErr w:type="spellStart"/>
+      <w:r>
+        <w:rPr>
+          <w:rFonts w:ascii="Arial" w:hAnsi="Arial" w:cs="Arial"/>
+          <w:i/>
+          <w:iCs/>
+          <w:sz w:val="20"/>
+          <w:szCs w:val="20"/>
+        </w:rPr>
+        <w:t>filters</w:t>
+      </w:r>
+      <w:proofErr w:type="spellEnd"/>
+      <w:r>
+        <w:rPr>
+          <w:rFonts w:ascii="Arial" w:hAnsi="Arial" w:cs="Arial"/>
+          <w:sz w:val="20"/>
+          <w:szCs w:val="20"/>
+        </w:rPr>
+        <w:t xml:space="preserve">), independentemente da validação prévia pelo </w:t>
+      </w:r>
+      <w:proofErr w:type="spellStart"/>
+      <w:r>
+        <w:rPr>
+          <w:rFonts w:ascii="Arial" w:hAnsi="Arial" w:cs="Arial"/>
+          <w:i/>
+          <w:sz w:val="20"/>
+          <w:szCs w:val="20"/>
+        </w:rPr>
+        <w:t>backend</w:t>
+      </w:r>
+      <w:proofErr w:type="spellEnd"/>
+      <w:r>
+        <w:rPr>
+          <w:rFonts w:ascii="Arial" w:hAnsi="Arial" w:cs="Arial"/>
+          <w:sz w:val="20"/>
+          <w:szCs w:val="20"/>
+        </w:rPr>
+        <w:t>.</w:t>
+      </w:r>
+    </w:p>
+    <w:p>
+      <w:pPr>
+        <w:spacing w:after="0" w:line="360" w:lineRule="auto"/>
+        <w:ind w:firstLine="708"/>
+        <w:jc w:val="both"/>
+        <w:rPr>
+          <w:rFonts w:ascii="Arial" w:hAnsi="Arial" w:cs="Arial"/>
+          <w:sz w:val="20"/>
+          <w:szCs w:val="20"/>
+        </w:rPr>
+      </w:pPr>
       <w:r>
         <w:rPr>
           <w:rFonts w:ascii="Arial" w:hAnsi="Arial" w:cs="Arial"/>
@@ -7650,61 +7421,98 @@
           <w:szCs w:val="20"/>
         </w:rPr>
         <w:lastRenderedPageBreak/>
-        <w:t>rejeitada na camada de consenso da rede através dos filtros de transação (</w:t>
-      </w:r>
-      <w:proofErr w:type="spellStart"/>
-      <w:r>
-        <w:rPr>
-          <w:rFonts w:ascii="Arial" w:hAnsi="Arial" w:cs="Arial"/>
-          <w:i/>
-          <w:iCs/>
-          <w:sz w:val="20"/>
-          <w:szCs w:val="20"/>
-        </w:rPr>
-        <w:t>transaction</w:t>
-      </w:r>
-      <w:proofErr w:type="spellEnd"/>
-      <w:r>
-        <w:rPr>
-          <w:rFonts w:ascii="Arial" w:hAnsi="Arial" w:cs="Arial"/>
-          <w:i/>
-          <w:iCs/>
-          <w:sz w:val="20"/>
-          <w:szCs w:val="20"/>
-        </w:rPr>
-        <w:t xml:space="preserve"> </w:t>
-      </w:r>
-      <w:proofErr w:type="spellStart"/>
-      <w:r>
-        <w:rPr>
-          <w:rFonts w:ascii="Arial" w:hAnsi="Arial" w:cs="Arial"/>
-          <w:i/>
-          <w:iCs/>
-          <w:sz w:val="20"/>
-          <w:szCs w:val="20"/>
-        </w:rPr>
-        <w:t>filters</w:t>
-      </w:r>
-      <w:proofErr w:type="spellEnd"/>
-      <w:r>
-        <w:rPr>
-          <w:rFonts w:ascii="Arial" w:hAnsi="Arial" w:cs="Arial"/>
-          <w:sz w:val="20"/>
-          <w:szCs w:val="20"/>
-        </w:rPr>
-        <w:t xml:space="preserve">), independentemente da validação prévia pelo </w:t>
-      </w:r>
-      <w:proofErr w:type="spellStart"/>
-      <w:r>
-        <w:rPr>
-          <w:rFonts w:ascii="Arial" w:hAnsi="Arial" w:cs="Arial"/>
-          <w:i/>
-          <w:sz w:val="20"/>
-          <w:szCs w:val="20"/>
-        </w:rPr>
-        <w:t>backend</w:t>
-      </w:r>
-      <w:proofErr w:type="spellEnd"/>
+        <w:t>A</w:t>
+      </w:r>
+      <w:r>
+        <w:rPr>
+          <w:rFonts w:ascii="Arial" w:hAnsi="Arial" w:cs="Arial"/>
+          <w:sz w:val="20"/>
+          <w:szCs w:val="20"/>
+        </w:rPr>
+        <w:t>s</w:t>
+      </w:r>
+      <w:r>
+        <w:rPr>
+          <w:rFonts w:ascii="Arial" w:hAnsi="Arial" w:cs="Arial"/>
+          <w:sz w:val="20"/>
+          <w:szCs w:val="20"/>
+        </w:rPr>
+        <w:t xml:space="preserve"> Figura</w:t>
+      </w:r>
+      <w:r>
+        <w:rPr>
+          <w:rFonts w:ascii="Arial" w:hAnsi="Arial" w:cs="Arial"/>
+          <w:sz w:val="20"/>
+          <w:szCs w:val="20"/>
+        </w:rPr>
+        <w:t>s</w:t>
+      </w:r>
+      <w:r>
+        <w:rPr>
+          <w:rFonts w:ascii="Arial" w:hAnsi="Arial" w:cs="Arial"/>
+          <w:sz w:val="20"/>
+          <w:szCs w:val="20"/>
+        </w:rPr>
+        <w:t xml:space="preserve"> 5</w:t>
+      </w:r>
+      <w:r>
+        <w:rPr>
+          <w:rFonts w:ascii="Arial" w:hAnsi="Arial" w:cs="Arial"/>
+          <w:sz w:val="20"/>
+          <w:szCs w:val="20"/>
+        </w:rPr>
+        <w:t xml:space="preserve"> e 6</w:t>
+      </w:r>
+      <w:r>
+        <w:rPr>
+          <w:rFonts w:ascii="Arial" w:hAnsi="Arial" w:cs="Arial"/>
+          <w:sz w:val="20"/>
+          <w:szCs w:val="20"/>
+        </w:rPr>
+        <w:t xml:space="preserve"> demonstra</w:t>
+      </w:r>
+      <w:r>
+        <w:rPr>
+          <w:rFonts w:ascii="Arial" w:hAnsi="Arial" w:cs="Arial"/>
+          <w:sz w:val="20"/>
+          <w:szCs w:val="20"/>
+        </w:rPr>
+        <w:t>m</w:t>
+      </w:r>
+      <w:r>
+        <w:rPr>
+          <w:rFonts w:ascii="Arial" w:hAnsi="Arial" w:cs="Arial"/>
+          <w:sz w:val="20"/>
+          <w:szCs w:val="20"/>
+        </w:rPr>
+        <w:t xml:space="preserve"> a eficácia da </w:t>
+      </w:r>
+      <w:r>
+        <w:rPr>
+          <w:rFonts w:ascii="Arial" w:hAnsi="Arial" w:cs="Arial"/>
+          <w:i/>
+          <w:sz w:val="20"/>
+          <w:szCs w:val="20"/>
+        </w:rPr>
+        <w:t>blockchain</w:t>
+      </w:r>
+      <w:r>
+        <w:rPr>
+          <w:rFonts w:ascii="Arial" w:hAnsi="Arial" w:cs="Arial"/>
+          <w:sz w:val="20"/>
+          <w:szCs w:val="20"/>
+        </w:rPr>
+        <w:t xml:space="preserve"> no bloqueio de transações maliciosas, ilustrando a rejeição de uma tentativa de duplo voto pelo consumo prévio do </w:t>
+      </w:r>
+      <w:r>
+        <w:rPr>
+          <w:rFonts w:ascii="Arial" w:hAnsi="Arial" w:cs="Arial"/>
+          <w:i/>
+          <w:sz w:val="20"/>
+          <w:szCs w:val="20"/>
+        </w:rPr>
+        <w:t>token</w:t>
+      </w:r>
       <w:r>
         <w:rPr>
           <w:rFonts w:ascii="Arial" w:hAnsi="Arial" w:cs="Arial"/>
@@ -7717,136 +7525,6 @@
     <w:p>
       <w:pPr>
         <w:spacing w:after="0" w:line="360" w:lineRule="auto"/>
-        <w:ind w:left="1416" w:firstLine="708"/>
-        <w:jc w:val="both"/>
-        <w:rPr>
-          <w:rFonts w:ascii="Arial" w:hAnsi="Arial" w:cs="Arial"/>
-          <w:sz w:val="20"/>
-          <w:szCs w:val="20"/>
-        </w:rPr>
-      </w:pPr>
-      <w:r>
-        <w:rPr>
-          <w:rFonts w:ascii="Arial" w:hAnsi="Arial" w:cs="Arial"/>
-          <w:sz w:val="20"/>
-          <w:szCs w:val="20"/>
-        </w:rPr>
-        <w:t>A</w:t>
-      </w:r>
-      <w:r>
-        <w:rPr>
-          <w:rFonts w:ascii="Arial" w:hAnsi="Arial" w:cs="Arial"/>
-          <w:sz w:val="20"/>
-          <w:szCs w:val="20"/>
-        </w:rPr>
-        <w:t>s</w:t>
-      </w:r>
-      <w:r>
-        <w:rPr>
-          <w:rFonts w:ascii="Arial" w:hAnsi="Arial" w:cs="Arial"/>
-          <w:sz w:val="20"/>
-          <w:szCs w:val="20"/>
-        </w:rPr>
-        <w:t xml:space="preserve"> Figura</w:t>
-      </w:r>
-      <w:r>
-        <w:rPr>
-          <w:rFonts w:ascii="Arial" w:hAnsi="Arial" w:cs="Arial"/>
-          <w:sz w:val="20"/>
-          <w:szCs w:val="20"/>
-        </w:rPr>
-        <w:t>s</w:t>
-      </w:r>
-      <w:r>
-        <w:rPr>
-          <w:rFonts w:ascii="Arial" w:hAnsi="Arial" w:cs="Arial"/>
-          <w:sz w:val="20"/>
-          <w:szCs w:val="20"/>
-        </w:rPr>
-        <w:t xml:space="preserve"> 5</w:t>
-      </w:r>
-      <w:r>
-        <w:rPr>
-          <w:rFonts w:ascii="Arial" w:hAnsi="Arial" w:cs="Arial"/>
-          <w:sz w:val="20"/>
-          <w:szCs w:val="20"/>
-        </w:rPr>
-        <w:t xml:space="preserve"> e 6</w:t>
-      </w:r>
-      <w:r>
-        <w:rPr>
-          <w:rFonts w:ascii="Arial" w:hAnsi="Arial" w:cs="Arial"/>
-          <w:sz w:val="20"/>
-          <w:szCs w:val="20"/>
-        </w:rPr>
-        <w:t xml:space="preserve"> demonstra</w:t>
-      </w:r>
-      <w:r>
-        <w:rPr>
-          <w:rFonts w:ascii="Arial" w:hAnsi="Arial" w:cs="Arial"/>
-          <w:sz w:val="20"/>
-          <w:szCs w:val="20"/>
-        </w:rPr>
-        <w:t>m</w:t>
-      </w:r>
-      <w:r>
-        <w:rPr>
-          <w:rFonts w:ascii="Arial" w:hAnsi="Arial" w:cs="Arial"/>
-          <w:sz w:val="20"/>
-          <w:szCs w:val="20"/>
-        </w:rPr>
-        <w:t xml:space="preserve"> a eficácia da </w:t>
-      </w:r>
-      <w:r>
-        <w:rPr>
-          <w:rFonts w:ascii="Arial" w:hAnsi="Arial" w:cs="Arial"/>
-          <w:i/>
-          <w:sz w:val="20"/>
-          <w:szCs w:val="20"/>
-        </w:rPr>
-        <w:t>blockchain</w:t>
-      </w:r>
-      <w:r>
-        <w:rPr>
-          <w:rFonts w:ascii="Arial" w:hAnsi="Arial" w:cs="Arial"/>
-          <w:sz w:val="20"/>
-          <w:szCs w:val="20"/>
-        </w:rPr>
-        <w:t xml:space="preserve"> no bloqueio de transações maliciosas, ilustrando a rejeição de uma tentativa de duplo voto pelo consumo prévio do </w:t>
-      </w:r>
-      <w:r>
-        <w:rPr>
-          <w:rFonts w:ascii="Arial" w:hAnsi="Arial" w:cs="Arial"/>
-          <w:i/>
-          <w:sz w:val="20"/>
-          <w:szCs w:val="20"/>
-        </w:rPr>
-        <w:t>token</w:t>
-      </w:r>
-      <w:r>
-        <w:rPr>
-          <w:rFonts w:ascii="Arial" w:hAnsi="Arial" w:cs="Arial"/>
-          <w:sz w:val="20"/>
-          <w:szCs w:val="20"/>
-        </w:rPr>
-        <w:t>.</w:t>
-      </w:r>
-    </w:p>
-    <w:p>
-      <w:pPr>
-        <w:spacing w:after="0" w:line="360" w:lineRule="auto"/>
-        <w:ind w:firstLine="708"/>
-        <w:jc w:val="both"/>
-        <w:rPr>
-          <w:rFonts w:ascii="Arial" w:hAnsi="Arial" w:cs="Arial"/>
-          <w:sz w:val="20"/>
-          <w:szCs w:val="20"/>
-        </w:rPr>
-      </w:pPr>
-    </w:p>
-    <w:p>
-      <w:pPr>
-        <w:spacing w:after="0" w:line="360" w:lineRule="auto"/>
         <w:jc w:val="center"/>
         <w:rPr>
           <w:rFonts w:ascii="Arial" w:eastAsia="Arial" w:hAnsi="Arial" w:cs="Arial"/>
@@ -7856,73 +7534,35 @@
       </w:pPr>
       <w:r>
         <w:rPr>
-          <w:rFonts w:ascii="Arial" w:eastAsia="Arial" w:hAnsi="Arial" w:cs="Arial"/>
-          <w:sz w:val="20"/>
-          <w:szCs w:val="20"/>
-        </w:rPr>
-        <w:t xml:space="preserve">Figura </w:t>
-      </w:r>
-      <w:r>
-        <w:rPr>
-          <w:rFonts w:ascii="Arial" w:eastAsia="Arial" w:hAnsi="Arial" w:cs="Arial"/>
-          <w:sz w:val="20"/>
-          <w:szCs w:val="20"/>
-        </w:rPr>
-        <w:fldChar w:fldCharType="begin"/>
-      </w:r>
-      <w:r>
-        <w:rPr>
-          <w:rFonts w:ascii="Arial" w:eastAsia="Arial" w:hAnsi="Arial" w:cs="Arial"/>
-          <w:sz w:val="20"/>
-          <w:szCs w:val="20"/>
-        </w:rPr>
-        <w:instrText xml:space="preserve"> SEQ Figura \* ARABIC </w:instrText>
-      </w:r>
-      <w:r>
-        <w:rPr>
-          <w:rFonts w:ascii="Arial" w:eastAsia="Arial" w:hAnsi="Arial" w:cs="Arial"/>
-          <w:sz w:val="20"/>
-          <w:szCs w:val="20"/>
-        </w:rPr>
-        <w:fldChar w:fldCharType="separate"/>
-      </w:r>
-      <w:r>
-        <w:rPr>
-          <w:rFonts w:ascii="Arial" w:eastAsia="Arial" w:hAnsi="Arial" w:cs="Arial"/>
           <w:noProof/>
-          <w:sz w:val="20"/>
-          <w:szCs w:val="20"/>
-        </w:rPr>
-        <w:t>5</w:t>
-      </w:r>
-      <w:r>
-        <w:rPr>
-          <w:rFonts w:ascii="Arial" w:eastAsia="Arial" w:hAnsi="Arial" w:cs="Arial"/>
-          <w:sz w:val="20"/>
-          <w:szCs w:val="20"/>
-        </w:rPr>
-        <w:fldChar w:fldCharType="end"/>
-      </w:r>
-      <w:r>
-        <w:rPr>
-          <w:rFonts w:ascii="Arial" w:eastAsia="Arial" w:hAnsi="Arial" w:cs="Arial"/>
-          <w:sz w:val="20"/>
-          <w:szCs w:val="20"/>
-        </w:rPr>
-        <w:t xml:space="preserve"> - Demonstração de voto depositado no Candidato A</w:t>
-      </w:r>
-    </w:p>
-    <w:p>
-      <w:pPr>
-        <w:spacing w:after="0" w:line="360" w:lineRule="auto"/>
-        <w:jc w:val="center"/>
-      </w:pPr>
-      <w:r>
+        </w:rPr>
         <w:drawing>
-          <wp:inline distT="0" distB="0" distL="0" distR="0" wp14:anchorId="495A45AA" wp14:editId="6EA16CC7">
+          <wp:anchor distT="0" distB="0" distL="114300" distR="114300" simplePos="0" relativeHeight="251660288" behindDoc="1" locked="0" layoutInCell="1" allowOverlap="1" wp14:anchorId="1F8BC81A" wp14:editId="0D332801">
+            <wp:simplePos x="0" y="0"/>
+            <wp:positionH relativeFrom="page">
+              <wp:align>center</wp:align>
+            </wp:positionH>
+            <wp:positionV relativeFrom="paragraph">
+              <wp:posOffset>227267</wp:posOffset>
+            </wp:positionV>
             <wp:extent cx="5760085" cy="2847975"/>
             <wp:effectExtent l="0" t="0" r="0" b="9525"/>
-            <wp:docPr id="1005027253" name="Imagem 1"/>
+            <wp:wrapTight wrapText="bothSides">
+              <wp:wrapPolygon edited="0">
+                <wp:start x="0" y="0"/>
+                <wp:lineTo x="0" y="21528"/>
+                <wp:lineTo x="21502" y="21528"/>
+                <wp:lineTo x="21502" y="0"/>
+                <wp:lineTo x="0" y="0"/>
+              </wp:wrapPolygon>
+            </wp:wrapTight>
+            <wp:docPr id="1005027253" name="Imagem 1">
+              <a:extLst xmlns:a="http://schemas.openxmlformats.org/drawingml/2006/main">
+                <a:ext uri="{FF2B5EF4-FFF2-40B4-BE49-F238E27FC236}">
+                  <a16:creationId xmlns:a16="http://schemas.microsoft.com/office/drawing/2014/main" id="{3501F121-312D-45C5-8894-AF3867BA271B}"/>
+                </a:ext>
+              </a:extLst>
+            </wp:docPr>
             <wp:cNvGraphicFramePr>
               <a:graphicFrameLocks xmlns:a="http://schemas.openxmlformats.org/drawingml/2006/main" noChangeAspect="1"/>
             </wp:cNvGraphicFramePr>
@@ -7934,7 +7574,13 @@
                     <pic:cNvPicPr/>
                   </pic:nvPicPr>
                   <pic:blipFill>
-                    <a:blip r:embed="rId11"/>
+                    <a:blip r:embed="rId12" cstate="print">
+                      <a:extLst>
+                        <a:ext uri="{28A0092B-C50C-407E-A947-70E740481C1C}">
+                          <a14:useLocalDpi xmlns:a14="http://schemas.microsoft.com/office/drawing/2010/main" val="0"/>
+                        </a:ext>
+                      </a:extLst>
+                    </a:blip>
                     <a:stretch>
                       <a:fillRect/>
                     </a:stretch>
@@ -7951,9 +7597,66 @@
                 </pic:pic>
               </a:graphicData>
             </a:graphic>
-          </wp:inline>
+          </wp:anchor>
         </w:drawing>
       </w:r>
+      <w:r>
+        <w:rPr>
+          <w:rFonts w:ascii="Arial" w:eastAsia="Arial" w:hAnsi="Arial" w:cs="Arial"/>
+          <w:sz w:val="20"/>
+          <w:szCs w:val="20"/>
+        </w:rPr>
+        <w:t xml:space="preserve">Figura </w:t>
+      </w:r>
+      <w:r>
+        <w:rPr>
+          <w:rFonts w:ascii="Arial" w:eastAsia="Arial" w:hAnsi="Arial" w:cs="Arial"/>
+          <w:sz w:val="20"/>
+          <w:szCs w:val="20"/>
+        </w:rPr>
+        <w:fldChar w:fldCharType="begin"/>
+      </w:r>
+      <w:r>
+        <w:rPr>
+          <w:rFonts w:ascii="Arial" w:eastAsia="Arial" w:hAnsi="Arial" w:cs="Arial"/>
+          <w:sz w:val="20"/>
+          <w:szCs w:val="20"/>
+        </w:rPr>
+        <w:instrText xml:space="preserve"> SEQ Figura \* ARABIC </w:instrText>
+      </w:r>
+      <w:r>
+        <w:rPr>
+          <w:rFonts w:ascii="Arial" w:eastAsia="Arial" w:hAnsi="Arial" w:cs="Arial"/>
+          <w:sz w:val="20"/>
+          <w:szCs w:val="20"/>
+        </w:rPr>
+        <w:fldChar w:fldCharType="separate"/>
+      </w:r>
+      <w:r>
+        <w:rPr>
+          <w:rFonts w:ascii="Arial" w:eastAsia="Arial" w:hAnsi="Arial" w:cs="Arial"/>
+          <w:noProof/>
+          <w:sz w:val="20"/>
+          <w:szCs w:val="20"/>
+        </w:rPr>
+        <w:t>5</w:t>
+      </w:r>
+      <w:r>
+        <w:rPr>
+          <w:rFonts w:ascii="Arial" w:eastAsia="Arial" w:hAnsi="Arial" w:cs="Arial"/>
+          <w:sz w:val="20"/>
+          <w:szCs w:val="20"/>
+        </w:rPr>
+        <w:fldChar w:fldCharType="end"/>
+      </w:r>
+      <w:r>
+        <w:rPr>
+          <w:rFonts w:ascii="Arial" w:eastAsia="Arial" w:hAnsi="Arial" w:cs="Arial"/>
+          <w:sz w:val="20"/>
+          <w:szCs w:val="20"/>
+        </w:rPr>
+        <w:t xml:space="preserve"> - Demonstração de voto depositado no Candidato A</w:t>
+      </w:r>
     </w:p>
     <w:p>
       <w:pPr>
@@ -7978,6 +7681,11 @@
       <w:pPr>
         <w:spacing w:after="0" w:line="360" w:lineRule="auto"/>
         <w:jc w:val="center"/>
+        <w:rPr>
+          <w:rFonts w:ascii="Arial" w:eastAsia="Arial" w:hAnsi="Arial" w:cs="Arial"/>
+          <w:sz w:val="20"/>
+          <w:szCs w:val="20"/>
+        </w:rPr>
       </w:pPr>
     </w:p>
     <w:p>
@@ -7992,73 +7700,27 @@
       </w:pPr>
       <w:r>
         <w:rPr>
-          <w:rFonts w:ascii="Arial" w:eastAsia="Arial" w:hAnsi="Arial" w:cs="Arial"/>
-          <w:sz w:val="20"/>
-          <w:szCs w:val="20"/>
-        </w:rPr>
-        <w:t xml:space="preserve">Figura </w:t>
-      </w:r>
-      <w:r>
-        <w:rPr>
-          <w:rFonts w:ascii="Arial" w:eastAsia="Arial" w:hAnsi="Arial" w:cs="Arial"/>
-          <w:sz w:val="20"/>
-          <w:szCs w:val="20"/>
-        </w:rPr>
-        <w:fldChar w:fldCharType="begin"/>
-      </w:r>
-      <w:r>
-        <w:rPr>
-          <w:rFonts w:ascii="Arial" w:eastAsia="Arial" w:hAnsi="Arial" w:cs="Arial"/>
-          <w:sz w:val="20"/>
-          <w:szCs w:val="20"/>
-        </w:rPr>
-        <w:instrText xml:space="preserve"> SEQ Figura \* ARABIC </w:instrText>
-      </w:r>
-      <w:r>
-        <w:rPr>
-          <w:rFonts w:ascii="Arial" w:eastAsia="Arial" w:hAnsi="Arial" w:cs="Arial"/>
-          <w:sz w:val="20"/>
-          <w:szCs w:val="20"/>
-        </w:rPr>
-        <w:fldChar w:fldCharType="separate"/>
-      </w:r>
-      <w:r>
-        <w:rPr>
-          <w:rFonts w:ascii="Arial" w:eastAsia="Arial" w:hAnsi="Arial" w:cs="Arial"/>
           <w:noProof/>
-          <w:sz w:val="20"/>
-          <w:szCs w:val="20"/>
-        </w:rPr>
-        <w:t>6</w:t>
-      </w:r>
-      <w:r>
-        <w:rPr>
-          <w:rFonts w:ascii="Arial" w:eastAsia="Arial" w:hAnsi="Arial" w:cs="Arial"/>
-          <w:sz w:val="20"/>
-          <w:szCs w:val="20"/>
-        </w:rPr>
-        <w:fldChar w:fldCharType="end"/>
-      </w:r>
-      <w:r>
-        <w:rPr>
-          <w:rFonts w:ascii="Arial" w:eastAsia="Arial" w:hAnsi="Arial" w:cs="Arial"/>
-          <w:sz w:val="20"/>
-          <w:szCs w:val="20"/>
-        </w:rPr>
-        <w:t xml:space="preserve"> - Ataque simulado de alteração de voto do Candidato A para o Candidato B</w:t>
-      </w:r>
-    </w:p>
-    <w:p>
-      <w:pPr>
-        <w:spacing w:after="0" w:line="360" w:lineRule="auto"/>
-        <w:jc w:val="center"/>
-      </w:pPr>
-      <w:r>
+        </w:rPr>
         <w:drawing>
-          <wp:inline distT="0" distB="0" distL="0" distR="0" wp14:anchorId="7100BC28" wp14:editId="051AD8F5">
+          <wp:anchor distT="0" distB="0" distL="114300" distR="114300" simplePos="0" relativeHeight="251661312" behindDoc="0" locked="0" layoutInCell="1" allowOverlap="1" wp14:anchorId="1B653367" wp14:editId="12D1944E">
+            <wp:simplePos x="0" y="0"/>
+            <wp:positionH relativeFrom="page">
+              <wp:align>center</wp:align>
+            </wp:positionH>
+            <wp:positionV relativeFrom="paragraph">
+              <wp:posOffset>224727</wp:posOffset>
+            </wp:positionV>
             <wp:extent cx="5760085" cy="2855595"/>
             <wp:effectExtent l="0" t="0" r="0" b="1905"/>
-            <wp:docPr id="533938157" name="Imagem 1"/>
+            <wp:wrapTopAndBottom/>
+            <wp:docPr id="533938157" name="Imagem 1">
+              <a:extLst xmlns:a="http://schemas.openxmlformats.org/drawingml/2006/main">
+                <a:ext uri="{FF2B5EF4-FFF2-40B4-BE49-F238E27FC236}">
+                  <a16:creationId xmlns:a16="http://schemas.microsoft.com/office/drawing/2014/main" id="{B5EC8B07-6148-4DA4-81AC-9C7EAFA93257}"/>
+                </a:ext>
+              </a:extLst>
+            </wp:docPr>
             <wp:cNvGraphicFramePr>
               <a:graphicFrameLocks xmlns:a="http://schemas.openxmlformats.org/drawingml/2006/main" noChangeAspect="1"/>
             </wp:cNvGraphicFramePr>
@@ -8070,7 +7732,13 @@
                     <pic:cNvPicPr/>
                   </pic:nvPicPr>
                   <pic:blipFill>
-                    <a:blip r:embed="rId12"/>
+                    <a:blip r:embed="rId13" cstate="print">
+                      <a:extLst>
+                        <a:ext uri="{28A0092B-C50C-407E-A947-70E740481C1C}">
+                          <a14:useLocalDpi xmlns:a14="http://schemas.microsoft.com/office/drawing/2010/main" val="0"/>
+                        </a:ext>
+                      </a:extLst>
+                    </a:blip>
                     <a:stretch>
                       <a:fillRect/>
                     </a:stretch>
@@ -8087,9 +7755,66 @@
                 </pic:pic>
               </a:graphicData>
             </a:graphic>
-          </wp:inline>
+          </wp:anchor>
         </w:drawing>
       </w:r>
+      <w:r>
+        <w:rPr>
+          <w:rFonts w:ascii="Arial" w:eastAsia="Arial" w:hAnsi="Arial" w:cs="Arial"/>
+          <w:sz w:val="20"/>
+          <w:szCs w:val="20"/>
+        </w:rPr>
+        <w:t xml:space="preserve">Figura </w:t>
+      </w:r>
+      <w:r>
+        <w:rPr>
+          <w:rFonts w:ascii="Arial" w:eastAsia="Arial" w:hAnsi="Arial" w:cs="Arial"/>
+          <w:sz w:val="20"/>
+          <w:szCs w:val="20"/>
+        </w:rPr>
+        <w:fldChar w:fldCharType="begin"/>
+      </w:r>
+      <w:r>
+        <w:rPr>
+          <w:rFonts w:ascii="Arial" w:eastAsia="Arial" w:hAnsi="Arial" w:cs="Arial"/>
+          <w:sz w:val="20"/>
+          <w:szCs w:val="20"/>
+        </w:rPr>
+        <w:instrText xml:space="preserve"> SEQ Figura \* ARABIC </w:instrText>
+      </w:r>
+      <w:r>
+        <w:rPr>
+          <w:rFonts w:ascii="Arial" w:eastAsia="Arial" w:hAnsi="Arial" w:cs="Arial"/>
+          <w:sz w:val="20"/>
+          <w:szCs w:val="20"/>
+        </w:rPr>
+        <w:fldChar w:fldCharType="separate"/>
+      </w:r>
+      <w:r>
+        <w:rPr>
+          <w:rFonts w:ascii="Arial" w:eastAsia="Arial" w:hAnsi="Arial" w:cs="Arial"/>
+          <w:noProof/>
+          <w:sz w:val="20"/>
+          <w:szCs w:val="20"/>
+        </w:rPr>
+        <w:t>6</w:t>
+      </w:r>
+      <w:r>
+        <w:rPr>
+          <w:rFonts w:ascii="Arial" w:eastAsia="Arial" w:hAnsi="Arial" w:cs="Arial"/>
+          <w:sz w:val="20"/>
+          <w:szCs w:val="20"/>
+        </w:rPr>
+        <w:fldChar w:fldCharType="end"/>
+      </w:r>
+      <w:r>
+        <w:rPr>
+          <w:rFonts w:ascii="Arial" w:eastAsia="Arial" w:hAnsi="Arial" w:cs="Arial"/>
+          <w:sz w:val="20"/>
+          <w:szCs w:val="20"/>
+        </w:rPr>
+        <w:t xml:space="preserve"> - Ataque simulado de alteração de voto do Candidato A para o Candidato B</w:t>
+      </w:r>
     </w:p>
     <w:p>
       <w:pPr>
@@ -8114,12 +7839,131 @@
       <w:pPr>
         <w:spacing w:after="0" w:line="360" w:lineRule="auto"/>
         <w:jc w:val="center"/>
-      </w:pPr>
-    </w:p>
-    <w:p>
-      <w:pPr>
-        <w:spacing w:after="0" w:line="360" w:lineRule="auto"/>
-        <w:ind w:left="1416" w:firstLine="708"/>
+        <w:rPr>
+          <w:rFonts w:ascii="Arial" w:eastAsia="Arial" w:hAnsi="Arial" w:cs="Arial"/>
+          <w:sz w:val="20"/>
+          <w:szCs w:val="20"/>
+        </w:rPr>
+      </w:pPr>
+    </w:p>
+    <w:p>
+      <w:pPr>
+        <w:spacing w:after="0" w:line="360" w:lineRule="auto"/>
+        <w:ind w:firstLine="708"/>
+        <w:jc w:val="both"/>
+        <w:rPr>
+          <w:rFonts w:ascii="Arial" w:hAnsi="Arial" w:cs="Arial"/>
+          <w:sz w:val="20"/>
+          <w:szCs w:val="20"/>
+        </w:rPr>
+      </w:pPr>
+      <w:r>
+        <w:rPr>
+          <w:rFonts w:ascii="Arial" w:hAnsi="Arial" w:cs="Arial"/>
+          <w:sz w:val="20"/>
+          <w:szCs w:val="20"/>
+        </w:rPr>
+        <w:t>A rejeição da tentativa de fraude ocorre em um nível</w:t>
+      </w:r>
+      <w:r>
+        <w:rPr>
+          <w:rFonts w:ascii="Arial" w:hAnsi="Arial" w:cs="Arial"/>
+          <w:sz w:val="20"/>
+          <w:szCs w:val="20"/>
+        </w:rPr>
+        <w:t xml:space="preserve"> </w:t>
+      </w:r>
+      <w:r>
+        <w:rPr>
+          <w:rFonts w:ascii="Arial" w:hAnsi="Arial" w:cs="Arial"/>
+          <w:sz w:val="20"/>
+          <w:szCs w:val="20"/>
+        </w:rPr>
+        <w:t xml:space="preserve">da arquitetura que pode ser auditada diretamente no log do nó da </w:t>
+      </w:r>
+      <w:proofErr w:type="spellStart"/>
+      <w:r>
+        <w:rPr>
+          <w:rFonts w:ascii="Arial" w:hAnsi="Arial" w:cs="Arial"/>
+          <w:i/>
+          <w:sz w:val="20"/>
+          <w:szCs w:val="20"/>
+        </w:rPr>
+        <w:t>MultiChain</w:t>
+      </w:r>
+      <w:proofErr w:type="spellEnd"/>
+      <w:r>
+        <w:rPr>
+          <w:rFonts w:ascii="Arial" w:hAnsi="Arial" w:cs="Arial"/>
+          <w:sz w:val="20"/>
+          <w:szCs w:val="20"/>
+        </w:rPr>
+        <w:t xml:space="preserve">. Ao forçar uma segunda transação pela mesma carteira que já exerceu o seu direito, a </w:t>
+      </w:r>
+      <w:r>
+        <w:rPr>
+          <w:rFonts w:ascii="Arial" w:hAnsi="Arial" w:cs="Arial"/>
+          <w:i/>
+          <w:sz w:val="20"/>
+          <w:szCs w:val="20"/>
+        </w:rPr>
+        <w:t>blockchain</w:t>
+      </w:r>
+      <w:r>
+        <w:rPr>
+          <w:rFonts w:ascii="Arial" w:hAnsi="Arial" w:cs="Arial"/>
+          <w:sz w:val="20"/>
+          <w:szCs w:val="20"/>
+        </w:rPr>
+        <w:t xml:space="preserve"> aborta a operação emitindo o erro de "Fundos Insuficientes" (</w:t>
+      </w:r>
+      <w:proofErr w:type="spellStart"/>
+      <w:r>
+        <w:rPr>
+          <w:rFonts w:ascii="Arial" w:hAnsi="Arial" w:cs="Arial"/>
+          <w:i/>
+          <w:iCs/>
+          <w:sz w:val="20"/>
+          <w:szCs w:val="20"/>
+        </w:rPr>
+        <w:t>Insufficient</w:t>
+      </w:r>
+      <w:proofErr w:type="spellEnd"/>
+      <w:r>
+        <w:rPr>
+          <w:rFonts w:ascii="Arial" w:hAnsi="Arial" w:cs="Arial"/>
+          <w:i/>
+          <w:iCs/>
+          <w:sz w:val="20"/>
+          <w:szCs w:val="20"/>
+        </w:rPr>
+        <w:t xml:space="preserve"> </w:t>
+      </w:r>
+      <w:proofErr w:type="spellStart"/>
+      <w:r>
+        <w:rPr>
+          <w:rFonts w:ascii="Arial" w:hAnsi="Arial" w:cs="Arial"/>
+          <w:i/>
+          <w:iCs/>
+          <w:sz w:val="20"/>
+          <w:szCs w:val="20"/>
+        </w:rPr>
+        <w:t>funds</w:t>
+      </w:r>
+      <w:proofErr w:type="spellEnd"/>
+      <w:r>
+        <w:rPr>
+          <w:rFonts w:ascii="Arial" w:hAnsi="Arial" w:cs="Arial"/>
+          <w:sz w:val="20"/>
+          <w:szCs w:val="20"/>
+        </w:rPr>
+        <w:t>).</w:t>
+      </w:r>
+    </w:p>
+    <w:p>
+      <w:pPr>
+        <w:spacing w:after="0" w:line="360" w:lineRule="auto"/>
+        <w:ind w:firstLine="708"/>
         <w:jc w:val="both"/>
         <w:rPr>
           <w:rFonts w:ascii="Arial" w:hAnsi="Arial" w:cs="Arial"/>
@@ -8134,7 +7978,25 @@
           <w:szCs w:val="20"/>
         </w:rPr>
         <w:lastRenderedPageBreak/>
-        <w:t>A rejeição da tentativa de fraude ocorre em um nível</w:t>
+        <w:t xml:space="preserve">Esse retorno comprova que o modelo de integridade do </w:t>
+      </w:r>
+      <w:proofErr w:type="spellStart"/>
+      <w:r>
+        <w:rPr>
+          <w:rFonts w:ascii="Arial" w:hAnsi="Arial" w:cs="Arial"/>
+          <w:sz w:val="20"/>
+          <w:szCs w:val="20"/>
+        </w:rPr>
+        <w:t>Votify</w:t>
+      </w:r>
+      <w:proofErr w:type="spellEnd"/>
+      <w:r>
+        <w:rPr>
+          <w:rFonts w:ascii="Arial" w:hAnsi="Arial" w:cs="Arial"/>
+          <w:sz w:val="20"/>
+          <w:szCs w:val="20"/>
+        </w:rPr>
+        <w:t xml:space="preserve"> independe das regras da aplicação</w:t>
       </w:r>
       <w:r>
         <w:rPr>
@@ -8150,13 +8012,220 @@
           <w:sz w:val="20"/>
           <w:szCs w:val="20"/>
         </w:rPr>
-        <w:t xml:space="preserve">da arquitetura que pode ser auditada diretamente no log do nó da </w:t>
-      </w:r>
-      <w:proofErr w:type="spellStart"/>
-      <w:r>
-        <w:rPr>
-          <w:rFonts w:ascii="Arial" w:hAnsi="Arial" w:cs="Arial"/>
-          <w:i/>
+        <w:t>(</w:t>
+      </w:r>
+      <w:proofErr w:type="spellStart"/>
+      <w:r>
+        <w:rPr>
+          <w:rFonts w:ascii="Arial" w:hAnsi="Arial" w:cs="Arial"/>
+          <w:i/>
+          <w:sz w:val="20"/>
+          <w:szCs w:val="20"/>
+        </w:rPr>
+        <w:t>backend</w:t>
+      </w:r>
+      <w:proofErr w:type="spellEnd"/>
+      <w:r>
+        <w:rPr>
+          <w:rFonts w:ascii="Arial" w:hAnsi="Arial" w:cs="Arial"/>
+          <w:sz w:val="20"/>
+          <w:szCs w:val="20"/>
+        </w:rPr>
+        <w:t>/</w:t>
+      </w:r>
+      <w:proofErr w:type="spellStart"/>
+      <w:r>
+        <w:rPr>
+          <w:rFonts w:ascii="Arial" w:hAnsi="Arial" w:cs="Arial"/>
+          <w:i/>
+          <w:sz w:val="20"/>
+          <w:szCs w:val="20"/>
+        </w:rPr>
+        <w:t>frontend</w:t>
+      </w:r>
+      <w:proofErr w:type="spellEnd"/>
+      <w:r>
+        <w:rPr>
+          <w:rFonts w:ascii="Arial" w:hAnsi="Arial" w:cs="Arial"/>
+          <w:sz w:val="20"/>
+          <w:szCs w:val="20"/>
+        </w:rPr>
+        <w:t xml:space="preserve">). Uma vez que o </w:t>
+      </w:r>
+      <w:proofErr w:type="spellStart"/>
+      <w:r>
+        <w:rPr>
+          <w:rFonts w:ascii="Arial" w:hAnsi="Arial" w:cs="Arial"/>
+          <w:i/>
+          <w:iCs/>
+          <w:sz w:val="20"/>
+          <w:szCs w:val="20"/>
+        </w:rPr>
+        <w:t>asset</w:t>
+      </w:r>
+      <w:proofErr w:type="spellEnd"/>
+      <w:r>
+        <w:rPr>
+          <w:rFonts w:ascii="Arial" w:hAnsi="Arial" w:cs="Arial"/>
+          <w:sz w:val="20"/>
+          <w:szCs w:val="20"/>
+        </w:rPr>
+        <w:t xml:space="preserve"> digital representativo do voto (VOTE_ELEICAO_001) foi transferido para o endereço de descarte (</w:t>
+      </w:r>
+      <w:proofErr w:type="spellStart"/>
+      <w:r>
+        <w:rPr>
+          <w:rFonts w:ascii="Arial" w:hAnsi="Arial" w:cs="Arial"/>
+          <w:i/>
+          <w:iCs/>
+          <w:sz w:val="20"/>
+          <w:szCs w:val="20"/>
+        </w:rPr>
+        <w:t>burn</w:t>
+      </w:r>
+      <w:proofErr w:type="spellEnd"/>
+      <w:r>
+        <w:rPr>
+          <w:rFonts w:ascii="Arial" w:hAnsi="Arial" w:cs="Arial"/>
+          <w:i/>
+          <w:iCs/>
+          <w:sz w:val="20"/>
+          <w:szCs w:val="20"/>
+        </w:rPr>
+        <w:t xml:space="preserve"> </w:t>
+      </w:r>
+      <w:proofErr w:type="spellStart"/>
+      <w:r>
+        <w:rPr>
+          <w:rFonts w:ascii="Arial" w:hAnsi="Arial" w:cs="Arial"/>
+          <w:i/>
+          <w:iCs/>
+          <w:sz w:val="20"/>
+          <w:szCs w:val="20"/>
+        </w:rPr>
+        <w:t>address</w:t>
+      </w:r>
+      <w:proofErr w:type="spellEnd"/>
+      <w:r>
+        <w:rPr>
+          <w:rFonts w:ascii="Arial" w:hAnsi="Arial" w:cs="Arial"/>
+          <w:sz w:val="20"/>
+          <w:szCs w:val="20"/>
+        </w:rPr>
+        <w:t xml:space="preserve">) no primeiro voto, o balanço criptográfico se torna zero. Sem a posse prévia da credencial, é tecnologicamente impossível que um invasor ou eleitor injete um voto fraudulento nos </w:t>
+      </w:r>
+      <w:proofErr w:type="spellStart"/>
+      <w:r>
+        <w:rPr>
+          <w:rFonts w:ascii="Arial" w:hAnsi="Arial" w:cs="Arial"/>
+          <w:i/>
+          <w:iCs/>
+          <w:sz w:val="20"/>
+          <w:szCs w:val="20"/>
+        </w:rPr>
+        <w:t>streams</w:t>
+      </w:r>
+      <w:proofErr w:type="spellEnd"/>
+      <w:r>
+        <w:rPr>
+          <w:rFonts w:ascii="Arial" w:hAnsi="Arial" w:cs="Arial"/>
+          <w:sz w:val="20"/>
+          <w:szCs w:val="20"/>
+        </w:rPr>
+        <w:t xml:space="preserve"> da urna.</w:t>
+      </w:r>
+    </w:p>
+    <w:p>
+      <w:pPr>
+        <w:spacing w:after="0" w:line="360" w:lineRule="auto"/>
+        <w:ind w:firstLine="708"/>
+        <w:jc w:val="both"/>
+        <w:rPr>
+          <w:rFonts w:ascii="Arial" w:hAnsi="Arial" w:cs="Arial"/>
+          <w:sz w:val="20"/>
+          <w:szCs w:val="20"/>
+        </w:rPr>
+      </w:pPr>
+      <w:r>
+        <w:rPr>
+          <w:rFonts w:ascii="Arial" w:hAnsi="Arial" w:cs="Arial"/>
+          <w:sz w:val="20"/>
+          <w:szCs w:val="20"/>
+        </w:rPr>
+        <w:t xml:space="preserve">Além do bloqueio de transações maliciosas, a avaliação de integridade testou a estabilidade da infraestrutura contra interrupções e ataques diretos aos servidores. No </w:t>
+      </w:r>
+      <w:proofErr w:type="spellStart"/>
+      <w:r>
+        <w:rPr>
+          <w:rFonts w:ascii="Arial" w:hAnsi="Arial" w:cs="Arial"/>
+          <w:sz w:val="20"/>
+          <w:szCs w:val="20"/>
+        </w:rPr>
+        <w:t>Votifalho</w:t>
+      </w:r>
+      <w:proofErr w:type="spellEnd"/>
+      <w:r>
+        <w:rPr>
+          <w:rFonts w:ascii="Arial" w:hAnsi="Arial" w:cs="Arial"/>
+          <w:sz w:val="20"/>
+          <w:szCs w:val="20"/>
+        </w:rPr>
+        <w:t>, a queda do banco de dados central resulta em paralisia total do sistema (</w:t>
+      </w:r>
+      <w:r>
+        <w:rPr>
+          <w:rFonts w:ascii="Arial" w:hAnsi="Arial" w:cs="Arial"/>
+          <w:i/>
+          <w:iCs/>
+          <w:sz w:val="20"/>
+          <w:szCs w:val="20"/>
+        </w:rPr>
+        <w:t xml:space="preserve">single point of </w:t>
+      </w:r>
+      <w:proofErr w:type="spellStart"/>
+      <w:r>
+        <w:rPr>
+          <w:rFonts w:ascii="Arial" w:hAnsi="Arial" w:cs="Arial"/>
+          <w:i/>
+          <w:iCs/>
+          <w:sz w:val="20"/>
+          <w:szCs w:val="20"/>
+        </w:rPr>
+        <w:t>failure</w:t>
+      </w:r>
+      <w:proofErr w:type="spellEnd"/>
+      <w:r>
+        <w:rPr>
+          <w:rFonts w:ascii="Arial" w:hAnsi="Arial" w:cs="Arial"/>
+          <w:sz w:val="20"/>
+          <w:szCs w:val="20"/>
+        </w:rPr>
+        <w:t xml:space="preserve">), e o acesso indevido ao servidor permite a alteração arbitrária dos resultados. Em contraste, o </w:t>
+      </w:r>
+      <w:proofErr w:type="spellStart"/>
+      <w:r>
+        <w:rPr>
+          <w:rFonts w:ascii="Arial" w:hAnsi="Arial" w:cs="Arial"/>
+          <w:sz w:val="20"/>
+          <w:szCs w:val="20"/>
+        </w:rPr>
+        <w:t>Votify</w:t>
+      </w:r>
+      <w:proofErr w:type="spellEnd"/>
+      <w:r>
+        <w:rPr>
+          <w:rFonts w:ascii="Arial" w:hAnsi="Arial" w:cs="Arial"/>
+          <w:sz w:val="20"/>
+          <w:szCs w:val="20"/>
+        </w:rPr>
+        <w:t xml:space="preserve"> demonstrou Tolerância a Falhas Bizantinas (BFT) robusta. Ao forçar a desconexão abrupta de um nó fiscal ("Nó offline"), a rede </w:t>
+      </w:r>
+      <w:proofErr w:type="spellStart"/>
+      <w:r>
+        <w:rPr>
+          <w:rFonts w:ascii="Arial" w:hAnsi="Arial" w:cs="Arial"/>
+          <w:i/>
+          <w:iCs/>
           <w:sz w:val="20"/>
           <w:szCs w:val="20"/>
         </w:rPr>
@@ -8169,388 +8238,34 @@
           <w:sz w:val="20"/>
           <w:szCs w:val="20"/>
         </w:rPr>
-        <w:t xml:space="preserve">. Ao forçar uma segunda transação pela mesma carteira que já exerceu o seu direito, a </w:t>
-      </w:r>
-      <w:r>
-        <w:rPr>
-          <w:rFonts w:ascii="Arial" w:hAnsi="Arial" w:cs="Arial"/>
-          <w:i/>
-          <w:sz w:val="20"/>
-          <w:szCs w:val="20"/>
-        </w:rPr>
-        <w:t>blockchain</w:t>
-      </w:r>
-      <w:r>
-        <w:rPr>
-          <w:rFonts w:ascii="Arial" w:hAnsi="Arial" w:cs="Arial"/>
-          <w:sz w:val="20"/>
-          <w:szCs w:val="20"/>
-        </w:rPr>
-        <w:t xml:space="preserve"> aborta a operação emitindo o erro de "Fundos Insuficientes" (</w:t>
-      </w:r>
-      <w:proofErr w:type="spellStart"/>
-      <w:r>
-        <w:rPr>
-          <w:rFonts w:ascii="Arial" w:hAnsi="Arial" w:cs="Arial"/>
-          <w:i/>
-          <w:iCs/>
-          <w:sz w:val="20"/>
-          <w:szCs w:val="20"/>
-        </w:rPr>
-        <w:t>Insufficient</w:t>
-      </w:r>
-      <w:proofErr w:type="spellEnd"/>
-      <w:r>
-        <w:rPr>
-          <w:rFonts w:ascii="Arial" w:hAnsi="Arial" w:cs="Arial"/>
-          <w:i/>
-          <w:iCs/>
-          <w:sz w:val="20"/>
-          <w:szCs w:val="20"/>
-        </w:rPr>
-        <w:t xml:space="preserve"> </w:t>
-      </w:r>
-      <w:proofErr w:type="spellStart"/>
-      <w:r>
-        <w:rPr>
-          <w:rFonts w:ascii="Arial" w:hAnsi="Arial" w:cs="Arial"/>
-          <w:i/>
-          <w:iCs/>
-          <w:sz w:val="20"/>
-          <w:szCs w:val="20"/>
-        </w:rPr>
-        <w:t>funds</w:t>
-      </w:r>
-      <w:proofErr w:type="spellEnd"/>
-      <w:r>
-        <w:rPr>
-          <w:rFonts w:ascii="Arial" w:hAnsi="Arial" w:cs="Arial"/>
-          <w:sz w:val="20"/>
-          <w:szCs w:val="20"/>
-        </w:rPr>
-        <w:t>).</w:t>
-      </w:r>
-    </w:p>
-    <w:p>
-      <w:pPr>
-        <w:spacing w:after="0" w:line="360" w:lineRule="auto"/>
-        <w:ind w:left="1416" w:firstLine="708"/>
-        <w:jc w:val="both"/>
-        <w:rPr>
-          <w:rFonts w:ascii="Arial" w:hAnsi="Arial" w:cs="Arial"/>
-          <w:sz w:val="20"/>
-          <w:szCs w:val="20"/>
-        </w:rPr>
-      </w:pPr>
-      <w:r>
-        <w:rPr>
-          <w:rFonts w:ascii="Arial" w:hAnsi="Arial" w:cs="Arial"/>
-          <w:sz w:val="20"/>
-          <w:szCs w:val="20"/>
-        </w:rPr>
-        <w:t xml:space="preserve">Esse retorno comprova que o modelo de integridade do </w:t>
-      </w:r>
-      <w:proofErr w:type="spellStart"/>
-      <w:r>
-        <w:rPr>
-          <w:rFonts w:ascii="Arial" w:hAnsi="Arial" w:cs="Arial"/>
-          <w:sz w:val="20"/>
-          <w:szCs w:val="20"/>
-        </w:rPr>
-        <w:t>Votify</w:t>
-      </w:r>
-      <w:proofErr w:type="spellEnd"/>
-      <w:r>
-        <w:rPr>
-          <w:rFonts w:ascii="Arial" w:hAnsi="Arial" w:cs="Arial"/>
-          <w:sz w:val="20"/>
-          <w:szCs w:val="20"/>
-        </w:rPr>
-        <w:t xml:space="preserve"> independe das regras da aplicação</w:t>
-      </w:r>
-      <w:r>
-        <w:rPr>
-          <w:rFonts w:ascii="Arial" w:hAnsi="Arial" w:cs="Arial"/>
-          <w:sz w:val="20"/>
-          <w:szCs w:val="20"/>
-        </w:rPr>
-        <w:t xml:space="preserve"> </w:t>
-      </w:r>
-      <w:r>
-        <w:rPr>
-          <w:rFonts w:ascii="Arial" w:hAnsi="Arial" w:cs="Arial"/>
-          <w:sz w:val="20"/>
-          <w:szCs w:val="20"/>
-        </w:rPr>
-        <w:t>(</w:t>
-      </w:r>
-      <w:proofErr w:type="spellStart"/>
-      <w:r>
-        <w:rPr>
-          <w:rFonts w:ascii="Arial" w:hAnsi="Arial" w:cs="Arial"/>
-          <w:i/>
-          <w:sz w:val="20"/>
-          <w:szCs w:val="20"/>
-        </w:rPr>
-        <w:t>backend</w:t>
-      </w:r>
-      <w:proofErr w:type="spellEnd"/>
-      <w:r>
-        <w:rPr>
-          <w:rFonts w:ascii="Arial" w:hAnsi="Arial" w:cs="Arial"/>
-          <w:sz w:val="20"/>
-          <w:szCs w:val="20"/>
-        </w:rPr>
-        <w:t>/</w:t>
-      </w:r>
-      <w:proofErr w:type="spellStart"/>
-      <w:r>
-        <w:rPr>
-          <w:rFonts w:ascii="Arial" w:hAnsi="Arial" w:cs="Arial"/>
-          <w:i/>
-          <w:sz w:val="20"/>
-          <w:szCs w:val="20"/>
-        </w:rPr>
-        <w:t>frontend</w:t>
-      </w:r>
-      <w:proofErr w:type="spellEnd"/>
-      <w:r>
-        <w:rPr>
-          <w:rFonts w:ascii="Arial" w:hAnsi="Arial" w:cs="Arial"/>
-          <w:sz w:val="20"/>
-          <w:szCs w:val="20"/>
-        </w:rPr>
-        <w:t xml:space="preserve">). Uma vez que o </w:t>
-      </w:r>
-      <w:proofErr w:type="spellStart"/>
-      <w:r>
-        <w:rPr>
-          <w:rFonts w:ascii="Arial" w:hAnsi="Arial" w:cs="Arial"/>
-          <w:i/>
-          <w:iCs/>
-          <w:sz w:val="20"/>
-          <w:szCs w:val="20"/>
-        </w:rPr>
-        <w:t>asset</w:t>
-      </w:r>
-      <w:proofErr w:type="spellEnd"/>
-      <w:r>
-        <w:rPr>
-          <w:rFonts w:ascii="Arial" w:hAnsi="Arial" w:cs="Arial"/>
-          <w:sz w:val="20"/>
-          <w:szCs w:val="20"/>
-        </w:rPr>
-        <w:t xml:space="preserve"> digital representativo do voto (VOTE_ELEICAO_001) foi transferido para o endereço de descarte (</w:t>
-      </w:r>
-      <w:proofErr w:type="spellStart"/>
-      <w:r>
-        <w:rPr>
-          <w:rFonts w:ascii="Arial" w:hAnsi="Arial" w:cs="Arial"/>
-          <w:i/>
-          <w:iCs/>
-          <w:sz w:val="20"/>
-          <w:szCs w:val="20"/>
-        </w:rPr>
-        <w:t>burn</w:t>
-      </w:r>
-      <w:proofErr w:type="spellEnd"/>
-      <w:r>
-        <w:rPr>
-          <w:rFonts w:ascii="Arial" w:hAnsi="Arial" w:cs="Arial"/>
-          <w:i/>
-          <w:iCs/>
-          <w:sz w:val="20"/>
-          <w:szCs w:val="20"/>
-        </w:rPr>
-        <w:t xml:space="preserve"> </w:t>
-      </w:r>
-      <w:proofErr w:type="spellStart"/>
-      <w:r>
-        <w:rPr>
-          <w:rFonts w:ascii="Arial" w:hAnsi="Arial" w:cs="Arial"/>
-          <w:i/>
-          <w:iCs/>
-          <w:sz w:val="20"/>
-          <w:szCs w:val="20"/>
-        </w:rPr>
-        <w:t>address</w:t>
-      </w:r>
-      <w:proofErr w:type="spellEnd"/>
-      <w:r>
-        <w:rPr>
-          <w:rFonts w:ascii="Arial" w:hAnsi="Arial" w:cs="Arial"/>
-          <w:sz w:val="20"/>
-          <w:szCs w:val="20"/>
-        </w:rPr>
-        <w:t xml:space="preserve">) no primeiro voto, o balanço criptográfico se torna zero. Sem a posse prévia da credencial, é tecnologicamente impossível que um invasor ou eleitor injete um voto fraudulento nos </w:t>
-      </w:r>
-      <w:proofErr w:type="spellStart"/>
-      <w:r>
-        <w:rPr>
-          <w:rFonts w:ascii="Arial" w:hAnsi="Arial" w:cs="Arial"/>
-          <w:i/>
-          <w:iCs/>
-          <w:sz w:val="20"/>
-          <w:szCs w:val="20"/>
-        </w:rPr>
-        <w:t>streams</w:t>
-      </w:r>
-      <w:proofErr w:type="spellEnd"/>
-      <w:r>
-        <w:rPr>
-          <w:rFonts w:ascii="Arial" w:hAnsi="Arial" w:cs="Arial"/>
-          <w:sz w:val="20"/>
-          <w:szCs w:val="20"/>
-        </w:rPr>
-        <w:t xml:space="preserve"> da urna.</w:t>
-      </w:r>
-    </w:p>
-    <w:p>
-      <w:pPr>
-        <w:spacing w:after="0" w:line="360" w:lineRule="auto"/>
-        <w:ind w:left="1416" w:firstLine="708"/>
-        <w:jc w:val="both"/>
-        <w:rPr>
-          <w:rFonts w:ascii="Arial" w:hAnsi="Arial" w:cs="Arial"/>
-          <w:sz w:val="20"/>
-          <w:szCs w:val="20"/>
-        </w:rPr>
-      </w:pPr>
-      <w:r>
-        <w:rPr>
-          <w:rFonts w:ascii="Arial" w:hAnsi="Arial" w:cs="Arial"/>
-          <w:sz w:val="20"/>
-          <w:szCs w:val="20"/>
-        </w:rPr>
-        <w:t xml:space="preserve">Além do bloqueio de transações maliciosas, a avaliação de integridade testou a estabilidade da infraestrutura contra interrupções e ataques diretos aos servidores. No </w:t>
-      </w:r>
-      <w:proofErr w:type="spellStart"/>
-      <w:r>
-        <w:rPr>
-          <w:rFonts w:ascii="Arial" w:hAnsi="Arial" w:cs="Arial"/>
-          <w:sz w:val="20"/>
-          <w:szCs w:val="20"/>
-        </w:rPr>
-        <w:t>Votifalho</w:t>
-      </w:r>
-      <w:proofErr w:type="spellEnd"/>
-      <w:r>
-        <w:rPr>
-          <w:rFonts w:ascii="Arial" w:hAnsi="Arial" w:cs="Arial"/>
-          <w:sz w:val="20"/>
-          <w:szCs w:val="20"/>
-        </w:rPr>
-        <w:t>, a queda do banco de dados central resulta em paralisia total do sistema (</w:t>
-      </w:r>
-      <w:r>
-        <w:rPr>
-          <w:rFonts w:ascii="Arial" w:hAnsi="Arial" w:cs="Arial"/>
-          <w:i/>
-          <w:iCs/>
-          <w:sz w:val="20"/>
-          <w:szCs w:val="20"/>
-        </w:rPr>
-        <w:t xml:space="preserve">single point of </w:t>
-      </w:r>
-      <w:proofErr w:type="spellStart"/>
-      <w:r>
-        <w:rPr>
-          <w:rFonts w:ascii="Arial" w:hAnsi="Arial" w:cs="Arial"/>
-          <w:i/>
-          <w:iCs/>
-          <w:sz w:val="20"/>
-          <w:szCs w:val="20"/>
-        </w:rPr>
-        <w:t>failure</w:t>
-      </w:r>
-      <w:proofErr w:type="spellEnd"/>
-      <w:r>
-        <w:rPr>
-          <w:rFonts w:ascii="Arial" w:hAnsi="Arial" w:cs="Arial"/>
-          <w:sz w:val="20"/>
-          <w:szCs w:val="20"/>
-        </w:rPr>
-        <w:t xml:space="preserve">), e o acesso indevido ao servidor permite a alteração arbitrária dos resultados. Em contraste, o </w:t>
-      </w:r>
-      <w:proofErr w:type="spellStart"/>
-      <w:r>
-        <w:rPr>
-          <w:rFonts w:ascii="Arial" w:hAnsi="Arial" w:cs="Arial"/>
-          <w:sz w:val="20"/>
-          <w:szCs w:val="20"/>
-        </w:rPr>
-        <w:t>Votify</w:t>
-      </w:r>
-      <w:proofErr w:type="spellEnd"/>
-      <w:r>
-        <w:rPr>
-          <w:rFonts w:ascii="Arial" w:hAnsi="Arial" w:cs="Arial"/>
-          <w:sz w:val="20"/>
-          <w:szCs w:val="20"/>
-        </w:rPr>
-        <w:t xml:space="preserve"> demonstrou Tolerância a Falhas Bizantinas (BFT) robusta. Ao forçar a desconexão abrupta de um nó fiscal ("Nó offline"), a rede </w:t>
-      </w:r>
-      <w:proofErr w:type="spellStart"/>
-      <w:r>
-        <w:rPr>
-          <w:rFonts w:ascii="Arial" w:hAnsi="Arial" w:cs="Arial"/>
-          <w:i/>
-          <w:iCs/>
-          <w:sz w:val="20"/>
-          <w:szCs w:val="20"/>
-        </w:rPr>
-        <w:t>MultiChain</w:t>
-      </w:r>
-      <w:proofErr w:type="spellEnd"/>
-      <w:r>
-        <w:rPr>
-          <w:rFonts w:ascii="Arial" w:hAnsi="Arial" w:cs="Arial"/>
-          <w:sz w:val="20"/>
-          <w:szCs w:val="20"/>
-        </w:rPr>
         <w:t xml:space="preserve"> manteve-se totalmente operacional, dando continuidade à eleição com os nós remanescentes. </w:t>
       </w:r>
     </w:p>
     <w:p>
       <w:pPr>
         <w:spacing w:after="0" w:line="360" w:lineRule="auto"/>
-        <w:ind w:left="1416" w:firstLine="708"/>
-        <w:jc w:val="both"/>
-        <w:rPr>
-          <w:rFonts w:ascii="Arial" w:hAnsi="Arial" w:cs="Arial"/>
-          <w:sz w:val="20"/>
-          <w:szCs w:val="20"/>
-        </w:rPr>
-      </w:pPr>
-      <w:r>
-        <w:rPr>
-          <w:rFonts w:ascii="Arial" w:hAnsi="Arial" w:cs="Arial"/>
-          <w:sz w:val="20"/>
-          <w:szCs w:val="20"/>
-        </w:rPr>
-        <w:t xml:space="preserve">As figuras 7 e 8 demonstram </w:t>
-      </w:r>
-      <w:r>
-        <w:rPr>
-          <w:rFonts w:ascii="Arial" w:hAnsi="Arial" w:cs="Arial"/>
-          <w:sz w:val="20"/>
-          <w:szCs w:val="20"/>
-        </w:rPr>
-        <w:t>os comportamentos das arquiteturas referente ao ataque</w:t>
-      </w:r>
-      <w:r>
-        <w:rPr>
-          <w:rFonts w:ascii="Arial" w:hAnsi="Arial" w:cs="Arial"/>
-          <w:sz w:val="20"/>
-          <w:szCs w:val="20"/>
-        </w:rPr>
-        <w:t>.</w:t>
+        <w:ind w:firstLine="708"/>
+        <w:jc w:val="both"/>
+        <w:rPr>
+          <w:rFonts w:ascii="Arial" w:hAnsi="Arial" w:cs="Arial"/>
+          <w:sz w:val="20"/>
+          <w:szCs w:val="20"/>
+        </w:rPr>
+      </w:pPr>
+      <w:r>
+        <w:rPr>
+          <w:rFonts w:ascii="Arial" w:hAnsi="Arial" w:cs="Arial"/>
+          <w:sz w:val="20"/>
+          <w:szCs w:val="20"/>
+        </w:rPr>
+        <w:t>As figuras 7 e 8 demonstram os comportamentos das arquiteturas referente ao ataque.</w:t>
       </w:r>
     </w:p>
     <w:p>
       <w:pPr>
         <w:pStyle w:val="Legenda"/>
         <w:keepNext/>
+        <w:spacing w:line="360" w:lineRule="auto"/>
         <w:jc w:val="center"/>
         <w:rPr>
           <w:rFonts w:ascii="Arial" w:hAnsi="Arial" w:cs="Arial"/>
@@ -8564,104 +8279,29 @@
       <w:r>
         <w:rPr>
           <w:rFonts w:ascii="Arial" w:hAnsi="Arial" w:cs="Arial"/>
-          <w:i w:val="0"/>
-          <w:iCs w:val="0"/>
-          <w:color w:val="auto"/>
-          <w:sz w:val="20"/>
-          <w:szCs w:val="20"/>
-        </w:rPr>
-        <w:t xml:space="preserve">Figura </w:t>
-      </w:r>
-      <w:r>
-        <w:rPr>
-          <w:rFonts w:ascii="Arial" w:hAnsi="Arial" w:cs="Arial"/>
-          <w:i w:val="0"/>
-          <w:iCs w:val="0"/>
-          <w:color w:val="auto"/>
-          <w:sz w:val="20"/>
-          <w:szCs w:val="20"/>
-        </w:rPr>
-        <w:fldChar w:fldCharType="begin"/>
-      </w:r>
-      <w:r>
-        <w:rPr>
-          <w:rFonts w:ascii="Arial" w:hAnsi="Arial" w:cs="Arial"/>
-          <w:i w:val="0"/>
-          <w:iCs w:val="0"/>
-          <w:color w:val="auto"/>
-          <w:sz w:val="20"/>
-          <w:szCs w:val="20"/>
-        </w:rPr>
-        <w:instrText xml:space="preserve"> SEQ Figura \* ARABIC </w:instrText>
-      </w:r>
-      <w:r>
-        <w:rPr>
-          <w:rFonts w:ascii="Arial" w:hAnsi="Arial" w:cs="Arial"/>
-          <w:i w:val="0"/>
-          <w:iCs w:val="0"/>
-          <w:color w:val="auto"/>
-          <w:sz w:val="20"/>
-          <w:szCs w:val="20"/>
-        </w:rPr>
-        <w:fldChar w:fldCharType="separate"/>
-      </w:r>
-      <w:r>
-        <w:rPr>
-          <w:rFonts w:ascii="Arial" w:hAnsi="Arial" w:cs="Arial"/>
-          <w:i w:val="0"/>
-          <w:iCs w:val="0"/>
           <w:noProof/>
-          <w:color w:val="auto"/>
-          <w:sz w:val="20"/>
-          <w:szCs w:val="20"/>
-        </w:rPr>
-        <w:t>7</w:t>
-      </w:r>
-      <w:r>
-        <w:rPr>
-          <w:rFonts w:ascii="Arial" w:hAnsi="Arial" w:cs="Arial"/>
-          <w:i w:val="0"/>
-          <w:iCs w:val="0"/>
-          <w:color w:val="auto"/>
-          <w:sz w:val="20"/>
-          <w:szCs w:val="20"/>
-        </w:rPr>
-        <w:fldChar w:fldCharType="end"/>
-      </w:r>
-      <w:r>
-        <w:rPr>
-          <w:rFonts w:ascii="Arial" w:hAnsi="Arial" w:cs="Arial"/>
-          <w:i w:val="0"/>
-          <w:iCs w:val="0"/>
-          <w:color w:val="auto"/>
-          <w:sz w:val="20"/>
-          <w:szCs w:val="20"/>
-        </w:rPr>
-        <w:t xml:space="preserve"> - Ataque simulado de exclusão do banco de dados central</w:t>
-      </w:r>
-    </w:p>
-    <w:p>
-      <w:pPr>
-        <w:spacing w:after="0" w:line="360" w:lineRule="auto"/>
-        <w:ind w:firstLine="708"/>
-        <w:jc w:val="center"/>
-        <w:rPr>
-          <w:rFonts w:ascii="Arial" w:hAnsi="Arial" w:cs="Arial"/>
-          <w:sz w:val="20"/>
-          <w:szCs w:val="20"/>
-        </w:rPr>
-      </w:pPr>
-      <w:r>
-        <w:rPr>
-          <w:rFonts w:ascii="Arial" w:hAnsi="Arial" w:cs="Arial"/>
           <w:sz w:val="20"/>
           <w:szCs w:val="20"/>
         </w:rPr>
         <w:drawing>
-          <wp:inline distT="0" distB="0" distL="0" distR="0" wp14:anchorId="7A5D3AE9" wp14:editId="37BE3EE4">
+          <wp:anchor distT="0" distB="0" distL="114300" distR="114300" simplePos="0" relativeHeight="251662336" behindDoc="0" locked="0" layoutInCell="1" allowOverlap="1" wp14:anchorId="68643E4A" wp14:editId="10FE9CC9">
+            <wp:simplePos x="0" y="0"/>
+            <wp:positionH relativeFrom="page">
+              <wp:align>center</wp:align>
+            </wp:positionH>
+            <wp:positionV relativeFrom="paragraph">
+              <wp:posOffset>288159</wp:posOffset>
+            </wp:positionV>
             <wp:extent cx="5760085" cy="2851150"/>
             <wp:effectExtent l="0" t="0" r="0" b="6350"/>
-            <wp:docPr id="137770865" name="Imagem 1"/>
+            <wp:wrapSquare wrapText="bothSides"/>
+            <wp:docPr id="137770865" name="Imagem 1">
+              <a:extLst xmlns:a="http://schemas.openxmlformats.org/drawingml/2006/main">
+                <a:ext uri="{FF2B5EF4-FFF2-40B4-BE49-F238E27FC236}">
+                  <a16:creationId xmlns:a16="http://schemas.microsoft.com/office/drawing/2014/main" id="{0579E510-0889-4949-848C-FBF4C8944805}"/>
+                </a:ext>
+              </a:extLst>
+            </wp:docPr>
             <wp:cNvGraphicFramePr>
               <a:graphicFrameLocks xmlns:a="http://schemas.openxmlformats.org/drawingml/2006/main" noChangeAspect="1"/>
             </wp:cNvGraphicFramePr>
@@ -8673,7 +8313,13 @@
                     <pic:cNvPicPr/>
                   </pic:nvPicPr>
                   <pic:blipFill>
-                    <a:blip r:embed="rId13"/>
+                    <a:blip r:embed="rId14" cstate="print">
+                      <a:extLst>
+                        <a:ext uri="{28A0092B-C50C-407E-A947-70E740481C1C}">
+                          <a14:useLocalDpi xmlns:a14="http://schemas.microsoft.com/office/drawing/2010/main" val="0"/>
+                        </a:ext>
+                      </a:extLst>
+                    </a:blip>
                     <a:stretch>
                       <a:fillRect/>
                     </a:stretch>
@@ -8690,9 +8336,87 @@
                 </pic:pic>
               </a:graphicData>
             </a:graphic>
-          </wp:inline>
+          </wp:anchor>
         </w:drawing>
       </w:r>
+      <w:r>
+        <w:rPr>
+          <w:rFonts w:ascii="Arial" w:hAnsi="Arial" w:cs="Arial"/>
+          <w:i w:val="0"/>
+          <w:iCs w:val="0"/>
+          <w:color w:val="auto"/>
+          <w:sz w:val="20"/>
+          <w:szCs w:val="20"/>
+        </w:rPr>
+        <w:t xml:space="preserve">Figura </w:t>
+      </w:r>
+      <w:r>
+        <w:rPr>
+          <w:rFonts w:ascii="Arial" w:hAnsi="Arial" w:cs="Arial"/>
+          <w:i w:val="0"/>
+          <w:iCs w:val="0"/>
+          <w:color w:val="auto"/>
+          <w:sz w:val="20"/>
+          <w:szCs w:val="20"/>
+        </w:rPr>
+        <w:fldChar w:fldCharType="begin"/>
+      </w:r>
+      <w:r>
+        <w:rPr>
+          <w:rFonts w:ascii="Arial" w:hAnsi="Arial" w:cs="Arial"/>
+          <w:i w:val="0"/>
+          <w:iCs w:val="0"/>
+          <w:color w:val="auto"/>
+          <w:sz w:val="20"/>
+          <w:szCs w:val="20"/>
+        </w:rPr>
+        <w:instrText xml:space="preserve"> SEQ Figura \* ARABIC </w:instrText>
+      </w:r>
+      <w:r>
+        <w:rPr>
+          <w:rFonts w:ascii="Arial" w:hAnsi="Arial" w:cs="Arial"/>
+          <w:i w:val="0"/>
+          <w:iCs w:val="0"/>
+          <w:color w:val="auto"/>
+          <w:sz w:val="20"/>
+          <w:szCs w:val="20"/>
+        </w:rPr>
+        <w:fldChar w:fldCharType="separate"/>
+      </w:r>
+      <w:r>
+        <w:rPr>
+          <w:rFonts w:ascii="Arial" w:hAnsi="Arial" w:cs="Arial"/>
+          <w:i w:val="0"/>
+          <w:iCs w:val="0"/>
+          <w:noProof/>
+          <w:color w:val="auto"/>
+          <w:sz w:val="20"/>
+          <w:szCs w:val="20"/>
+        </w:rPr>
+        <w:t>7</w:t>
+      </w:r>
+      <w:r>
+        <w:rPr>
+          <w:rFonts w:ascii="Arial" w:hAnsi="Arial" w:cs="Arial"/>
+          <w:i w:val="0"/>
+          <w:iCs w:val="0"/>
+          <w:color w:val="auto"/>
+          <w:sz w:val="20"/>
+          <w:szCs w:val="20"/>
+        </w:rPr>
+        <w:fldChar w:fldCharType="end"/>
+      </w:r>
+      <w:r>
+        <w:rPr>
+          <w:rFonts w:ascii="Arial" w:hAnsi="Arial" w:cs="Arial"/>
+          <w:i w:val="0"/>
+          <w:iCs w:val="0"/>
+          <w:color w:val="auto"/>
+          <w:sz w:val="20"/>
+          <w:szCs w:val="20"/>
+        </w:rPr>
+        <w:t xml:space="preserve"> - Ataque simulado de exclusão do banco de dados central</w:t>
+      </w:r>
     </w:p>
     <w:p>
       <w:pPr>
@@ -8710,16 +8434,23 @@
           <w:sz w:val="20"/>
           <w:szCs w:val="20"/>
         </w:rPr>
-        <w:t>Fonte: Elaboração Própria (2026)</w:t>
-      </w:r>
-    </w:p>
-    <w:p>
-      <w:pPr>
-        <w:spacing w:after="0" w:line="360" w:lineRule="auto"/>
-        <w:ind w:firstLine="708"/>
+        <w:t>Fonte: Elaboração Própria (2026</w:t>
+      </w:r>
+      <w:r>
+        <w:rPr>
+          <w:rFonts w:ascii="Arial" w:eastAsia="Arial" w:hAnsi="Arial" w:cs="Arial"/>
+          <w:sz w:val="20"/>
+          <w:szCs w:val="20"/>
+        </w:rPr>
+        <w:t>)</w:t>
+      </w:r>
+    </w:p>
+    <w:p>
+      <w:pPr>
+        <w:spacing w:after="0" w:line="360" w:lineRule="auto"/>
         <w:jc w:val="center"/>
         <w:rPr>
-          <w:rFonts w:ascii="Arial" w:hAnsi="Arial" w:cs="Arial"/>
+          <w:rFonts w:ascii="Arial" w:eastAsia="Arial" w:hAnsi="Arial" w:cs="Arial"/>
           <w:sz w:val="20"/>
           <w:szCs w:val="20"/>
         </w:rPr>
@@ -8779,12 +8510,57 @@
           <w:szCs w:val="20"/>
         </w:rPr>
       </w:pPr>
-      <w:r>
-        <w:rPr>
-          <w:rFonts w:ascii="Arial" w:eastAsia="Arial" w:hAnsi="Arial" w:cs="Arial"/>
-          <w:sz w:val="20"/>
-          <w:szCs w:val="20"/>
-        </w:rPr>
+    </w:p>
+    <w:p>
+      <w:pPr>
+        <w:spacing w:after="0" w:line="360" w:lineRule="auto"/>
+        <w:jc w:val="center"/>
+        <w:rPr>
+          <w:rFonts w:ascii="Arial" w:eastAsia="Arial" w:hAnsi="Arial" w:cs="Arial"/>
+          <w:sz w:val="20"/>
+          <w:szCs w:val="20"/>
+        </w:rPr>
+      </w:pPr>
+    </w:p>
+    <w:p>
+      <w:pPr>
+        <w:spacing w:after="0" w:line="360" w:lineRule="auto"/>
+        <w:jc w:val="center"/>
+        <w:rPr>
+          <w:rFonts w:ascii="Arial" w:eastAsia="Arial" w:hAnsi="Arial" w:cs="Arial"/>
+          <w:sz w:val="20"/>
+          <w:szCs w:val="20"/>
+        </w:rPr>
+      </w:pPr>
+    </w:p>
+    <w:p>
+      <w:pPr>
+        <w:spacing w:after="0" w:line="360" w:lineRule="auto"/>
+        <w:jc w:val="center"/>
+        <w:rPr>
+          <w:rFonts w:ascii="Arial" w:eastAsia="Arial" w:hAnsi="Arial" w:cs="Arial"/>
+          <w:sz w:val="20"/>
+          <w:szCs w:val="20"/>
+        </w:rPr>
+      </w:pPr>
+    </w:p>
+    <w:p>
+      <w:pPr>
+        <w:spacing w:after="0" w:line="360" w:lineRule="auto"/>
+        <w:jc w:val="center"/>
+        <w:rPr>
+          <w:rFonts w:ascii="Arial" w:eastAsia="Arial" w:hAnsi="Arial" w:cs="Arial"/>
+          <w:sz w:val="20"/>
+          <w:szCs w:val="20"/>
+        </w:rPr>
+      </w:pPr>
+      <w:r>
+        <w:rPr>
+          <w:rFonts w:ascii="Arial" w:eastAsia="Arial" w:hAnsi="Arial" w:cs="Arial"/>
+          <w:sz w:val="20"/>
+          <w:szCs w:val="20"/>
+        </w:rPr>
+        <w:lastRenderedPageBreak/>
         <w:t xml:space="preserve">Figura </w:t>
       </w:r>
       <w:r>
@@ -8866,25 +8642,39 @@
     <w:p>
       <w:pPr>
         <w:spacing w:after="0" w:line="360" w:lineRule="auto"/>
-        <w:ind w:firstLine="708"/>
-        <w:jc w:val="both"/>
-        <w:rPr>
-          <w:rFonts w:ascii="Arial" w:hAnsi="Arial" w:cs="Arial"/>
-          <w:sz w:val="20"/>
-          <w:szCs w:val="20"/>
-        </w:rPr>
-      </w:pPr>
-      <w:r>
-        <w:rPr>
-          <w:rFonts w:ascii="Arial" w:hAnsi="Arial" w:cs="Arial"/>
+        <w:jc w:val="both"/>
+        <w:rPr>
+          <w:rFonts w:ascii="Arial" w:hAnsi="Arial" w:cs="Arial"/>
+          <w:sz w:val="20"/>
+          <w:szCs w:val="20"/>
+        </w:rPr>
+      </w:pPr>
+      <w:r>
+        <w:rPr>
+          <w:rFonts w:ascii="Arial" w:hAnsi="Arial" w:cs="Arial"/>
+          <w:noProof/>
           <w:sz w:val="20"/>
           <w:szCs w:val="20"/>
         </w:rPr>
         <w:drawing>
-          <wp:inline distT="0" distB="0" distL="0" distR="0" wp14:anchorId="26DF7CCA" wp14:editId="149E1398">
+          <wp:anchor distT="0" distB="0" distL="114300" distR="114300" simplePos="0" relativeHeight="251663360" behindDoc="0" locked="0" layoutInCell="1" allowOverlap="1" wp14:anchorId="40EEA414" wp14:editId="0003130D">
+            <wp:simplePos x="0" y="0"/>
+            <wp:positionH relativeFrom="page">
+              <wp:align>center</wp:align>
+            </wp:positionH>
+            <wp:positionV relativeFrom="paragraph">
+              <wp:posOffset>504</wp:posOffset>
+            </wp:positionV>
             <wp:extent cx="5760085" cy="2283460"/>
             <wp:effectExtent l="0" t="0" r="0" b="2540"/>
-            <wp:docPr id="1768013879" name="Imagem 1"/>
+            <wp:wrapTopAndBottom/>
+            <wp:docPr id="1768013879" name="Imagem 1">
+              <a:extLst xmlns:a="http://schemas.openxmlformats.org/drawingml/2006/main">
+                <a:ext uri="{FF2B5EF4-FFF2-40B4-BE49-F238E27FC236}">
+                  <a16:creationId xmlns:a16="http://schemas.microsoft.com/office/drawing/2014/main" id="{E78A3851-B122-41C5-9F8C-F5643A65A333}"/>
+                </a:ext>
+              </a:extLst>
+            </wp:docPr>
             <wp:cNvGraphicFramePr>
               <a:graphicFrameLocks xmlns:a="http://schemas.openxmlformats.org/drawingml/2006/main" noChangeAspect="1"/>
             </wp:cNvGraphicFramePr>
@@ -8896,7 +8686,13 @@
                     <pic:cNvPicPr/>
                   </pic:nvPicPr>
                   <pic:blipFill>
-                    <a:blip r:embed="rId14"/>
+                    <a:blip r:embed="rId15" cstate="print">
+                      <a:extLst>
+                        <a:ext uri="{28A0092B-C50C-407E-A947-70E740481C1C}">
+                          <a14:useLocalDpi xmlns:a14="http://schemas.microsoft.com/office/drawing/2010/main" val="0"/>
+                        </a:ext>
+                      </a:extLst>
+                    </a:blip>
                     <a:stretch>
                       <a:fillRect/>
                     </a:stretch>
@@ -8913,7 +8709,7 @@
                 </pic:pic>
               </a:graphicData>
             </a:graphic>
-          </wp:inline>
+          </wp:anchor>
         </w:drawing>
       </w:r>
     </w:p>
@@ -8939,6 +8735,17 @@
     <w:p>
       <w:pPr>
         <w:spacing w:after="0" w:line="360" w:lineRule="auto"/>
+        <w:jc w:val="center"/>
+        <w:rPr>
+          <w:rFonts w:ascii="Arial" w:eastAsia="Arial" w:hAnsi="Arial" w:cs="Arial"/>
+          <w:sz w:val="20"/>
+          <w:szCs w:val="20"/>
+        </w:rPr>
+      </w:pPr>
+    </w:p>
+    <w:p>
+      <w:pPr>
+        <w:spacing w:after="0" w:line="360" w:lineRule="auto"/>
         <w:ind w:firstLine="708"/>
         <w:jc w:val="both"/>
         <w:rPr>
@@ -8947,18 +8754,6 @@
           <w:szCs w:val="20"/>
         </w:rPr>
       </w:pPr>
-    </w:p>
-    <w:p>
-      <w:pPr>
-        <w:spacing w:after="0" w:line="360" w:lineRule="auto"/>
-        <w:ind w:left="1416" w:firstLine="708"/>
-        <w:jc w:val="both"/>
-        <w:rPr>
-          <w:rFonts w:ascii="Arial" w:hAnsi="Arial" w:cs="Arial"/>
-          <w:sz w:val="20"/>
-          <w:szCs w:val="20"/>
-        </w:rPr>
-      </w:pPr>
       <w:r>
         <w:rPr>
           <w:rFonts w:ascii="Arial" w:hAnsi="Arial" w:cs="Arial"/>
@@ -8989,6 +8784,24 @@
           <w:sz w:val="20"/>
           <w:szCs w:val="20"/>
         </w:rPr>
+        <w:t xml:space="preserve"> o </w:t>
+      </w:r>
+      <w:proofErr w:type="spellStart"/>
+      <w:r>
+        <w:rPr>
+          <w:rFonts w:ascii="Arial" w:hAnsi="Arial" w:cs="Arial"/>
+          <w:sz w:val="20"/>
+          <w:szCs w:val="20"/>
+        </w:rPr>
+        <w:t>Votifalho</w:t>
+      </w:r>
+      <w:proofErr w:type="spellEnd"/>
+      <w:r>
+        <w:rPr>
+          <w:rFonts w:ascii="Arial" w:hAnsi="Arial" w:cs="Arial"/>
+          <w:sz w:val="20"/>
+          <w:szCs w:val="20"/>
+        </w:rPr>
         <w:t xml:space="preserve"> </w:t>
       </w:r>
       <w:r>
@@ -8997,32 +8810,6 @@
           <w:sz w:val="20"/>
           <w:szCs w:val="20"/>
         </w:rPr>
-        <w:t xml:space="preserve">o </w:t>
-      </w:r>
-      <w:proofErr w:type="spellStart"/>
-      <w:r>
-        <w:rPr>
-          <w:rFonts w:ascii="Arial" w:hAnsi="Arial" w:cs="Arial"/>
-          <w:sz w:val="20"/>
-          <w:szCs w:val="20"/>
-        </w:rPr>
-        <w:t>Votifalho</w:t>
-      </w:r>
-      <w:proofErr w:type="spellEnd"/>
-      <w:r>
-        <w:rPr>
-          <w:rFonts w:ascii="Arial" w:hAnsi="Arial" w:cs="Arial"/>
-          <w:sz w:val="20"/>
-          <w:szCs w:val="20"/>
-        </w:rPr>
-        <w:t xml:space="preserve"> </w:t>
-      </w:r>
-      <w:r>
-        <w:rPr>
-          <w:rFonts w:ascii="Arial" w:hAnsi="Arial" w:cs="Arial"/>
-          <w:sz w:val="20"/>
-          <w:szCs w:val="20"/>
-        </w:rPr>
         <w:t>result</w:t>
       </w:r>
       <w:r>
@@ -9031,15 +8818,7 @@
           <w:sz w:val="20"/>
           <w:szCs w:val="20"/>
         </w:rPr>
-        <w:t>ou na inserção de 10 votos no banco de dados central</w:t>
-      </w:r>
-      <w:r>
-        <w:rPr>
-          <w:rFonts w:ascii="Arial" w:hAnsi="Arial" w:cs="Arial"/>
-          <w:sz w:val="20"/>
-          <w:szCs w:val="20"/>
-        </w:rPr>
-        <w:t xml:space="preserve">. Já no </w:t>
+        <w:t xml:space="preserve">ou na inserção de 10 votos no banco de dados central. Já no </w:t>
       </w:r>
       <w:proofErr w:type="spellStart"/>
       <w:r>
@@ -9071,85 +8850,21 @@
     <w:p>
       <w:pPr>
         <w:spacing w:after="0" w:line="360" w:lineRule="auto"/>
-        <w:ind w:left="1416" w:firstLine="708"/>
-        <w:jc w:val="both"/>
-        <w:rPr>
-          <w:rFonts w:ascii="Arial" w:eastAsia="Arial" w:hAnsi="Arial" w:cs="Arial"/>
-          <w:sz w:val="20"/>
-          <w:szCs w:val="20"/>
-        </w:rPr>
-      </w:pPr>
-      <w:r>
-        <w:rPr>
-          <w:rFonts w:ascii="Arial" w:eastAsia="Arial" w:hAnsi="Arial" w:cs="Arial"/>
-          <w:sz w:val="20"/>
-          <w:szCs w:val="20"/>
-        </w:rPr>
-        <w:t>A</w:t>
-      </w:r>
-      <w:r>
-        <w:rPr>
-          <w:rFonts w:ascii="Arial" w:eastAsia="Arial" w:hAnsi="Arial" w:cs="Arial"/>
-          <w:sz w:val="20"/>
-          <w:szCs w:val="20"/>
-        </w:rPr>
-        <w:t>s</w:t>
-      </w:r>
-      <w:r>
-        <w:rPr>
-          <w:rFonts w:ascii="Arial" w:eastAsia="Arial" w:hAnsi="Arial" w:cs="Arial"/>
-          <w:sz w:val="20"/>
-          <w:szCs w:val="20"/>
-        </w:rPr>
-        <w:t xml:space="preserve"> figura</w:t>
-      </w:r>
-      <w:r>
-        <w:rPr>
-          <w:rFonts w:ascii="Arial" w:eastAsia="Arial" w:hAnsi="Arial" w:cs="Arial"/>
-          <w:sz w:val="20"/>
-          <w:szCs w:val="20"/>
-        </w:rPr>
-        <w:t>s</w:t>
-      </w:r>
-      <w:r>
-        <w:rPr>
-          <w:rFonts w:ascii="Arial" w:eastAsia="Arial" w:hAnsi="Arial" w:cs="Arial"/>
-          <w:sz w:val="20"/>
-          <w:szCs w:val="20"/>
-        </w:rPr>
-        <w:t xml:space="preserve"> 9</w:t>
-      </w:r>
-      <w:r>
-        <w:rPr>
-          <w:rFonts w:ascii="Arial" w:eastAsia="Arial" w:hAnsi="Arial" w:cs="Arial"/>
-          <w:sz w:val="20"/>
-          <w:szCs w:val="20"/>
-        </w:rPr>
-        <w:t xml:space="preserve"> e 10</w:t>
-      </w:r>
-      <w:r>
-        <w:rPr>
-          <w:rFonts w:ascii="Arial" w:eastAsia="Arial" w:hAnsi="Arial" w:cs="Arial"/>
-          <w:sz w:val="20"/>
-          <w:szCs w:val="20"/>
-        </w:rPr>
-        <w:t xml:space="preserve"> demonstra</w:t>
-      </w:r>
-      <w:r>
-        <w:rPr>
-          <w:rFonts w:ascii="Arial" w:eastAsia="Arial" w:hAnsi="Arial" w:cs="Arial"/>
-          <w:sz w:val="20"/>
-          <w:szCs w:val="20"/>
-        </w:rPr>
-        <w:t>m</w:t>
-      </w:r>
-      <w:r>
-        <w:rPr>
-          <w:rFonts w:ascii="Arial" w:eastAsia="Arial" w:hAnsi="Arial" w:cs="Arial"/>
-          <w:sz w:val="20"/>
-          <w:szCs w:val="20"/>
-        </w:rPr>
-        <w:t xml:space="preserve"> </w:t>
+        <w:ind w:firstLine="708"/>
+        <w:jc w:val="both"/>
+        <w:rPr>
+          <w:rFonts w:ascii="Arial" w:eastAsia="Arial" w:hAnsi="Arial" w:cs="Arial"/>
+          <w:sz w:val="20"/>
+          <w:szCs w:val="20"/>
+        </w:rPr>
+      </w:pPr>
+      <w:r>
+        <w:rPr>
+          <w:rFonts w:ascii="Arial" w:eastAsia="Arial" w:hAnsi="Arial" w:cs="Arial"/>
+          <w:sz w:val="20"/>
+          <w:szCs w:val="20"/>
+        </w:rPr>
+        <w:t xml:space="preserve">As figuras 9 e 10 demonstram </w:t>
       </w:r>
       <w:r>
         <w:rPr>
@@ -9172,6 +8887,7 @@
       <w:pPr>
         <w:pStyle w:val="Legenda"/>
         <w:keepNext/>
+        <w:spacing w:line="360" w:lineRule="auto"/>
         <w:jc w:val="center"/>
         <w:rPr>
           <w:rFonts w:ascii="Arial" w:eastAsia="Arial" w:hAnsi="Arial" w:cs="Arial"/>
@@ -9184,105 +8900,30 @@
       </w:pPr>
       <w:r>
         <w:rPr>
-          <w:rFonts w:ascii="Arial" w:eastAsia="Arial" w:hAnsi="Arial" w:cs="Arial"/>
-          <w:i w:val="0"/>
-          <w:iCs w:val="0"/>
-          <w:color w:val="auto"/>
-          <w:sz w:val="20"/>
-          <w:szCs w:val="20"/>
-        </w:rPr>
-        <w:t xml:space="preserve">Figura </w:t>
-      </w:r>
-      <w:r>
-        <w:rPr>
-          <w:rFonts w:ascii="Arial" w:eastAsia="Arial" w:hAnsi="Arial" w:cs="Arial"/>
-          <w:i w:val="0"/>
-          <w:iCs w:val="0"/>
-          <w:color w:val="auto"/>
-          <w:sz w:val="20"/>
-          <w:szCs w:val="20"/>
-        </w:rPr>
-        <w:fldChar w:fldCharType="begin"/>
-      </w:r>
-      <w:r>
-        <w:rPr>
-          <w:rFonts w:ascii="Arial" w:eastAsia="Arial" w:hAnsi="Arial" w:cs="Arial"/>
-          <w:i w:val="0"/>
-          <w:iCs w:val="0"/>
-          <w:color w:val="auto"/>
-          <w:sz w:val="20"/>
-          <w:szCs w:val="20"/>
-        </w:rPr>
-        <w:instrText xml:space="preserve"> SEQ Figura \* ARABIC </w:instrText>
-      </w:r>
-      <w:r>
-        <w:rPr>
-          <w:rFonts w:ascii="Arial" w:eastAsia="Arial" w:hAnsi="Arial" w:cs="Arial"/>
-          <w:i w:val="0"/>
-          <w:iCs w:val="0"/>
-          <w:color w:val="auto"/>
-          <w:sz w:val="20"/>
-          <w:szCs w:val="20"/>
-        </w:rPr>
-        <w:fldChar w:fldCharType="separate"/>
-      </w:r>
-      <w:r>
-        <w:rPr>
-          <w:rFonts w:ascii="Arial" w:eastAsia="Arial" w:hAnsi="Arial" w:cs="Arial"/>
-          <w:i w:val="0"/>
-          <w:iCs w:val="0"/>
+          <w:rFonts w:ascii="Arial" w:hAnsi="Arial" w:cs="Arial"/>
           <w:noProof/>
-          <w:color w:val="auto"/>
-          <w:sz w:val="20"/>
-          <w:szCs w:val="20"/>
-        </w:rPr>
-        <w:t>9</w:t>
-      </w:r>
-      <w:r>
-        <w:rPr>
-          <w:rFonts w:ascii="Arial" w:eastAsia="Arial" w:hAnsi="Arial" w:cs="Arial"/>
-          <w:i w:val="0"/>
-          <w:iCs w:val="0"/>
-          <w:color w:val="auto"/>
-          <w:sz w:val="20"/>
-          <w:szCs w:val="20"/>
-        </w:rPr>
-        <w:fldChar w:fldCharType="end"/>
-      </w:r>
-      <w:r>
-        <w:rPr>
-          <w:rFonts w:ascii="Arial" w:eastAsia="Arial" w:hAnsi="Arial" w:cs="Arial"/>
-          <w:i w:val="0"/>
-          <w:iCs w:val="0"/>
-          <w:color w:val="auto"/>
-          <w:sz w:val="20"/>
-          <w:szCs w:val="20"/>
-        </w:rPr>
-        <w:t xml:space="preserve"> - Simulação de ataque de inserção de votos</w:t>
-      </w:r>
-    </w:p>
-    <w:p>
-      <w:pPr>
-        <w:spacing w:after="0" w:line="360" w:lineRule="auto"/>
-        <w:ind w:firstLine="708"/>
-        <w:jc w:val="both"/>
-        <w:rPr>
-          <w:rFonts w:ascii="Arial" w:hAnsi="Arial" w:cs="Arial"/>
-          <w:sz w:val="20"/>
-          <w:szCs w:val="20"/>
-        </w:rPr>
-      </w:pPr>
-      <w:r>
-        <w:rPr>
-          <w:rFonts w:ascii="Arial" w:hAnsi="Arial" w:cs="Arial"/>
           <w:sz w:val="20"/>
           <w:szCs w:val="20"/>
         </w:rPr>
         <w:drawing>
-          <wp:inline distT="0" distB="0" distL="0" distR="0" wp14:anchorId="16AB34B0" wp14:editId="60A184A2">
+          <wp:anchor distT="0" distB="0" distL="114300" distR="114300" simplePos="0" relativeHeight="251664384" behindDoc="0" locked="0" layoutInCell="1" allowOverlap="1" wp14:anchorId="4F8FC116" wp14:editId="308BD8A6">
+            <wp:simplePos x="0" y="0"/>
+            <wp:positionH relativeFrom="page">
+              <wp:align>center</wp:align>
+            </wp:positionH>
+            <wp:positionV relativeFrom="paragraph">
+              <wp:posOffset>261494</wp:posOffset>
+            </wp:positionV>
             <wp:extent cx="5760085" cy="2855595"/>
             <wp:effectExtent l="0" t="0" r="0" b="1905"/>
-            <wp:docPr id="325243595" name="Imagem 1"/>
+            <wp:wrapTopAndBottom/>
+            <wp:docPr id="325243595" name="Imagem 1">
+              <a:extLst xmlns:a="http://schemas.openxmlformats.org/drawingml/2006/main">
+                <a:ext uri="{FF2B5EF4-FFF2-40B4-BE49-F238E27FC236}">
+                  <a16:creationId xmlns:a16="http://schemas.microsoft.com/office/drawing/2014/main" id="{70447B73-882E-45B2-A71C-4619AD1C9DF2}"/>
+                </a:ext>
+              </a:extLst>
+            </wp:docPr>
             <wp:cNvGraphicFramePr>
               <a:graphicFrameLocks xmlns:a="http://schemas.openxmlformats.org/drawingml/2006/main" noChangeAspect="1"/>
             </wp:cNvGraphicFramePr>
@@ -9294,7 +8935,13 @@
                     <pic:cNvPicPr/>
                   </pic:nvPicPr>
                   <pic:blipFill>
-                    <a:blip r:embed="rId15"/>
+                    <a:blip r:embed="rId16" cstate="print">
+                      <a:extLst>
+                        <a:ext uri="{28A0092B-C50C-407E-A947-70E740481C1C}">
+                          <a14:useLocalDpi xmlns:a14="http://schemas.microsoft.com/office/drawing/2010/main" val="0"/>
+                        </a:ext>
+                      </a:extLst>
+                    </a:blip>
                     <a:stretch>
                       <a:fillRect/>
                     </a:stretch>
@@ -9311,46 +8958,10 @@
                 </pic:pic>
               </a:graphicData>
             </a:graphic>
-          </wp:inline>
+          </wp:anchor>
         </w:drawing>
       </w:r>
-    </w:p>
-    <w:p>
-      <w:pPr>
-        <w:spacing w:after="0" w:line="360" w:lineRule="auto"/>
-        <w:jc w:val="center"/>
-        <w:rPr>
-          <w:rFonts w:ascii="Arial" w:eastAsia="Arial" w:hAnsi="Arial" w:cs="Arial"/>
-          <w:sz w:val="20"/>
-          <w:szCs w:val="20"/>
-        </w:rPr>
-      </w:pPr>
-      <w:r>
-        <w:rPr>
-          <w:rFonts w:ascii="Arial" w:eastAsia="Arial" w:hAnsi="Arial" w:cs="Arial"/>
-          <w:sz w:val="20"/>
-          <w:szCs w:val="20"/>
-        </w:rPr>
-        <w:t>Fonte: Elaboração Própria (2026)</w:t>
-      </w:r>
-    </w:p>
-    <w:p>
-      <w:pPr>
-        <w:spacing w:after="0" w:line="360" w:lineRule="auto"/>
-        <w:ind w:firstLine="708"/>
-        <w:jc w:val="both"/>
-        <w:rPr>
-          <w:rFonts w:ascii="Arial" w:hAnsi="Arial" w:cs="Arial"/>
-          <w:sz w:val="20"/>
-          <w:szCs w:val="20"/>
-        </w:rPr>
-      </w:pPr>
-    </w:p>
-    <w:p>
-      <w:pPr>
-        <w:pStyle w:val="Legenda"/>
-        <w:keepNext/>
-        <w:jc w:val="center"/>
+      <w:r>
         <w:rPr>
           <w:rFonts w:ascii="Arial" w:eastAsia="Arial" w:hAnsi="Arial" w:cs="Arial"/>
           <w:i w:val="0"/>
@@ -9359,7 +8970,8 @@
           <w:sz w:val="20"/>
           <w:szCs w:val="20"/>
         </w:rPr>
-      </w:pPr>
+        <w:t xml:space="preserve">Figura </w:t>
+      </w:r>
       <w:r>
         <w:rPr>
           <w:rFonts w:ascii="Arial" w:eastAsia="Arial" w:hAnsi="Arial" w:cs="Arial"/>
@@ -9369,8 +8981,7 @@
           <w:sz w:val="20"/>
           <w:szCs w:val="20"/>
         </w:rPr>
-        <w:lastRenderedPageBreak/>
-        <w:t xml:space="preserve">Figura </w:t>
+        <w:fldChar w:fldCharType="begin"/>
       </w:r>
       <w:r>
         <w:rPr>
@@ -9381,7 +8992,7 @@
           <w:sz w:val="20"/>
           <w:szCs w:val="20"/>
         </w:rPr>
-        <w:fldChar w:fldCharType="begin"/>
+        <w:instrText xml:space="preserve"> SEQ Figura \* ARABIC </w:instrText>
       </w:r>
       <w:r>
         <w:rPr>
@@ -9392,7 +9003,19 @@
           <w:sz w:val="20"/>
           <w:szCs w:val="20"/>
         </w:rPr>
-        <w:instrText xml:space="preserve"> SEQ Figura \* ARABIC </w:instrText>
+        <w:fldChar w:fldCharType="separate"/>
+      </w:r>
+      <w:r>
+        <w:rPr>
+          <w:rFonts w:ascii="Arial" w:eastAsia="Arial" w:hAnsi="Arial" w:cs="Arial"/>
+          <w:i w:val="0"/>
+          <w:iCs w:val="0"/>
+          <w:noProof/>
+          <w:color w:val="auto"/>
+          <w:sz w:val="20"/>
+          <w:szCs w:val="20"/>
+        </w:rPr>
+        <w:t>9</w:t>
       </w:r>
       <w:r>
         <w:rPr>
@@ -9403,7 +9026,7 @@
           <w:sz w:val="20"/>
           <w:szCs w:val="20"/>
         </w:rPr>
-        <w:fldChar w:fldCharType="separate"/>
+        <w:fldChar w:fldCharType="end"/>
       </w:r>
       <w:r>
         <w:rPr>
@@ -9414,9 +9037,46 @@
           <w:sz w:val="20"/>
           <w:szCs w:val="20"/>
         </w:rPr>
-        <w:t>10</w:t>
-      </w:r>
-      <w:r>
+        <w:t xml:space="preserve"> - Simulação de ataque de inserção de votos</w:t>
+      </w:r>
+    </w:p>
+    <w:p>
+      <w:pPr>
+        <w:spacing w:after="0" w:line="360" w:lineRule="auto"/>
+        <w:jc w:val="center"/>
+        <w:rPr>
+          <w:rFonts w:ascii="Arial" w:eastAsia="Arial" w:hAnsi="Arial" w:cs="Arial"/>
+          <w:sz w:val="20"/>
+          <w:szCs w:val="20"/>
+        </w:rPr>
+      </w:pPr>
+      <w:r>
+        <w:rPr>
+          <w:rFonts w:ascii="Arial" w:eastAsia="Arial" w:hAnsi="Arial" w:cs="Arial"/>
+          <w:sz w:val="20"/>
+          <w:szCs w:val="20"/>
+        </w:rPr>
+        <w:t>Fonte: Elaboração Própria (2026)</w:t>
+      </w:r>
+    </w:p>
+    <w:p>
+      <w:pPr>
+        <w:spacing w:after="0" w:line="360" w:lineRule="auto"/>
+        <w:ind w:firstLine="708"/>
+        <w:jc w:val="both"/>
+        <w:rPr>
+          <w:rFonts w:ascii="Arial" w:hAnsi="Arial" w:cs="Arial"/>
+          <w:sz w:val="20"/>
+          <w:szCs w:val="20"/>
+        </w:rPr>
+      </w:pPr>
+    </w:p>
+    <w:p>
+      <w:pPr>
+        <w:pStyle w:val="Legenda"/>
+        <w:keepNext/>
+        <w:spacing w:line="360" w:lineRule="auto"/>
+        <w:jc w:val="center"/>
         <w:rPr>
           <w:rFonts w:ascii="Arial" w:eastAsia="Arial" w:hAnsi="Arial" w:cs="Arial"/>
           <w:i w:val="0"/>
@@ -9425,110 +9085,34 @@
           <w:sz w:val="20"/>
           <w:szCs w:val="20"/>
         </w:rPr>
-        <w:fldChar w:fldCharType="end"/>
-      </w:r>
-      <w:r>
-        <w:rPr>
-          <w:rFonts w:ascii="Arial" w:eastAsia="Arial" w:hAnsi="Arial" w:cs="Arial"/>
-          <w:i w:val="0"/>
-          <w:iCs w:val="0"/>
-          <w:color w:val="auto"/>
-          <w:sz w:val="20"/>
-          <w:szCs w:val="20"/>
-        </w:rPr>
-        <w:t xml:space="preserve"> - Mitigação de ataque de injeção de dados</w:t>
-      </w:r>
-      <w:r>
-        <w:rPr>
-          <w:rFonts w:ascii="Arial" w:eastAsia="Arial" w:hAnsi="Arial" w:cs="Arial"/>
-          <w:i w:val="0"/>
-          <w:iCs w:val="0"/>
-          <w:color w:val="auto"/>
-          <w:sz w:val="20"/>
-          <w:szCs w:val="20"/>
-        </w:rPr>
-        <w:t>.</w:t>
-      </w:r>
-      <w:r>
-        <w:rPr>
-          <w:rFonts w:ascii="Arial" w:eastAsia="Arial" w:hAnsi="Arial" w:cs="Arial"/>
-          <w:i w:val="0"/>
-          <w:iCs w:val="0"/>
-          <w:color w:val="auto"/>
-          <w:sz w:val="20"/>
-          <w:szCs w:val="20"/>
-        </w:rPr>
-        <w:t xml:space="preserve"> </w:t>
-      </w:r>
-      <w:r>
-        <w:rPr>
-          <w:rFonts w:ascii="Arial" w:eastAsia="Arial" w:hAnsi="Arial" w:cs="Arial"/>
-          <w:i w:val="0"/>
-          <w:iCs w:val="0"/>
-          <w:color w:val="auto"/>
-          <w:sz w:val="20"/>
-          <w:szCs w:val="20"/>
-        </w:rPr>
-        <w:t>A</w:t>
-      </w:r>
-      <w:r>
-        <w:rPr>
-          <w:rFonts w:ascii="Arial" w:eastAsia="Arial" w:hAnsi="Arial" w:cs="Arial"/>
-          <w:i w:val="0"/>
-          <w:iCs w:val="0"/>
-          <w:color w:val="auto"/>
-          <w:sz w:val="20"/>
-          <w:szCs w:val="20"/>
-        </w:rPr>
-        <w:t xml:space="preserve"> adulteração em um nó específico ("Nó 3") não afeta o resultado global</w:t>
-      </w:r>
-      <w:r>
-        <w:rPr>
-          <w:rFonts w:ascii="Arial" w:eastAsia="Arial" w:hAnsi="Arial" w:cs="Arial"/>
-          <w:i w:val="0"/>
-          <w:iCs w:val="0"/>
-          <w:color w:val="auto"/>
-          <w:sz w:val="20"/>
-          <w:szCs w:val="20"/>
-        </w:rPr>
-        <w:t xml:space="preserve"> no </w:t>
-      </w:r>
-      <w:proofErr w:type="spellStart"/>
-      <w:r>
-        <w:rPr>
-          <w:rFonts w:ascii="Arial" w:eastAsia="Arial" w:hAnsi="Arial" w:cs="Arial"/>
-          <w:i w:val="0"/>
-          <w:iCs w:val="0"/>
-          <w:color w:val="auto"/>
-          <w:sz w:val="20"/>
-          <w:szCs w:val="20"/>
-        </w:rPr>
-        <w:t>Votify</w:t>
-      </w:r>
-      <w:proofErr w:type="spellEnd"/>
-    </w:p>
-    <w:p>
-      <w:pPr>
-        <w:spacing w:after="0" w:line="360" w:lineRule="auto"/>
-        <w:ind w:firstLine="708"/>
-        <w:jc w:val="both"/>
-        <w:rPr>
-          <w:rFonts w:ascii="Arial" w:hAnsi="Arial" w:cs="Arial"/>
-          <w:sz w:val="20"/>
-          <w:szCs w:val="20"/>
-        </w:rPr>
-      </w:pPr>
-      <w:r>
-        <w:rPr>
-          <w:rFonts w:ascii="Arial" w:hAnsi="Arial" w:cs="Arial"/>
-          <w:sz w:val="20"/>
-          <w:szCs w:val="20"/>
-        </w:rPr>
+      </w:pPr>
+      <w:r>
+        <w:rPr>
+          <w:rFonts w:ascii="Arial" w:hAnsi="Arial" w:cs="Arial"/>
+          <w:noProof/>
+          <w:sz w:val="20"/>
+          <w:szCs w:val="20"/>
+        </w:rPr>
+        <w:lastRenderedPageBreak/>
         <w:drawing>
-          <wp:inline distT="0" distB="0" distL="0" distR="0" wp14:anchorId="3EA78B9A" wp14:editId="09FE4AC2">
+          <wp:anchor distT="0" distB="0" distL="114300" distR="114300" simplePos="0" relativeHeight="251665408" behindDoc="0" locked="0" layoutInCell="1" allowOverlap="1" wp14:anchorId="6CB8C480" wp14:editId="3D4F9174">
+            <wp:simplePos x="0" y="0"/>
+            <wp:positionH relativeFrom="page">
+              <wp:align>center</wp:align>
+            </wp:positionH>
+            <wp:positionV relativeFrom="paragraph">
+              <wp:posOffset>438307</wp:posOffset>
+            </wp:positionV>
             <wp:extent cx="5760085" cy="2474595"/>
             <wp:effectExtent l="0" t="0" r="0" b="1905"/>
-            <wp:docPr id="1173704336" name="Imagem 1"/>
+            <wp:wrapTopAndBottom/>
+            <wp:docPr id="1173704336" name="Imagem 1">
+              <a:extLst xmlns:a="http://schemas.openxmlformats.org/drawingml/2006/main">
+                <a:ext uri="{FF2B5EF4-FFF2-40B4-BE49-F238E27FC236}">
+                  <a16:creationId xmlns:a16="http://schemas.microsoft.com/office/drawing/2014/main" id="{30956710-FB29-4C89-A066-E5ABD30567C0}"/>
+                </a:ext>
+              </a:extLst>
+            </wp:docPr>
             <wp:cNvGraphicFramePr>
               <a:graphicFrameLocks xmlns:a="http://schemas.openxmlformats.org/drawingml/2006/main" noChangeAspect="1"/>
             </wp:cNvGraphicFramePr>
@@ -9540,7 +9124,13 @@
                     <pic:cNvPicPr/>
                   </pic:nvPicPr>
                   <pic:blipFill>
-                    <a:blip r:embed="rId16"/>
+                    <a:blip r:embed="rId17" cstate="print">
+                      <a:extLst>
+                        <a:ext uri="{28A0092B-C50C-407E-A947-70E740481C1C}">
+                          <a14:useLocalDpi xmlns:a14="http://schemas.microsoft.com/office/drawing/2010/main" val="0"/>
+                        </a:ext>
+                      </a:extLst>
+                    </a:blip>
                     <a:stretch>
                       <a:fillRect/>
                     </a:stretch>
@@ -9557,9 +9147,154 @@
                 </pic:pic>
               </a:graphicData>
             </a:graphic>
-          </wp:inline>
+          </wp:anchor>
         </w:drawing>
       </w:r>
+      <w:r>
+        <w:rPr>
+          <w:rFonts w:ascii="Arial" w:eastAsia="Arial" w:hAnsi="Arial" w:cs="Arial"/>
+          <w:i w:val="0"/>
+          <w:iCs w:val="0"/>
+          <w:color w:val="auto"/>
+          <w:sz w:val="20"/>
+          <w:szCs w:val="20"/>
+        </w:rPr>
+        <w:t xml:space="preserve">Figura </w:t>
+      </w:r>
+      <w:r>
+        <w:rPr>
+          <w:rFonts w:ascii="Arial" w:eastAsia="Arial" w:hAnsi="Arial" w:cs="Arial"/>
+          <w:i w:val="0"/>
+          <w:iCs w:val="0"/>
+          <w:color w:val="auto"/>
+          <w:sz w:val="20"/>
+          <w:szCs w:val="20"/>
+        </w:rPr>
+        <w:fldChar w:fldCharType="begin"/>
+      </w:r>
+      <w:r>
+        <w:rPr>
+          <w:rFonts w:ascii="Arial" w:eastAsia="Arial" w:hAnsi="Arial" w:cs="Arial"/>
+          <w:i w:val="0"/>
+          <w:iCs w:val="0"/>
+          <w:color w:val="auto"/>
+          <w:sz w:val="20"/>
+          <w:szCs w:val="20"/>
+        </w:rPr>
+        <w:instrText xml:space="preserve"> SEQ Figura \* ARABIC </w:instrText>
+      </w:r>
+      <w:r>
+        <w:rPr>
+          <w:rFonts w:ascii="Arial" w:eastAsia="Arial" w:hAnsi="Arial" w:cs="Arial"/>
+          <w:i w:val="0"/>
+          <w:iCs w:val="0"/>
+          <w:color w:val="auto"/>
+          <w:sz w:val="20"/>
+          <w:szCs w:val="20"/>
+        </w:rPr>
+        <w:fldChar w:fldCharType="separate"/>
+      </w:r>
+      <w:r>
+        <w:rPr>
+          <w:rFonts w:ascii="Arial" w:eastAsia="Arial" w:hAnsi="Arial" w:cs="Arial"/>
+          <w:i w:val="0"/>
+          <w:iCs w:val="0"/>
+          <w:color w:val="auto"/>
+          <w:sz w:val="20"/>
+          <w:szCs w:val="20"/>
+        </w:rPr>
+        <w:t>10</w:t>
+      </w:r>
+      <w:r>
+        <w:rPr>
+          <w:rFonts w:ascii="Arial" w:eastAsia="Arial" w:hAnsi="Arial" w:cs="Arial"/>
+          <w:i w:val="0"/>
+          <w:iCs w:val="0"/>
+          <w:color w:val="auto"/>
+          <w:sz w:val="20"/>
+          <w:szCs w:val="20"/>
+        </w:rPr>
+        <w:fldChar w:fldCharType="end"/>
+      </w:r>
+      <w:r>
+        <w:rPr>
+          <w:rFonts w:ascii="Arial" w:eastAsia="Arial" w:hAnsi="Arial" w:cs="Arial"/>
+          <w:i w:val="0"/>
+          <w:iCs w:val="0"/>
+          <w:color w:val="auto"/>
+          <w:sz w:val="20"/>
+          <w:szCs w:val="20"/>
+        </w:rPr>
+        <w:t xml:space="preserve"> - Mitigação de ataque de injeção de dados</w:t>
+      </w:r>
+      <w:r>
+        <w:rPr>
+          <w:rFonts w:ascii="Arial" w:eastAsia="Arial" w:hAnsi="Arial" w:cs="Arial"/>
+          <w:i w:val="0"/>
+          <w:iCs w:val="0"/>
+          <w:color w:val="auto"/>
+          <w:sz w:val="20"/>
+          <w:szCs w:val="20"/>
+        </w:rPr>
+        <w:t>.</w:t>
+      </w:r>
+      <w:r>
+        <w:rPr>
+          <w:rFonts w:ascii="Arial" w:eastAsia="Arial" w:hAnsi="Arial" w:cs="Arial"/>
+          <w:i w:val="0"/>
+          <w:iCs w:val="0"/>
+          <w:color w:val="auto"/>
+          <w:sz w:val="20"/>
+          <w:szCs w:val="20"/>
+        </w:rPr>
+        <w:t xml:space="preserve"> </w:t>
+      </w:r>
+      <w:r>
+        <w:rPr>
+          <w:rFonts w:ascii="Arial" w:eastAsia="Arial" w:hAnsi="Arial" w:cs="Arial"/>
+          <w:i w:val="0"/>
+          <w:iCs w:val="0"/>
+          <w:color w:val="auto"/>
+          <w:sz w:val="20"/>
+          <w:szCs w:val="20"/>
+        </w:rPr>
+        <w:t>A</w:t>
+      </w:r>
+      <w:r>
+        <w:rPr>
+          <w:rFonts w:ascii="Arial" w:eastAsia="Arial" w:hAnsi="Arial" w:cs="Arial"/>
+          <w:i w:val="0"/>
+          <w:iCs w:val="0"/>
+          <w:color w:val="auto"/>
+          <w:sz w:val="20"/>
+          <w:szCs w:val="20"/>
+        </w:rPr>
+        <w:t xml:space="preserve"> adulteração em um nó específico ("Nó 3") não afeta o resultado global</w:t>
+      </w:r>
+      <w:r>
+        <w:rPr>
+          <w:rFonts w:ascii="Arial" w:eastAsia="Arial" w:hAnsi="Arial" w:cs="Arial"/>
+          <w:i w:val="0"/>
+          <w:iCs w:val="0"/>
+          <w:color w:val="auto"/>
+          <w:sz w:val="20"/>
+          <w:szCs w:val="20"/>
+        </w:rPr>
+        <w:t xml:space="preserve"> no </w:t>
+      </w:r>
+      <w:proofErr w:type="spellStart"/>
+      <w:r>
+        <w:rPr>
+          <w:rFonts w:ascii="Arial" w:eastAsia="Arial" w:hAnsi="Arial" w:cs="Arial"/>
+          <w:i w:val="0"/>
+          <w:iCs w:val="0"/>
+          <w:color w:val="auto"/>
+          <w:sz w:val="20"/>
+          <w:szCs w:val="20"/>
+        </w:rPr>
+        <w:t>Votify</w:t>
+      </w:r>
+      <w:proofErr w:type="spellEnd"/>
     </w:p>
     <w:p>
       <w:pPr>
@@ -9583,7 +9318,18 @@
     <w:p>
       <w:pPr>
         <w:spacing w:after="0" w:line="360" w:lineRule="auto"/>
-        <w:ind w:left="1416" w:firstLine="708"/>
+        <w:jc w:val="center"/>
+        <w:rPr>
+          <w:rFonts w:ascii="Arial" w:eastAsia="Arial" w:hAnsi="Arial" w:cs="Arial"/>
+          <w:sz w:val="20"/>
+          <w:szCs w:val="20"/>
+        </w:rPr>
+      </w:pPr>
+    </w:p>
+    <w:p>
+      <w:pPr>
+        <w:spacing w:after="0" w:line="360" w:lineRule="auto"/>
+        <w:ind w:firstLine="708"/>
         <w:jc w:val="both"/>
         <w:rPr>
           <w:rFonts w:ascii="Arial" w:hAnsi="Arial" w:cs="Arial"/>
@@ -9691,6 +9437,7 @@
           <w:numId w:val="6"/>
         </w:numPr>
         <w:spacing w:before="240" w:after="0" w:line="360" w:lineRule="auto"/>
+        <w:ind w:left="720"/>
         <w:jc w:val="both"/>
         <w:rPr>
           <w:rFonts w:ascii="Arial" w:hAnsi="Arial" w:cs="Arial"/>
@@ -9736,7 +9483,7 @@
     <w:p>
       <w:pPr>
         <w:spacing w:before="240" w:after="0" w:line="360" w:lineRule="auto"/>
-        <w:ind w:left="1429" w:firstLine="695"/>
+        <w:ind w:firstLine="695"/>
         <w:jc w:val="both"/>
         <w:rPr>
           <w:rFonts w:ascii="Arial" w:hAnsi="Arial" w:cs="Arial"/>
@@ -9834,7 +9581,7 @@
     <w:p>
       <w:pPr>
         <w:spacing w:before="240" w:after="0" w:line="360" w:lineRule="auto"/>
-        <w:ind w:left="1429" w:firstLine="695"/>
+        <w:ind w:firstLine="695"/>
         <w:jc w:val="both"/>
         <w:rPr>
           <w:rFonts w:ascii="Arial" w:hAnsi="Arial" w:cs="Arial"/>
@@ -9962,7 +9709,25 @@
           <w:sz w:val="20"/>
           <w:szCs w:val="20"/>
         </w:rPr>
-        <w:t xml:space="preserve"> da identidade do conteúdo do voto, </w:t>
+        <w:t xml:space="preserve"> da identidade do conteúdo do voto, a sobrecarga computacional foi drasticamente reduzida. Como resultado, o </w:t>
+      </w:r>
+      <w:proofErr w:type="spellStart"/>
+      <w:r>
+        <w:rPr>
+          <w:rFonts w:ascii="Arial" w:hAnsi="Arial" w:cs="Arial"/>
+          <w:sz w:val="20"/>
+          <w:szCs w:val="20"/>
+        </w:rPr>
+        <w:t>Votify</w:t>
+      </w:r>
+      <w:proofErr w:type="spellEnd"/>
+      <w:r>
+        <w:rPr>
+          <w:rFonts w:ascii="Arial" w:hAnsi="Arial" w:cs="Arial"/>
+          <w:sz w:val="20"/>
+          <w:szCs w:val="20"/>
+        </w:rPr>
+        <w:t xml:space="preserve"> apresentou-se como </w:t>
       </w:r>
       <w:r>
         <w:rPr>
@@ -9971,25 +9736,7 @@
           <w:szCs w:val="20"/>
         </w:rPr>
         <w:lastRenderedPageBreak/>
-        <w:t xml:space="preserve">a sobrecarga computacional foi drasticamente reduzida. Como resultado, o </w:t>
-      </w:r>
-      <w:proofErr w:type="spellStart"/>
-      <w:r>
-        <w:rPr>
-          <w:rFonts w:ascii="Arial" w:hAnsi="Arial" w:cs="Arial"/>
-          <w:sz w:val="20"/>
-          <w:szCs w:val="20"/>
-        </w:rPr>
-        <w:t>Votify</w:t>
-      </w:r>
-      <w:proofErr w:type="spellEnd"/>
-      <w:r>
-        <w:rPr>
-          <w:rFonts w:ascii="Arial" w:hAnsi="Arial" w:cs="Arial"/>
-          <w:sz w:val="20"/>
-          <w:szCs w:val="20"/>
-        </w:rPr>
-        <w:t xml:space="preserve"> apresentou-se como uma solução consideravelmente mais rápida e escalável do que os modelos baseados em redes públicas.</w:t>
+        <w:t>uma solução consideravelmente mais rápida e escalável do que os modelos baseados em redes públicas.</w:t>
       </w:r>
     </w:p>
     <w:p>
@@ -9999,6 +9746,7 @@
           <w:numId w:val="6"/>
         </w:numPr>
         <w:spacing w:before="240" w:after="0" w:line="360" w:lineRule="auto"/>
+        <w:ind w:left="720"/>
         <w:jc w:val="both"/>
         <w:rPr>
           <w:rFonts w:ascii="Arial" w:hAnsi="Arial" w:cs="Arial"/>
@@ -10022,7 +9770,7 @@
     <w:p>
       <w:pPr>
         <w:spacing w:before="240" w:after="0" w:line="360" w:lineRule="auto"/>
-        <w:ind w:left="1429" w:firstLine="695"/>
+        <w:ind w:firstLine="695"/>
         <w:jc w:val="both"/>
         <w:rPr>
           <w:rFonts w:ascii="Arial" w:hAnsi="Arial" w:cs="Arial"/>
@@ -10115,7 +9863,7 @@
     <w:p>
       <w:pPr>
         <w:spacing w:before="240" w:after="0" w:line="360" w:lineRule="auto"/>
-        <w:ind w:left="1429" w:firstLine="695"/>
+        <w:ind w:firstLine="695"/>
         <w:jc w:val="both"/>
         <w:rPr>
           <w:rFonts w:ascii="Arial" w:hAnsi="Arial" w:cs="Arial"/>
@@ -10191,7 +9939,7 @@
     <w:p>
       <w:pPr>
         <w:spacing w:before="240" w:after="0" w:line="360" w:lineRule="auto"/>
-        <w:ind w:left="1429" w:firstLine="695"/>
+        <w:ind w:firstLine="695"/>
         <w:jc w:val="both"/>
         <w:rPr>
           <w:rFonts w:ascii="Arial" w:hAnsi="Arial" w:cs="Arial"/>
@@ -10228,6 +9976,7 @@
       <w:pPr>
         <w:pStyle w:val="Legenda"/>
         <w:keepNext/>
+        <w:spacing w:line="360" w:lineRule="auto"/>
         <w:jc w:val="center"/>
         <w:rPr>
           <w:rFonts w:ascii="Arial" w:hAnsi="Arial" w:cs="Arial"/>
@@ -10241,167 +9990,29 @@
       <w:r>
         <w:rPr>
           <w:rFonts w:ascii="Arial" w:hAnsi="Arial" w:cs="Arial"/>
-          <w:i w:val="0"/>
-          <w:iCs w:val="0"/>
-          <w:color w:val="auto"/>
-          <w:sz w:val="20"/>
-          <w:szCs w:val="20"/>
-        </w:rPr>
-        <w:t xml:space="preserve">Figura </w:t>
-      </w:r>
-      <w:r>
-        <w:rPr>
-          <w:rFonts w:ascii="Arial" w:hAnsi="Arial" w:cs="Arial"/>
-          <w:i w:val="0"/>
-          <w:iCs w:val="0"/>
-          <w:color w:val="auto"/>
-          <w:sz w:val="20"/>
-          <w:szCs w:val="20"/>
-        </w:rPr>
-        <w:fldChar w:fldCharType="begin"/>
-      </w:r>
-      <w:r>
-        <w:rPr>
-          <w:rFonts w:ascii="Arial" w:hAnsi="Arial" w:cs="Arial"/>
-          <w:i w:val="0"/>
-          <w:iCs w:val="0"/>
-          <w:color w:val="auto"/>
-          <w:sz w:val="20"/>
-          <w:szCs w:val="20"/>
-        </w:rPr>
-        <w:instrText xml:space="preserve"> SEQ Figura \* ARABIC </w:instrText>
-      </w:r>
-      <w:r>
-        <w:rPr>
-          <w:rFonts w:ascii="Arial" w:hAnsi="Arial" w:cs="Arial"/>
-          <w:i w:val="0"/>
-          <w:iCs w:val="0"/>
-          <w:color w:val="auto"/>
-          <w:sz w:val="20"/>
-          <w:szCs w:val="20"/>
-        </w:rPr>
-        <w:fldChar w:fldCharType="separate"/>
-      </w:r>
-      <w:r>
-        <w:rPr>
-          <w:rFonts w:ascii="Arial" w:hAnsi="Arial" w:cs="Arial"/>
-          <w:i w:val="0"/>
-          <w:iCs w:val="0"/>
           <w:noProof/>
-          <w:color w:val="auto"/>
-          <w:sz w:val="20"/>
-          <w:szCs w:val="20"/>
-        </w:rPr>
-        <w:t>11</w:t>
-      </w:r>
-      <w:r>
-        <w:rPr>
-          <w:rFonts w:ascii="Arial" w:hAnsi="Arial" w:cs="Arial"/>
-          <w:i w:val="0"/>
-          <w:iCs w:val="0"/>
-          <w:color w:val="auto"/>
-          <w:sz w:val="20"/>
-          <w:szCs w:val="20"/>
-        </w:rPr>
-        <w:fldChar w:fldCharType="end"/>
-      </w:r>
-      <w:r>
-        <w:rPr>
-          <w:rFonts w:ascii="Arial" w:hAnsi="Arial" w:cs="Arial"/>
-          <w:i w:val="0"/>
-          <w:iCs w:val="0"/>
-          <w:color w:val="auto"/>
-          <w:sz w:val="20"/>
-          <w:szCs w:val="20"/>
-        </w:rPr>
-        <w:t xml:space="preserve"> - Verificação de integridade individual via </w:t>
-      </w:r>
-      <w:r>
-        <w:rPr>
-          <w:rFonts w:ascii="Arial" w:hAnsi="Arial" w:cs="Arial"/>
-          <w:color w:val="auto"/>
-          <w:sz w:val="20"/>
-          <w:szCs w:val="20"/>
-        </w:rPr>
-        <w:t>TXID</w:t>
-      </w:r>
-      <w:r>
-        <w:rPr>
-          <w:rFonts w:ascii="Arial" w:hAnsi="Arial" w:cs="Arial"/>
-          <w:i w:val="0"/>
-          <w:iCs w:val="0"/>
-          <w:color w:val="auto"/>
-          <w:sz w:val="20"/>
-          <w:szCs w:val="20"/>
-        </w:rPr>
-        <w:t xml:space="preserve"> e </w:t>
-      </w:r>
-      <w:proofErr w:type="spellStart"/>
-      <w:r>
-        <w:rPr>
-          <w:rFonts w:ascii="Arial" w:hAnsi="Arial" w:cs="Arial"/>
-          <w:color w:val="auto"/>
-          <w:sz w:val="20"/>
-          <w:szCs w:val="20"/>
-        </w:rPr>
-        <w:t>Receipt</w:t>
-      </w:r>
-      <w:proofErr w:type="spellEnd"/>
-      <w:r>
-        <w:rPr>
-          <w:rFonts w:ascii="Arial" w:hAnsi="Arial" w:cs="Arial"/>
-          <w:color w:val="auto"/>
-          <w:sz w:val="20"/>
-          <w:szCs w:val="20"/>
-        </w:rPr>
-        <w:t xml:space="preserve"> </w:t>
-      </w:r>
-      <w:proofErr w:type="spellStart"/>
-      <w:r>
-        <w:rPr>
-          <w:rFonts w:ascii="Arial" w:hAnsi="Arial" w:cs="Arial"/>
-          <w:color w:val="auto"/>
-          <w:sz w:val="20"/>
-          <w:szCs w:val="20"/>
-        </w:rPr>
-        <w:t>Hash</w:t>
-      </w:r>
-      <w:proofErr w:type="spellEnd"/>
-      <w:r>
-        <w:rPr>
-          <w:rFonts w:ascii="Arial" w:hAnsi="Arial" w:cs="Arial"/>
-          <w:i w:val="0"/>
-          <w:iCs w:val="0"/>
-          <w:color w:val="auto"/>
-          <w:sz w:val="20"/>
-          <w:szCs w:val="20"/>
-        </w:rPr>
-        <w:t>.</w:t>
-      </w:r>
-    </w:p>
-    <w:p>
-      <w:pPr>
-        <w:spacing w:before="240" w:after="0" w:line="360" w:lineRule="auto"/>
-        <w:ind w:firstLine="695"/>
-        <w:jc w:val="center"/>
-        <w:rPr>
-          <w:rFonts w:ascii="Arial" w:hAnsi="Arial" w:cs="Arial"/>
-          <w:sz w:val="20"/>
-          <w:szCs w:val="20"/>
-        </w:rPr>
-      </w:pPr>
-      <w:r>
-        <w:rPr>
-          <w:rFonts w:ascii="Arial" w:hAnsi="Arial" w:cs="Arial"/>
-          <w:noProof/>
           <w:sz w:val="20"/>
           <w:szCs w:val="20"/>
         </w:rPr>
         <w:drawing>
-          <wp:inline distT="0" distB="0" distL="0" distR="0" wp14:anchorId="06931C4F" wp14:editId="1A5B6086">
+          <wp:anchor distT="0" distB="0" distL="114300" distR="114300" simplePos="0" relativeHeight="251667456" behindDoc="0" locked="0" layoutInCell="1" allowOverlap="1" wp14:anchorId="399E5CC0" wp14:editId="317DAC81">
+            <wp:simplePos x="0" y="0"/>
+            <wp:positionH relativeFrom="page">
+              <wp:align>center</wp:align>
+            </wp:positionH>
+            <wp:positionV relativeFrom="paragraph">
+              <wp:posOffset>344994</wp:posOffset>
+            </wp:positionV>
             <wp:extent cx="5760085" cy="2857500"/>
             <wp:effectExtent l="0" t="0" r="0" b="0"/>
-            <wp:docPr id="27115997" name="Imagem 1"/>
+            <wp:wrapTopAndBottom/>
+            <wp:docPr id="27115997" name="Imagem 1">
+              <a:extLst xmlns:a="http://schemas.openxmlformats.org/drawingml/2006/main">
+                <a:ext uri="{FF2B5EF4-FFF2-40B4-BE49-F238E27FC236}">
+                  <a16:creationId xmlns:a16="http://schemas.microsoft.com/office/drawing/2014/main" id="{5328B6E4-D3FB-41AB-9EEB-A1134CA52CD4}"/>
+                </a:ext>
+              </a:extLst>
+            </wp:docPr>
             <wp:cNvGraphicFramePr>
               <a:graphicFrameLocks xmlns:a="http://schemas.openxmlformats.org/drawingml/2006/main" noChangeAspect="1"/>
             </wp:cNvGraphicFramePr>
@@ -10413,7 +10024,13 @@
                     <pic:cNvPicPr/>
                   </pic:nvPicPr>
                   <pic:blipFill>
-                    <a:blip r:embed="rId17"/>
+                    <a:blip r:embed="rId18" cstate="print">
+                      <a:extLst>
+                        <a:ext uri="{28A0092B-C50C-407E-A947-70E740481C1C}">
+                          <a14:useLocalDpi xmlns:a14="http://schemas.microsoft.com/office/drawing/2010/main" val="0"/>
+                        </a:ext>
+                      </a:extLst>
+                    </a:blip>
                     <a:stretch>
                       <a:fillRect/>
                     </a:stretch>
@@ -10430,8 +10047,148 @@
                 </pic:pic>
               </a:graphicData>
             </a:graphic>
-          </wp:inline>
+          </wp:anchor>
         </w:drawing>
+      </w:r>
+      <w:r>
+        <w:rPr>
+          <w:rFonts w:ascii="Arial" w:hAnsi="Arial" w:cs="Arial"/>
+          <w:i w:val="0"/>
+          <w:iCs w:val="0"/>
+          <w:color w:val="auto"/>
+          <w:sz w:val="20"/>
+          <w:szCs w:val="20"/>
+        </w:rPr>
+        <w:t xml:space="preserve">Figura </w:t>
+      </w:r>
+      <w:r>
+        <w:rPr>
+          <w:rFonts w:ascii="Arial" w:hAnsi="Arial" w:cs="Arial"/>
+          <w:i w:val="0"/>
+          <w:iCs w:val="0"/>
+          <w:color w:val="auto"/>
+          <w:sz w:val="20"/>
+          <w:szCs w:val="20"/>
+        </w:rPr>
+        <w:fldChar w:fldCharType="begin"/>
+      </w:r>
+      <w:r>
+        <w:rPr>
+          <w:rFonts w:ascii="Arial" w:hAnsi="Arial" w:cs="Arial"/>
+          <w:i w:val="0"/>
+          <w:iCs w:val="0"/>
+          <w:color w:val="auto"/>
+          <w:sz w:val="20"/>
+          <w:szCs w:val="20"/>
+        </w:rPr>
+        <w:instrText xml:space="preserve"> SEQ Figura \* ARABIC </w:instrText>
+      </w:r>
+      <w:r>
+        <w:rPr>
+          <w:rFonts w:ascii="Arial" w:hAnsi="Arial" w:cs="Arial"/>
+          <w:i w:val="0"/>
+          <w:iCs w:val="0"/>
+          <w:color w:val="auto"/>
+          <w:sz w:val="20"/>
+          <w:szCs w:val="20"/>
+        </w:rPr>
+        <w:fldChar w:fldCharType="separate"/>
+      </w:r>
+      <w:r>
+        <w:rPr>
+          <w:rFonts w:ascii="Arial" w:hAnsi="Arial" w:cs="Arial"/>
+          <w:i w:val="0"/>
+          <w:iCs w:val="0"/>
+          <w:noProof/>
+          <w:color w:val="auto"/>
+          <w:sz w:val="20"/>
+          <w:szCs w:val="20"/>
+        </w:rPr>
+        <w:t>11</w:t>
+      </w:r>
+      <w:r>
+        <w:rPr>
+          <w:rFonts w:ascii="Arial" w:hAnsi="Arial" w:cs="Arial"/>
+          <w:i w:val="0"/>
+          <w:iCs w:val="0"/>
+          <w:color w:val="auto"/>
+          <w:sz w:val="20"/>
+          <w:szCs w:val="20"/>
+        </w:rPr>
+        <w:fldChar w:fldCharType="end"/>
+      </w:r>
+      <w:r>
+        <w:rPr>
+          <w:rFonts w:ascii="Arial" w:hAnsi="Arial" w:cs="Arial"/>
+          <w:i w:val="0"/>
+          <w:iCs w:val="0"/>
+          <w:color w:val="auto"/>
+          <w:sz w:val="20"/>
+          <w:szCs w:val="20"/>
+        </w:rPr>
+        <w:t xml:space="preserve"> - Verificação de integridade individual via </w:t>
+      </w:r>
+      <w:r>
+        <w:rPr>
+          <w:rFonts w:ascii="Arial" w:hAnsi="Arial" w:cs="Arial"/>
+          <w:color w:val="auto"/>
+          <w:sz w:val="20"/>
+          <w:szCs w:val="20"/>
+        </w:rPr>
+        <w:t>TXID</w:t>
+      </w:r>
+      <w:r>
+        <w:rPr>
+          <w:rFonts w:ascii="Arial" w:hAnsi="Arial" w:cs="Arial"/>
+          <w:i w:val="0"/>
+          <w:iCs w:val="0"/>
+          <w:color w:val="auto"/>
+          <w:sz w:val="20"/>
+          <w:szCs w:val="20"/>
+        </w:rPr>
+        <w:t xml:space="preserve"> e </w:t>
+      </w:r>
+      <w:proofErr w:type="spellStart"/>
+      <w:r>
+        <w:rPr>
+          <w:rFonts w:ascii="Arial" w:hAnsi="Arial" w:cs="Arial"/>
+          <w:color w:val="auto"/>
+          <w:sz w:val="20"/>
+          <w:szCs w:val="20"/>
+        </w:rPr>
+        <w:t>Receipt</w:t>
+      </w:r>
+      <w:proofErr w:type="spellEnd"/>
+      <w:r>
+        <w:rPr>
+          <w:rFonts w:ascii="Arial" w:hAnsi="Arial" w:cs="Arial"/>
+          <w:color w:val="auto"/>
+          <w:sz w:val="20"/>
+          <w:szCs w:val="20"/>
+        </w:rPr>
+        <w:t xml:space="preserve"> </w:t>
+      </w:r>
+      <w:proofErr w:type="spellStart"/>
+      <w:r>
+        <w:rPr>
+          <w:rFonts w:ascii="Arial" w:hAnsi="Arial" w:cs="Arial"/>
+          <w:color w:val="auto"/>
+          <w:sz w:val="20"/>
+          <w:szCs w:val="20"/>
+        </w:rPr>
+        <w:t>Hash</w:t>
+      </w:r>
+      <w:proofErr w:type="spellEnd"/>
+      <w:r>
+        <w:rPr>
+          <w:rFonts w:ascii="Arial" w:hAnsi="Arial" w:cs="Arial"/>
+          <w:i w:val="0"/>
+          <w:iCs w:val="0"/>
+          <w:color w:val="auto"/>
+          <w:sz w:val="20"/>
+          <w:szCs w:val="20"/>
+        </w:rPr>
+        <w:t>.</w:t>
       </w:r>
     </w:p>
     <w:p>
@@ -10460,6 +10217,7 @@
           <w:numId w:val="6"/>
         </w:numPr>
         <w:spacing w:before="240" w:after="0" w:line="360" w:lineRule="auto"/>
+        <w:ind w:left="720"/>
         <w:jc w:val="both"/>
         <w:rPr>
           <w:rFonts w:ascii="Arial" w:hAnsi="Arial" w:cs="Arial"/>
@@ -10483,22 +10241,71 @@
     <w:p>
       <w:pPr>
         <w:spacing w:before="240" w:after="0" w:line="360" w:lineRule="auto"/>
-        <w:ind w:left="1429" w:firstLine="695"/>
-        <w:jc w:val="both"/>
-        <w:rPr>
-          <w:rFonts w:ascii="Arial" w:hAnsi="Arial" w:cs="Arial"/>
-          <w:sz w:val="20"/>
-          <w:szCs w:val="20"/>
-        </w:rPr>
-      </w:pPr>
-      <w:r>
-        <w:rPr>
-          <w:rFonts w:ascii="Arial" w:hAnsi="Arial" w:cs="Arial"/>
-          <w:sz w:val="20"/>
-          <w:szCs w:val="20"/>
-        </w:rPr>
-        <w:t xml:space="preserve">Uma das contribuições adicionais mais relevantes desta pesquisa para a área de Tecnologia da Informação consiste na materialização de um modelo de auditoria ponta a ponta sem violação de sigilo. A validação demonstrou que qualquer nó auditor </w:t>
-      </w:r>
+        <w:ind w:firstLine="695"/>
+        <w:jc w:val="both"/>
+        <w:rPr>
+          <w:rFonts w:ascii="Arial" w:hAnsi="Arial" w:cs="Arial"/>
+          <w:sz w:val="20"/>
+          <w:szCs w:val="20"/>
+        </w:rPr>
+      </w:pPr>
+      <w:r>
+        <w:rPr>
+          <w:rFonts w:ascii="Arial" w:hAnsi="Arial" w:cs="Arial"/>
+          <w:sz w:val="20"/>
+          <w:szCs w:val="20"/>
+        </w:rPr>
+        <w:t xml:space="preserve">Uma das contribuições adicionais mais relevantes desta pesquisa para a área de Tecnologia da Informação consiste na materialização de um modelo de auditoria ponta a ponta sem violação de sigilo. A validação demonstrou que qualquer nó auditor autorizado foi capaz de consultar os </w:t>
+      </w:r>
+      <w:proofErr w:type="spellStart"/>
+      <w:r>
+        <w:rPr>
+          <w:rFonts w:ascii="Arial" w:hAnsi="Arial" w:cs="Arial"/>
+          <w:i/>
+          <w:iCs/>
+          <w:sz w:val="20"/>
+          <w:szCs w:val="20"/>
+        </w:rPr>
+        <w:t>streams</w:t>
+      </w:r>
+      <w:proofErr w:type="spellEnd"/>
+      <w:r>
+        <w:rPr>
+          <w:rFonts w:ascii="Arial" w:hAnsi="Arial" w:cs="Arial"/>
+          <w:sz w:val="20"/>
+          <w:szCs w:val="20"/>
+        </w:rPr>
+        <w:t xml:space="preserve"> da </w:t>
+      </w:r>
+      <w:r>
+        <w:rPr>
+          <w:rFonts w:ascii="Arial" w:hAnsi="Arial" w:cs="Arial"/>
+          <w:i/>
+          <w:sz w:val="20"/>
+          <w:szCs w:val="20"/>
+        </w:rPr>
+        <w:t>blockchain</w:t>
+      </w:r>
+      <w:r>
+        <w:rPr>
+          <w:rFonts w:ascii="Arial" w:hAnsi="Arial" w:cs="Arial"/>
+          <w:sz w:val="20"/>
+          <w:szCs w:val="20"/>
+        </w:rPr>
+        <w:t xml:space="preserve"> e conferir a consistência dos resultados de forma autônoma.</w:t>
+      </w:r>
+    </w:p>
+    <w:p>
+      <w:pPr>
+        <w:spacing w:before="240" w:after="0" w:line="360" w:lineRule="auto"/>
+        <w:ind w:firstLine="695"/>
+        <w:jc w:val="both"/>
+        <w:rPr>
+          <w:rFonts w:ascii="Arial" w:hAnsi="Arial" w:cs="Arial"/>
+          <w:sz w:val="20"/>
+          <w:szCs w:val="20"/>
+        </w:rPr>
+      </w:pPr>
       <w:r>
         <w:rPr>
           <w:rFonts w:ascii="Arial" w:hAnsi="Arial" w:cs="Arial"/>
@@ -10506,7 +10313,47 @@
           <w:szCs w:val="20"/>
         </w:rPr>
         <w:lastRenderedPageBreak/>
-        <w:t xml:space="preserve">autorizado foi capaz de consultar os </w:t>
+        <w:t>A apuração confirmou que a matemática da rede é inviolável</w:t>
+      </w:r>
+      <w:r>
+        <w:rPr>
+          <w:rFonts w:ascii="Arial" w:hAnsi="Arial" w:cs="Arial"/>
+          <w:sz w:val="20"/>
+          <w:szCs w:val="20"/>
+        </w:rPr>
+        <w:t>.</w:t>
+      </w:r>
+      <w:r>
+        <w:rPr>
+          <w:rFonts w:ascii="Arial" w:hAnsi="Arial" w:cs="Arial"/>
+          <w:sz w:val="20"/>
+          <w:szCs w:val="20"/>
+        </w:rPr>
+        <w:t xml:space="preserve"> </w:t>
+      </w:r>
+      <w:r>
+        <w:rPr>
+          <w:rFonts w:ascii="Arial" w:hAnsi="Arial" w:cs="Arial"/>
+          <w:sz w:val="20"/>
+          <w:szCs w:val="20"/>
+        </w:rPr>
+        <w:t>A</w:t>
+      </w:r>
+      <w:r>
+        <w:rPr>
+          <w:rFonts w:ascii="Arial" w:hAnsi="Arial" w:cs="Arial"/>
+          <w:sz w:val="20"/>
+          <w:szCs w:val="20"/>
+        </w:rPr>
+        <w:t xml:space="preserve"> soma total de votos nas urnas correspondeu exatamente à quantidade de credenciais</w:t>
+      </w:r>
+      <w:r>
+        <w:rPr>
+          <w:rFonts w:ascii="Arial" w:hAnsi="Arial" w:cs="Arial"/>
+          <w:sz w:val="20"/>
+          <w:szCs w:val="20"/>
+        </w:rPr>
+        <w:t xml:space="preserve"> (</w:t>
       </w:r>
       <w:proofErr w:type="spellStart"/>
       <w:r>
@@ -10517,61 +10364,34 @@
           <w:sz w:val="20"/>
           <w:szCs w:val="20"/>
         </w:rPr>
-        <w:t>streams</w:t>
-      </w:r>
-      <w:proofErr w:type="spellEnd"/>
-      <w:r>
-        <w:rPr>
-          <w:rFonts w:ascii="Arial" w:hAnsi="Arial" w:cs="Arial"/>
-          <w:sz w:val="20"/>
-          <w:szCs w:val="20"/>
-        </w:rPr>
-        <w:t xml:space="preserve"> da </w:t>
-      </w:r>
-      <w:r>
-        <w:rPr>
-          <w:rFonts w:ascii="Arial" w:hAnsi="Arial" w:cs="Arial"/>
-          <w:i/>
-          <w:sz w:val="20"/>
-          <w:szCs w:val="20"/>
-        </w:rPr>
-        <w:t>blockchain</w:t>
-      </w:r>
-      <w:r>
-        <w:rPr>
-          <w:rFonts w:ascii="Arial" w:hAnsi="Arial" w:cs="Arial"/>
-          <w:sz w:val="20"/>
-          <w:szCs w:val="20"/>
-        </w:rPr>
-        <w:t xml:space="preserve"> e conferir a consistência dos resultados de forma autônoma.</w:t>
-      </w:r>
-    </w:p>
-    <w:p>
-      <w:pPr>
-        <w:spacing w:before="240" w:after="0" w:line="360" w:lineRule="auto"/>
-        <w:ind w:left="1429" w:firstLine="695"/>
-        <w:jc w:val="both"/>
-        <w:rPr>
-          <w:rFonts w:ascii="Arial" w:hAnsi="Arial" w:cs="Arial"/>
-          <w:sz w:val="20"/>
-          <w:szCs w:val="20"/>
-        </w:rPr>
-      </w:pPr>
-      <w:r>
-        <w:rPr>
-          <w:rFonts w:ascii="Arial" w:hAnsi="Arial" w:cs="Arial"/>
-          <w:sz w:val="20"/>
-          <w:szCs w:val="20"/>
-        </w:rPr>
-        <w:t>A apuração confirmou que a matemática da rede é inviolável</w:t>
-      </w:r>
-      <w:r>
-        <w:rPr>
-          <w:rFonts w:ascii="Arial" w:hAnsi="Arial" w:cs="Arial"/>
-          <w:sz w:val="20"/>
-          <w:szCs w:val="20"/>
-        </w:rPr>
-        <w:t>.</w:t>
+        <w:t>asset</w:t>
+      </w:r>
+      <w:r>
+        <w:rPr>
+          <w:rFonts w:ascii="Arial" w:hAnsi="Arial" w:cs="Arial"/>
+          <w:i/>
+          <w:iCs/>
+          <w:sz w:val="20"/>
+          <w:szCs w:val="20"/>
+        </w:rPr>
+        <w:t>s</w:t>
+      </w:r>
+      <w:proofErr w:type="spellEnd"/>
+      <w:r>
+        <w:rPr>
+          <w:rFonts w:ascii="Arial" w:hAnsi="Arial" w:cs="Arial"/>
+          <w:sz w:val="20"/>
+          <w:szCs w:val="20"/>
+        </w:rPr>
+        <w:t>)</w:t>
+      </w:r>
+      <w:r>
+        <w:rPr>
+          <w:rFonts w:ascii="Arial" w:hAnsi="Arial" w:cs="Arial"/>
+          <w:sz w:val="20"/>
+          <w:szCs w:val="20"/>
+        </w:rPr>
+        <w:t xml:space="preserve"> VOTE_ELEICAO_001 consumidas. Essa verificação foi realizada sem expor em nenhum momento qual eleitor depositou qual voto, superando uma limitação histórica dos sistemas eletrônicos convencionais.</w:t>
       </w:r>
       <w:r>
         <w:rPr>
@@ -10581,80 +10401,6 @@
         </w:rPr>
         <w:t xml:space="preserve"> </w:t>
       </w:r>
-      <w:r>
-        <w:rPr>
-          <w:rFonts w:ascii="Arial" w:hAnsi="Arial" w:cs="Arial"/>
-          <w:sz w:val="20"/>
-          <w:szCs w:val="20"/>
-        </w:rPr>
-        <w:t>A</w:t>
-      </w:r>
-      <w:r>
-        <w:rPr>
-          <w:rFonts w:ascii="Arial" w:hAnsi="Arial" w:cs="Arial"/>
-          <w:sz w:val="20"/>
-          <w:szCs w:val="20"/>
-        </w:rPr>
-        <w:t xml:space="preserve"> soma total de votos nas urnas correspondeu exatamente à quantidade de credenciais</w:t>
-      </w:r>
-      <w:r>
-        <w:rPr>
-          <w:rFonts w:ascii="Arial" w:hAnsi="Arial" w:cs="Arial"/>
-          <w:sz w:val="20"/>
-          <w:szCs w:val="20"/>
-        </w:rPr>
-        <w:t xml:space="preserve"> (</w:t>
-      </w:r>
-      <w:proofErr w:type="spellStart"/>
-      <w:r>
-        <w:rPr>
-          <w:rFonts w:ascii="Arial" w:hAnsi="Arial" w:cs="Arial"/>
-          <w:i/>
-          <w:iCs/>
-          <w:sz w:val="20"/>
-          <w:szCs w:val="20"/>
-        </w:rPr>
-        <w:t>asset</w:t>
-      </w:r>
-      <w:r>
-        <w:rPr>
-          <w:rFonts w:ascii="Arial" w:hAnsi="Arial" w:cs="Arial"/>
-          <w:i/>
-          <w:iCs/>
-          <w:sz w:val="20"/>
-          <w:szCs w:val="20"/>
-        </w:rPr>
-        <w:t>s</w:t>
-      </w:r>
-      <w:proofErr w:type="spellEnd"/>
-      <w:r>
-        <w:rPr>
-          <w:rFonts w:ascii="Arial" w:hAnsi="Arial" w:cs="Arial"/>
-          <w:sz w:val="20"/>
-          <w:szCs w:val="20"/>
-        </w:rPr>
-        <w:t>)</w:t>
-      </w:r>
-      <w:r>
-        <w:rPr>
-          <w:rFonts w:ascii="Arial" w:hAnsi="Arial" w:cs="Arial"/>
-          <w:sz w:val="20"/>
-          <w:szCs w:val="20"/>
-        </w:rPr>
-        <w:t xml:space="preserve"> VOTE_ELEICAO_001 consumidas. Essa verificação foi realizada sem expor em nenhum momento qual eleitor depositou qual voto, superando uma limitação histórica dos sistemas eletrônicos convencionais.</w:t>
-      </w:r>
-    </w:p>
-    <w:p>
-      <w:pPr>
-        <w:spacing w:before="240" w:after="0" w:line="360" w:lineRule="auto"/>
-        <w:ind w:left="1429" w:firstLine="695"/>
-        <w:jc w:val="both"/>
-        <w:rPr>
-          <w:rFonts w:ascii="Arial" w:hAnsi="Arial" w:cs="Arial"/>
-          <w:sz w:val="20"/>
-          <w:szCs w:val="20"/>
-        </w:rPr>
-      </w:pPr>
       <w:r>
         <w:rPr>
           <w:rFonts w:ascii="Arial" w:hAnsi="Arial" w:cs="Arial"/>
@@ -10684,6 +10430,7 @@
       <w:pPr>
         <w:pStyle w:val="Legenda"/>
         <w:keepNext/>
+        <w:spacing w:line="360" w:lineRule="auto"/>
         <w:jc w:val="center"/>
         <w:rPr>
           <w:rFonts w:ascii="Arial" w:hAnsi="Arial" w:cs="Arial"/>
@@ -10697,149 +10444,29 @@
       <w:r>
         <w:rPr>
           <w:rFonts w:ascii="Arial" w:hAnsi="Arial" w:cs="Arial"/>
-          <w:i w:val="0"/>
-          <w:iCs w:val="0"/>
-          <w:color w:val="auto"/>
-          <w:sz w:val="20"/>
-          <w:szCs w:val="20"/>
-        </w:rPr>
-        <w:t xml:space="preserve">Figura </w:t>
-      </w:r>
-      <w:r>
-        <w:rPr>
-          <w:rFonts w:ascii="Arial" w:hAnsi="Arial" w:cs="Arial"/>
-          <w:i w:val="0"/>
-          <w:iCs w:val="0"/>
-          <w:color w:val="auto"/>
-          <w:sz w:val="20"/>
-          <w:szCs w:val="20"/>
-        </w:rPr>
-        <w:fldChar w:fldCharType="begin"/>
-      </w:r>
-      <w:r>
-        <w:rPr>
-          <w:rFonts w:ascii="Arial" w:hAnsi="Arial" w:cs="Arial"/>
-          <w:i w:val="0"/>
-          <w:iCs w:val="0"/>
-          <w:color w:val="auto"/>
-          <w:sz w:val="20"/>
-          <w:szCs w:val="20"/>
-        </w:rPr>
-        <w:instrText xml:space="preserve"> SEQ Figura \* ARABIC </w:instrText>
-      </w:r>
-      <w:r>
-        <w:rPr>
-          <w:rFonts w:ascii="Arial" w:hAnsi="Arial" w:cs="Arial"/>
-          <w:i w:val="0"/>
-          <w:iCs w:val="0"/>
-          <w:color w:val="auto"/>
-          <w:sz w:val="20"/>
-          <w:szCs w:val="20"/>
-        </w:rPr>
-        <w:fldChar w:fldCharType="separate"/>
-      </w:r>
-      <w:r>
-        <w:rPr>
-          <w:rFonts w:ascii="Arial" w:hAnsi="Arial" w:cs="Arial"/>
-          <w:i w:val="0"/>
-          <w:iCs w:val="0"/>
           <w:noProof/>
-          <w:color w:val="auto"/>
-          <w:sz w:val="20"/>
-          <w:szCs w:val="20"/>
-        </w:rPr>
-        <w:t>12</w:t>
-      </w:r>
-      <w:r>
-        <w:rPr>
-          <w:rFonts w:ascii="Arial" w:hAnsi="Arial" w:cs="Arial"/>
-          <w:i w:val="0"/>
-          <w:iCs w:val="0"/>
-          <w:color w:val="auto"/>
-          <w:sz w:val="20"/>
-          <w:szCs w:val="20"/>
-        </w:rPr>
-        <w:fldChar w:fldCharType="end"/>
-      </w:r>
-      <w:r>
-        <w:rPr>
-          <w:rFonts w:ascii="Arial" w:hAnsi="Arial" w:cs="Arial"/>
-          <w:i w:val="0"/>
-          <w:iCs w:val="0"/>
-          <w:color w:val="auto"/>
-          <w:sz w:val="20"/>
-          <w:szCs w:val="20"/>
-        </w:rPr>
-        <w:t xml:space="preserve"> - Painel de auditoria do </w:t>
-      </w:r>
-      <w:proofErr w:type="spellStart"/>
-      <w:r>
-        <w:rPr>
-          <w:rFonts w:ascii="Arial" w:hAnsi="Arial" w:cs="Arial"/>
-          <w:i w:val="0"/>
-          <w:iCs w:val="0"/>
-          <w:color w:val="auto"/>
-          <w:sz w:val="20"/>
-          <w:szCs w:val="20"/>
-        </w:rPr>
-        <w:t>Votify</w:t>
-      </w:r>
-      <w:proofErr w:type="spellEnd"/>
-      <w:r>
-        <w:rPr>
-          <w:rFonts w:ascii="Arial" w:hAnsi="Arial" w:cs="Arial"/>
-          <w:i w:val="0"/>
-          <w:iCs w:val="0"/>
-          <w:color w:val="auto"/>
-          <w:sz w:val="20"/>
-          <w:szCs w:val="20"/>
-        </w:rPr>
-        <w:t xml:space="preserve"> exibindo a conferência e integridade das transações na </w:t>
-      </w:r>
-      <w:r>
-        <w:rPr>
-          <w:rFonts w:ascii="Arial" w:hAnsi="Arial" w:cs="Arial"/>
-          <w:iCs w:val="0"/>
-          <w:color w:val="auto"/>
-          <w:sz w:val="20"/>
-          <w:szCs w:val="20"/>
-        </w:rPr>
-        <w:t>blockchain</w:t>
-      </w:r>
-      <w:r>
-        <w:rPr>
-          <w:rFonts w:ascii="Arial" w:hAnsi="Arial" w:cs="Arial"/>
-          <w:i w:val="0"/>
-          <w:iCs w:val="0"/>
-          <w:color w:val="auto"/>
-          <w:sz w:val="20"/>
-          <w:szCs w:val="20"/>
-        </w:rPr>
-        <w:t>.</w:t>
-      </w:r>
-    </w:p>
-    <w:p>
-      <w:pPr>
-        <w:spacing w:before="240" w:after="0" w:line="360" w:lineRule="auto"/>
-        <w:ind w:firstLine="695"/>
-        <w:jc w:val="center"/>
-        <w:rPr>
-          <w:rFonts w:ascii="Arial" w:hAnsi="Arial" w:cs="Arial"/>
-          <w:sz w:val="20"/>
-          <w:szCs w:val="20"/>
-        </w:rPr>
-      </w:pPr>
-      <w:r>
-        <w:rPr>
-          <w:rFonts w:ascii="Arial" w:hAnsi="Arial" w:cs="Arial"/>
           <w:sz w:val="20"/>
           <w:szCs w:val="20"/>
         </w:rPr>
         <w:drawing>
-          <wp:inline distT="0" distB="0" distL="0" distR="0" wp14:anchorId="37BD75B4" wp14:editId="404BD8BD">
+          <wp:anchor distT="0" distB="0" distL="114300" distR="114300" simplePos="0" relativeHeight="251666432" behindDoc="0" locked="0" layoutInCell="1" allowOverlap="1" wp14:anchorId="6E727BD0" wp14:editId="2899DB45">
+            <wp:simplePos x="0" y="0"/>
+            <wp:positionH relativeFrom="page">
+              <wp:align>center</wp:align>
+            </wp:positionH>
+            <wp:positionV relativeFrom="paragraph">
+              <wp:posOffset>475289</wp:posOffset>
+            </wp:positionV>
             <wp:extent cx="5760085" cy="2855595"/>
             <wp:effectExtent l="0" t="0" r="0" b="1905"/>
-            <wp:docPr id="162072358" name="Imagem 1"/>
+            <wp:wrapTopAndBottom/>
+            <wp:docPr id="162072358" name="Imagem 1">
+              <a:extLst xmlns:a="http://schemas.openxmlformats.org/drawingml/2006/main">
+                <a:ext uri="{FF2B5EF4-FFF2-40B4-BE49-F238E27FC236}">
+                  <a16:creationId xmlns:a16="http://schemas.microsoft.com/office/drawing/2014/main" id="{2DF20080-85A1-4330-93F9-CF2C14DD1116}"/>
+                </a:ext>
+              </a:extLst>
+            </wp:docPr>
             <wp:cNvGraphicFramePr>
               <a:graphicFrameLocks xmlns:a="http://schemas.openxmlformats.org/drawingml/2006/main" noChangeAspect="1"/>
             </wp:cNvGraphicFramePr>
@@ -10851,7 +10478,13 @@
                     <pic:cNvPicPr/>
                   </pic:nvPicPr>
                   <pic:blipFill>
-                    <a:blip r:embed="rId18"/>
+                    <a:blip r:embed="rId19" cstate="print">
+                      <a:extLst>
+                        <a:ext uri="{28A0092B-C50C-407E-A947-70E740481C1C}">
+                          <a14:useLocalDpi xmlns:a14="http://schemas.microsoft.com/office/drawing/2010/main" val="0"/>
+                        </a:ext>
+                      </a:extLst>
+                    </a:blip>
                     <a:stretch>
                       <a:fillRect/>
                     </a:stretch>
@@ -10868,9 +10501,132 @@
                 </pic:pic>
               </a:graphicData>
             </a:graphic>
-          </wp:inline>
+          </wp:anchor>
         </w:drawing>
       </w:r>
+      <w:r>
+        <w:rPr>
+          <w:rFonts w:ascii="Arial" w:hAnsi="Arial" w:cs="Arial"/>
+          <w:i w:val="0"/>
+          <w:iCs w:val="0"/>
+          <w:color w:val="auto"/>
+          <w:sz w:val="20"/>
+          <w:szCs w:val="20"/>
+        </w:rPr>
+        <w:t xml:space="preserve">Figura </w:t>
+      </w:r>
+      <w:r>
+        <w:rPr>
+          <w:rFonts w:ascii="Arial" w:hAnsi="Arial" w:cs="Arial"/>
+          <w:i w:val="0"/>
+          <w:iCs w:val="0"/>
+          <w:color w:val="auto"/>
+          <w:sz w:val="20"/>
+          <w:szCs w:val="20"/>
+        </w:rPr>
+        <w:fldChar w:fldCharType="begin"/>
+      </w:r>
+      <w:r>
+        <w:rPr>
+          <w:rFonts w:ascii="Arial" w:hAnsi="Arial" w:cs="Arial"/>
+          <w:i w:val="0"/>
+          <w:iCs w:val="0"/>
+          <w:color w:val="auto"/>
+          <w:sz w:val="20"/>
+          <w:szCs w:val="20"/>
+        </w:rPr>
+        <w:instrText xml:space="preserve"> SEQ Figura \* ARABIC </w:instrText>
+      </w:r>
+      <w:r>
+        <w:rPr>
+          <w:rFonts w:ascii="Arial" w:hAnsi="Arial" w:cs="Arial"/>
+          <w:i w:val="0"/>
+          <w:iCs w:val="0"/>
+          <w:color w:val="auto"/>
+          <w:sz w:val="20"/>
+          <w:szCs w:val="20"/>
+        </w:rPr>
+        <w:fldChar w:fldCharType="separate"/>
+      </w:r>
+      <w:r>
+        <w:rPr>
+          <w:rFonts w:ascii="Arial" w:hAnsi="Arial" w:cs="Arial"/>
+          <w:i w:val="0"/>
+          <w:iCs w:val="0"/>
+          <w:noProof/>
+          <w:color w:val="auto"/>
+          <w:sz w:val="20"/>
+          <w:szCs w:val="20"/>
+        </w:rPr>
+        <w:t>12</w:t>
+      </w:r>
+      <w:r>
+        <w:rPr>
+          <w:rFonts w:ascii="Arial" w:hAnsi="Arial" w:cs="Arial"/>
+          <w:i w:val="0"/>
+          <w:iCs w:val="0"/>
+          <w:color w:val="auto"/>
+          <w:sz w:val="20"/>
+          <w:szCs w:val="20"/>
+        </w:rPr>
+        <w:fldChar w:fldCharType="end"/>
+      </w:r>
+      <w:r>
+        <w:rPr>
+          <w:rFonts w:ascii="Arial" w:hAnsi="Arial" w:cs="Arial"/>
+          <w:i w:val="0"/>
+          <w:iCs w:val="0"/>
+          <w:color w:val="auto"/>
+          <w:sz w:val="20"/>
+          <w:szCs w:val="20"/>
+        </w:rPr>
+        <w:t xml:space="preserve"> - Painel de auditoria do </w:t>
+      </w:r>
+      <w:proofErr w:type="spellStart"/>
+      <w:r>
+        <w:rPr>
+          <w:rFonts w:ascii="Arial" w:hAnsi="Arial" w:cs="Arial"/>
+          <w:i w:val="0"/>
+          <w:iCs w:val="0"/>
+          <w:color w:val="auto"/>
+          <w:sz w:val="20"/>
+          <w:szCs w:val="20"/>
+        </w:rPr>
+        <w:t>Votify</w:t>
+      </w:r>
+      <w:proofErr w:type="spellEnd"/>
+      <w:r>
+        <w:rPr>
+          <w:rFonts w:ascii="Arial" w:hAnsi="Arial" w:cs="Arial"/>
+          <w:i w:val="0"/>
+          <w:iCs w:val="0"/>
+          <w:color w:val="auto"/>
+          <w:sz w:val="20"/>
+          <w:szCs w:val="20"/>
+        </w:rPr>
+        <w:t xml:space="preserve"> exibindo a conferência e integridade das transações na </w:t>
+      </w:r>
+      <w:r>
+        <w:rPr>
+          <w:rFonts w:ascii="Arial" w:hAnsi="Arial" w:cs="Arial"/>
+          <w:iCs w:val="0"/>
+          <w:color w:val="auto"/>
+          <w:sz w:val="20"/>
+          <w:szCs w:val="20"/>
+        </w:rPr>
+        <w:t>blockchain</w:t>
+      </w:r>
+      <w:r>
+        <w:rPr>
+          <w:rFonts w:ascii="Arial" w:hAnsi="Arial" w:cs="Arial"/>
+          <w:i w:val="0"/>
+          <w:iCs w:val="0"/>
+          <w:color w:val="auto"/>
+          <w:sz w:val="20"/>
+          <w:szCs w:val="20"/>
+        </w:rPr>
+        <w:t>.</w:t>
+      </w:r>
     </w:p>
     <w:p>
       <w:pPr>
@@ -10894,7 +10650,7 @@
     <w:p>
       <w:pPr>
         <w:spacing w:before="240" w:after="0" w:line="360" w:lineRule="auto"/>
-        <w:ind w:left="1416" w:firstLine="708"/>
+        <w:ind w:firstLine="708"/>
         <w:jc w:val="both"/>
         <w:rPr>
           <w:rFonts w:ascii="Arial" w:hAnsi="Arial" w:cs="Arial"/>
@@ -11112,110 +10868,118 @@
           <w:sz w:val="20"/>
           <w:szCs w:val="20"/>
         </w:rPr>
+        <w:t xml:space="preserve">A principal contribuição deste estudo reside na proposição de uma arquitetura que concilia perfeitamente segurança e privacidade em um ambiente organizacional. Ao invés de recorrer a métodos criptográficos pesados e custosos empregados em redes públicas, como o </w:t>
+      </w:r>
+      <w:proofErr w:type="spellStart"/>
+      <w:r>
+        <w:rPr>
+          <w:rFonts w:ascii="Arial" w:hAnsi="Arial" w:cs="Arial"/>
+          <w:i/>
+          <w:iCs/>
+          <w:sz w:val="20"/>
+          <w:szCs w:val="20"/>
+        </w:rPr>
+        <w:t>proof</w:t>
+      </w:r>
+      <w:proofErr w:type="spellEnd"/>
+      <w:r>
+        <w:rPr>
+          <w:rFonts w:ascii="Arial" w:hAnsi="Arial" w:cs="Arial"/>
+          <w:i/>
+          <w:iCs/>
+          <w:sz w:val="20"/>
+          <w:szCs w:val="20"/>
+        </w:rPr>
+        <w:t>-of-</w:t>
+      </w:r>
+      <w:proofErr w:type="spellStart"/>
+      <w:r>
+        <w:rPr>
+          <w:rFonts w:ascii="Arial" w:hAnsi="Arial" w:cs="Arial"/>
+          <w:i/>
+          <w:iCs/>
+          <w:sz w:val="20"/>
+          <w:szCs w:val="20"/>
+        </w:rPr>
+        <w:t>work</w:t>
+      </w:r>
+      <w:proofErr w:type="spellEnd"/>
+      <w:r>
+        <w:rPr>
+          <w:rFonts w:ascii="Arial" w:hAnsi="Arial" w:cs="Arial"/>
+          <w:sz w:val="20"/>
+          <w:szCs w:val="20"/>
+        </w:rPr>
+        <w:t xml:space="preserve"> e as </w:t>
+      </w:r>
+      <w:proofErr w:type="spellStart"/>
+      <w:r>
+        <w:rPr>
+          <w:rFonts w:ascii="Arial" w:hAnsi="Arial" w:cs="Arial"/>
+          <w:i/>
+          <w:iCs/>
+          <w:sz w:val="20"/>
+          <w:szCs w:val="20"/>
+        </w:rPr>
+        <w:t>ring</w:t>
+      </w:r>
+      <w:proofErr w:type="spellEnd"/>
+      <w:r>
+        <w:rPr>
+          <w:rFonts w:ascii="Arial" w:hAnsi="Arial" w:cs="Arial"/>
+          <w:i/>
+          <w:iCs/>
+          <w:sz w:val="20"/>
+          <w:szCs w:val="20"/>
+        </w:rPr>
+        <w:t xml:space="preserve"> </w:t>
+      </w:r>
+      <w:proofErr w:type="spellStart"/>
+      <w:r>
+        <w:rPr>
+          <w:rFonts w:ascii="Arial" w:hAnsi="Arial" w:cs="Arial"/>
+          <w:i/>
+          <w:iCs/>
+          <w:sz w:val="20"/>
+          <w:szCs w:val="20"/>
+        </w:rPr>
+        <w:t>signatures</w:t>
+      </w:r>
+      <w:proofErr w:type="spellEnd"/>
+      <w:r>
+        <w:rPr>
+          <w:rFonts w:ascii="Arial" w:hAnsi="Arial" w:cs="Arial"/>
+          <w:sz w:val="20"/>
+          <w:szCs w:val="20"/>
+        </w:rPr>
+        <w:t xml:space="preserve">, o </w:t>
+      </w:r>
+      <w:proofErr w:type="spellStart"/>
+      <w:r>
+        <w:rPr>
+          <w:rFonts w:ascii="Arial" w:hAnsi="Arial" w:cs="Arial"/>
+          <w:sz w:val="20"/>
+          <w:szCs w:val="20"/>
+        </w:rPr>
+        <w:t>Votify</w:t>
+      </w:r>
+      <w:proofErr w:type="spellEnd"/>
+      <w:r>
+        <w:rPr>
+          <w:rFonts w:ascii="Arial" w:hAnsi="Arial" w:cs="Arial"/>
+          <w:sz w:val="20"/>
+          <w:szCs w:val="20"/>
+        </w:rPr>
+        <w:t xml:space="preserve"> inovou ao separar categoricamente a etapa de autorização da etapa de votação. A </w:t>
+      </w:r>
+      <w:r>
+        <w:rPr>
+          <w:rFonts w:ascii="Arial" w:hAnsi="Arial" w:cs="Arial"/>
+          <w:sz w:val="20"/>
+          <w:szCs w:val="20"/>
+        </w:rPr>
         <w:lastRenderedPageBreak/>
-        <w:t xml:space="preserve">A principal contribuição deste estudo reside na proposição de uma arquitetura que concilia perfeitamente segurança e privacidade em um ambiente organizacional. Ao invés de recorrer a métodos criptográficos pesados e custosos empregados em redes públicas, como o </w:t>
-      </w:r>
-      <w:proofErr w:type="spellStart"/>
-      <w:r>
-        <w:rPr>
-          <w:rFonts w:ascii="Arial" w:hAnsi="Arial" w:cs="Arial"/>
-          <w:i/>
-          <w:iCs/>
-          <w:sz w:val="20"/>
-          <w:szCs w:val="20"/>
-        </w:rPr>
-        <w:t>proof</w:t>
-      </w:r>
-      <w:proofErr w:type="spellEnd"/>
-      <w:r>
-        <w:rPr>
-          <w:rFonts w:ascii="Arial" w:hAnsi="Arial" w:cs="Arial"/>
-          <w:i/>
-          <w:iCs/>
-          <w:sz w:val="20"/>
-          <w:szCs w:val="20"/>
-        </w:rPr>
-        <w:t>-of-</w:t>
-      </w:r>
-      <w:proofErr w:type="spellStart"/>
-      <w:r>
-        <w:rPr>
-          <w:rFonts w:ascii="Arial" w:hAnsi="Arial" w:cs="Arial"/>
-          <w:i/>
-          <w:iCs/>
-          <w:sz w:val="20"/>
-          <w:szCs w:val="20"/>
-        </w:rPr>
-        <w:t>work</w:t>
-      </w:r>
-      <w:proofErr w:type="spellEnd"/>
-      <w:r>
-        <w:rPr>
-          <w:rFonts w:ascii="Arial" w:hAnsi="Arial" w:cs="Arial"/>
-          <w:sz w:val="20"/>
-          <w:szCs w:val="20"/>
-        </w:rPr>
-        <w:t xml:space="preserve"> e as </w:t>
-      </w:r>
-      <w:proofErr w:type="spellStart"/>
-      <w:r>
-        <w:rPr>
-          <w:rFonts w:ascii="Arial" w:hAnsi="Arial" w:cs="Arial"/>
-          <w:i/>
-          <w:iCs/>
-          <w:sz w:val="20"/>
-          <w:szCs w:val="20"/>
-        </w:rPr>
-        <w:t>ring</w:t>
-      </w:r>
-      <w:proofErr w:type="spellEnd"/>
-      <w:r>
-        <w:rPr>
-          <w:rFonts w:ascii="Arial" w:hAnsi="Arial" w:cs="Arial"/>
-          <w:i/>
-          <w:iCs/>
-          <w:sz w:val="20"/>
-          <w:szCs w:val="20"/>
-        </w:rPr>
-        <w:t xml:space="preserve"> </w:t>
-      </w:r>
-      <w:proofErr w:type="spellStart"/>
-      <w:r>
-        <w:rPr>
-          <w:rFonts w:ascii="Arial" w:hAnsi="Arial" w:cs="Arial"/>
-          <w:i/>
-          <w:iCs/>
-          <w:sz w:val="20"/>
-          <w:szCs w:val="20"/>
-        </w:rPr>
-        <w:t>signatures</w:t>
-      </w:r>
-      <w:proofErr w:type="spellEnd"/>
-      <w:r>
-        <w:rPr>
-          <w:rFonts w:ascii="Arial" w:hAnsi="Arial" w:cs="Arial"/>
-          <w:sz w:val="20"/>
-          <w:szCs w:val="20"/>
-        </w:rPr>
-        <w:t xml:space="preserve">, o </w:t>
-      </w:r>
-      <w:proofErr w:type="spellStart"/>
-      <w:r>
-        <w:rPr>
-          <w:rFonts w:ascii="Arial" w:hAnsi="Arial" w:cs="Arial"/>
-          <w:sz w:val="20"/>
-          <w:szCs w:val="20"/>
-        </w:rPr>
-        <w:t>Votify</w:t>
-      </w:r>
-      <w:proofErr w:type="spellEnd"/>
-      <w:r>
-        <w:rPr>
-          <w:rFonts w:ascii="Arial" w:hAnsi="Arial" w:cs="Arial"/>
-          <w:sz w:val="20"/>
-          <w:szCs w:val="20"/>
-        </w:rPr>
-        <w:t xml:space="preserve"> inovou ao separar categoricamente a etapa de autorização da etapa de votação. A emissão de um </w:t>
+        <w:t xml:space="preserve">emissão de um </w:t>
       </w:r>
       <w:proofErr w:type="spellStart"/>
       <w:r>
@@ -11454,90 +11218,96 @@
       <w:pPr>
         <w:spacing w:before="240" w:after="240" w:line="360" w:lineRule="auto"/>
         <w:jc w:val="both"/>
-        <w:rPr>
+      </w:pPr>
+      <w:r>
+        <w:rPr>
+          <w:rFonts w:ascii="Arial" w:eastAsia="Arial" w:hAnsi="Arial" w:cs="Arial"/>
+          <w:b/>
+          <w:bCs/>
+          <w:sz w:val="20"/>
+          <w:szCs w:val="20"/>
+        </w:rPr>
+        <w:t xml:space="preserve">JAFAR, </w:t>
+      </w:r>
+      <w:proofErr w:type="spellStart"/>
+      <w:r>
+        <w:rPr>
+          <w:rFonts w:ascii="Arial" w:eastAsia="Arial" w:hAnsi="Arial" w:cs="Arial"/>
+          <w:b/>
+          <w:bCs/>
+          <w:sz w:val="20"/>
+          <w:szCs w:val="20"/>
+        </w:rPr>
+        <w:t>Uzma</w:t>
+      </w:r>
+      <w:proofErr w:type="spellEnd"/>
+      <w:r>
+        <w:rPr>
+          <w:rFonts w:ascii="Arial" w:eastAsia="Arial" w:hAnsi="Arial" w:cs="Arial"/>
+          <w:b/>
+          <w:bCs/>
+          <w:sz w:val="20"/>
+          <w:szCs w:val="20"/>
+        </w:rPr>
+        <w:t xml:space="preserve"> et al.</w:t>
+      </w:r>
+      <w:r>
+        <w:rPr>
+          <w:rFonts w:ascii="Arial" w:eastAsia="Arial" w:hAnsi="Arial" w:cs="Arial"/>
+          <w:sz w:val="20"/>
+          <w:szCs w:val="20"/>
+        </w:rPr>
+        <w:t xml:space="preserve"> </w:t>
+      </w:r>
+      <w:r>
+        <w:rPr>
+          <w:rFonts w:ascii="Arial" w:eastAsia="Arial" w:hAnsi="Arial" w:cs="Arial"/>
+          <w:i/>
+          <w:iCs/>
+          <w:sz w:val="20"/>
+          <w:szCs w:val="20"/>
           <w:lang w:val="en-US"/>
         </w:rPr>
-      </w:pPr>
-      <w:r>
-        <w:rPr>
-          <w:rFonts w:ascii="Arial" w:eastAsia="Arial" w:hAnsi="Arial" w:cs="Arial"/>
-          <w:b/>
-          <w:bCs/>
-          <w:sz w:val="20"/>
-          <w:szCs w:val="20"/>
-        </w:rPr>
-        <w:t xml:space="preserve">JAFAR, </w:t>
-      </w:r>
-      <w:proofErr w:type="spellStart"/>
-      <w:r>
-        <w:rPr>
-          <w:rFonts w:ascii="Arial" w:eastAsia="Arial" w:hAnsi="Arial" w:cs="Arial"/>
-          <w:b/>
-          <w:bCs/>
-          <w:sz w:val="20"/>
-          <w:szCs w:val="20"/>
-        </w:rPr>
-        <w:t>Uzma</w:t>
-      </w:r>
-      <w:proofErr w:type="spellEnd"/>
-      <w:r>
-        <w:rPr>
-          <w:rFonts w:ascii="Arial" w:eastAsia="Arial" w:hAnsi="Arial" w:cs="Arial"/>
-          <w:b/>
-          <w:bCs/>
-          <w:sz w:val="20"/>
-          <w:szCs w:val="20"/>
-        </w:rPr>
-        <w:t xml:space="preserve"> et al.</w:t>
-      </w:r>
-      <w:r>
-        <w:rPr>
-          <w:rFonts w:ascii="Arial" w:eastAsia="Arial" w:hAnsi="Arial" w:cs="Arial"/>
-          <w:sz w:val="20"/>
-          <w:szCs w:val="20"/>
-        </w:rPr>
-        <w:t xml:space="preserve"> </w:t>
-      </w:r>
-      <w:r>
-        <w:rPr>
-          <w:rFonts w:ascii="Arial" w:eastAsia="Arial" w:hAnsi="Arial" w:cs="Arial"/>
-          <w:i/>
+        <w:t>Blockchain</w:t>
+      </w:r>
+      <w:r>
+        <w:rPr>
+          <w:rFonts w:ascii="Arial" w:eastAsia="Arial" w:hAnsi="Arial" w:cs="Arial"/>
           <w:sz w:val="20"/>
           <w:szCs w:val="20"/>
           <w:lang w:val="en-US"/>
         </w:rPr>
-        <w:t>Blockchain</w:t>
-      </w:r>
-      <w:r>
-        <w:rPr>
-          <w:rFonts w:ascii="Arial" w:eastAsia="Arial" w:hAnsi="Arial" w:cs="Arial"/>
+        <w:t xml:space="preserve"> for Electronic Voting System—Review and Open Research Challenges. </w:t>
+      </w:r>
+      <w:r>
+        <w:rPr>
+          <w:rFonts w:ascii="Arial" w:eastAsia="Arial" w:hAnsi="Arial" w:cs="Arial"/>
+          <w:i/>
+          <w:iCs/>
           <w:sz w:val="20"/>
           <w:szCs w:val="20"/>
           <w:lang w:val="en-US"/>
         </w:rPr>
-        <w:t xml:space="preserve"> for Electronic Voting System—Review and Open Research Challenges. </w:t>
-      </w:r>
-      <w:proofErr w:type="spellStart"/>
-      <w:r>
-        <w:rPr>
-          <w:rFonts w:ascii="Arial" w:eastAsia="Arial" w:hAnsi="Arial" w:cs="Arial"/>
-          <w:i/>
-          <w:iCs/>
-          <w:sz w:val="20"/>
-          <w:szCs w:val="20"/>
-        </w:rPr>
         <w:t>Sensors</w:t>
       </w:r>
-      <w:proofErr w:type="spellEnd"/>
-      <w:r>
-        <w:rPr>
-          <w:rFonts w:ascii="Arial" w:eastAsia="Arial" w:hAnsi="Arial" w:cs="Arial"/>
-          <w:sz w:val="20"/>
-          <w:szCs w:val="20"/>
-        </w:rPr>
-        <w:t xml:space="preserve">, v. 21, n. 17, p. 5874, 2021. DOI: 10.3390/s21175874. Disponível em: </w:t>
-      </w:r>
-      <w:hyperlink r:id="rId19">
+      <w:r>
+        <w:rPr>
+          <w:rFonts w:ascii="Arial" w:eastAsia="Arial" w:hAnsi="Arial" w:cs="Arial"/>
+          <w:sz w:val="20"/>
+          <w:szCs w:val="20"/>
+          <w:lang w:val="en-US"/>
+        </w:rPr>
+        <w:t xml:space="preserve">. </w:t>
+      </w:r>
+      <w:r>
+        <w:rPr>
+          <w:rFonts w:ascii="Arial" w:eastAsia="Arial" w:hAnsi="Arial" w:cs="Arial"/>
+          <w:sz w:val="20"/>
+          <w:szCs w:val="20"/>
+        </w:rPr>
+        <w:t xml:space="preserve">Disponível em: </w:t>
+      </w:r>
+      <w:hyperlink r:id="rId20">
         <w:r>
           <w:rPr>
             <w:rStyle w:val="Hyperlink"/>
@@ -11556,17 +11326,49 @@
         </w:rPr>
         <w:t xml:space="preserve">. </w:t>
       </w:r>
-      <w:proofErr w:type="spellStart"/>
-      <w:r>
-        <w:rPr>
-          <w:rFonts w:ascii="Arial" w:eastAsia="Arial" w:hAnsi="Arial" w:cs="Arial"/>
+      <w:r>
+        <w:rPr>
+          <w:rFonts w:ascii="Arial" w:eastAsia="Arial" w:hAnsi="Arial" w:cs="Arial"/>
+          <w:sz w:val="20"/>
+          <w:szCs w:val="20"/>
+        </w:rPr>
+        <w:t>Acesso em: 07 abril 2026.</w:t>
+      </w:r>
+    </w:p>
+    <w:p>
+      <w:pPr>
+        <w:spacing w:before="240" w:after="240" w:line="360" w:lineRule="auto"/>
+        <w:jc w:val="both"/>
+      </w:pPr>
+      <w:r>
+        <w:rPr>
+          <w:rFonts w:ascii="Arial" w:eastAsia="Arial" w:hAnsi="Arial" w:cs="Arial"/>
+          <w:b/>
+          <w:bCs/>
+          <w:sz w:val="20"/>
+          <w:szCs w:val="20"/>
+        </w:rPr>
+        <w:t>OHIZE, Henry O. et al.</w:t>
+      </w:r>
+      <w:r>
+        <w:rPr>
+          <w:rFonts w:ascii="Arial" w:eastAsia="Arial" w:hAnsi="Arial" w:cs="Arial"/>
+          <w:sz w:val="20"/>
+          <w:szCs w:val="20"/>
+        </w:rPr>
+        <w:t xml:space="preserve"> </w:t>
+      </w:r>
+      <w:r>
+        <w:rPr>
+          <w:rFonts w:ascii="Arial" w:eastAsia="Arial" w:hAnsi="Arial" w:cs="Arial"/>
+          <w:i/>
+          <w:iCs/>
           <w:sz w:val="20"/>
           <w:szCs w:val="20"/>
           <w:lang w:val="en-US"/>
         </w:rPr>
-        <w:t>Acesso</w:t>
-      </w:r>
-      <w:proofErr w:type="spellEnd"/>
+        <w:t>Blockchain</w:t>
+      </w:r>
       <w:r>
         <w:rPr>
           <w:rFonts w:ascii="Arial" w:eastAsia="Arial" w:hAnsi="Arial" w:cs="Arial"/>
@@ -11574,115 +11376,7 @@
           <w:szCs w:val="20"/>
           <w:lang w:val="en-US"/>
         </w:rPr>
-        <w:t xml:space="preserve"> </w:t>
-      </w:r>
-      <w:proofErr w:type="spellStart"/>
-      <w:r>
-        <w:rPr>
-          <w:rFonts w:ascii="Arial" w:eastAsia="Arial" w:hAnsi="Arial" w:cs="Arial"/>
-          <w:sz w:val="20"/>
-          <w:szCs w:val="20"/>
-          <w:lang w:val="en-US"/>
-        </w:rPr>
-        <w:t>em</w:t>
-      </w:r>
-      <w:proofErr w:type="spellEnd"/>
-      <w:r>
-        <w:rPr>
-          <w:rFonts w:ascii="Arial" w:eastAsia="Arial" w:hAnsi="Arial" w:cs="Arial"/>
-          <w:sz w:val="20"/>
-          <w:szCs w:val="20"/>
-          <w:lang w:val="en-US"/>
-        </w:rPr>
-        <w:t xml:space="preserve">: 14 </w:t>
-      </w:r>
-      <w:proofErr w:type="spellStart"/>
-      <w:r>
-        <w:rPr>
-          <w:rFonts w:ascii="Arial" w:eastAsia="Arial" w:hAnsi="Arial" w:cs="Arial"/>
-          <w:sz w:val="20"/>
-          <w:szCs w:val="20"/>
-          <w:lang w:val="en-US"/>
-        </w:rPr>
-        <w:t>maio</w:t>
-      </w:r>
-      <w:proofErr w:type="spellEnd"/>
-      <w:r>
-        <w:rPr>
-          <w:rFonts w:ascii="Arial" w:eastAsia="Arial" w:hAnsi="Arial" w:cs="Arial"/>
-          <w:sz w:val="20"/>
-          <w:szCs w:val="20"/>
-          <w:lang w:val="en-US"/>
-        </w:rPr>
-        <w:t xml:space="preserve"> 2026.</w:t>
-      </w:r>
-    </w:p>
-    <w:p>
-      <w:pPr>
-        <w:spacing w:before="240" w:after="240" w:line="360" w:lineRule="auto"/>
-        <w:jc w:val="both"/>
-        <w:rPr>
-          <w:lang w:val="en-US"/>
-        </w:rPr>
-      </w:pPr>
-      <w:r>
-        <w:rPr>
-          <w:rFonts w:ascii="Arial" w:eastAsia="Arial" w:hAnsi="Arial" w:cs="Arial"/>
-          <w:b/>
-          <w:bCs/>
-          <w:sz w:val="20"/>
-          <w:szCs w:val="20"/>
-          <w:lang w:val="en-US"/>
-        </w:rPr>
-        <w:t>OHIZE, Henry O. et al.</w:t>
-      </w:r>
-      <w:r>
-        <w:rPr>
-          <w:rFonts w:ascii="Arial" w:eastAsia="Arial" w:hAnsi="Arial" w:cs="Arial"/>
-          <w:sz w:val="20"/>
-          <w:szCs w:val="20"/>
-          <w:lang w:val="en-US"/>
-        </w:rPr>
-        <w:t xml:space="preserve"> </w:t>
-      </w:r>
-      <w:r>
-        <w:rPr>
-          <w:rFonts w:ascii="Arial" w:eastAsia="Arial" w:hAnsi="Arial" w:cs="Arial"/>
-          <w:i/>
-          <w:sz w:val="20"/>
-          <w:szCs w:val="20"/>
-          <w:lang w:val="en-US"/>
-        </w:rPr>
-        <w:t>Blockchain</w:t>
-      </w:r>
-      <w:r>
-        <w:rPr>
-          <w:rFonts w:ascii="Arial" w:eastAsia="Arial" w:hAnsi="Arial" w:cs="Arial"/>
-          <w:sz w:val="20"/>
-          <w:szCs w:val="20"/>
-          <w:lang w:val="en-US"/>
-        </w:rPr>
-        <w:t xml:space="preserve"> for securing electronic voting systems: a survey of </w:t>
-      </w:r>
-      <w:proofErr w:type="gramStart"/>
-      <w:r>
-        <w:rPr>
-          <w:rFonts w:ascii="Arial" w:eastAsia="Arial" w:hAnsi="Arial" w:cs="Arial"/>
-          <w:sz w:val="20"/>
-          <w:szCs w:val="20"/>
-          <w:lang w:val="en-US"/>
-        </w:rPr>
-        <w:t>architectures</w:t>
-      </w:r>
-      <w:proofErr w:type="gramEnd"/>
-      <w:r>
-        <w:rPr>
-          <w:rFonts w:ascii="Arial" w:eastAsia="Arial" w:hAnsi="Arial" w:cs="Arial"/>
-          <w:sz w:val="20"/>
-          <w:szCs w:val="20"/>
-          <w:lang w:val="en-US"/>
-        </w:rPr>
-        <w:t xml:space="preserve">, trends, solutions, and challenges. </w:t>
+        <w:t xml:space="preserve"> for securing electronic voting systems: a survey of architectures, trends, solutions, and challenges. </w:t>
       </w:r>
       <w:r>
         <w:rPr>
@@ -11712,9 +11406,9 @@
           <w:sz w:val="20"/>
           <w:szCs w:val="20"/>
         </w:rPr>
-        <w:t xml:space="preserve">, v. 28, art. 132, 2025. DOI: 10.1007/s10586-024-04709-8. Disponível em: </w:t>
-      </w:r>
-      <w:hyperlink r:id="rId20">
+        <w:t xml:space="preserve">. Disponível em: </w:t>
+      </w:r>
+      <w:hyperlink r:id="rId21">
         <w:r>
           <w:rPr>
             <w:rStyle w:val="Hyperlink"/>
@@ -11733,132 +11427,74 @@
         </w:rPr>
         <w:t xml:space="preserve">. </w:t>
       </w:r>
-      <w:proofErr w:type="spellStart"/>
-      <w:r>
-        <w:rPr>
-          <w:rFonts w:ascii="Arial" w:eastAsia="Arial" w:hAnsi="Arial" w:cs="Arial"/>
-          <w:sz w:val="20"/>
-          <w:szCs w:val="20"/>
-          <w:lang w:val="en-US"/>
-        </w:rPr>
-        <w:t>Acesso</w:t>
-      </w:r>
-      <w:proofErr w:type="spellEnd"/>
-      <w:r>
-        <w:rPr>
-          <w:rFonts w:ascii="Arial" w:eastAsia="Arial" w:hAnsi="Arial" w:cs="Arial"/>
-          <w:sz w:val="20"/>
-          <w:szCs w:val="20"/>
-          <w:lang w:val="en-US"/>
-        </w:rPr>
-        <w:t xml:space="preserve"> </w:t>
-      </w:r>
-      <w:proofErr w:type="spellStart"/>
-      <w:r>
-        <w:rPr>
-          <w:rFonts w:ascii="Arial" w:eastAsia="Arial" w:hAnsi="Arial" w:cs="Arial"/>
-          <w:sz w:val="20"/>
-          <w:szCs w:val="20"/>
-          <w:lang w:val="en-US"/>
-        </w:rPr>
-        <w:t>em</w:t>
-      </w:r>
-      <w:proofErr w:type="spellEnd"/>
-      <w:r>
-        <w:rPr>
-          <w:rFonts w:ascii="Arial" w:eastAsia="Arial" w:hAnsi="Arial" w:cs="Arial"/>
-          <w:sz w:val="20"/>
-          <w:szCs w:val="20"/>
-          <w:lang w:val="en-US"/>
-        </w:rPr>
-        <w:t xml:space="preserve">: 14 </w:t>
-      </w:r>
-      <w:proofErr w:type="spellStart"/>
-      <w:r>
-        <w:rPr>
-          <w:rFonts w:ascii="Arial" w:eastAsia="Arial" w:hAnsi="Arial" w:cs="Arial"/>
-          <w:sz w:val="20"/>
-          <w:szCs w:val="20"/>
-          <w:lang w:val="en-US"/>
-        </w:rPr>
-        <w:t>maio</w:t>
-      </w:r>
-      <w:proofErr w:type="spellEnd"/>
-      <w:r>
-        <w:rPr>
-          <w:rFonts w:ascii="Arial" w:eastAsia="Arial" w:hAnsi="Arial" w:cs="Arial"/>
-          <w:sz w:val="20"/>
-          <w:szCs w:val="20"/>
-          <w:lang w:val="en-US"/>
-        </w:rPr>
-        <w:t xml:space="preserve"> 2026. </w:t>
+      <w:r>
+        <w:rPr>
+          <w:rFonts w:ascii="Arial" w:eastAsia="Arial" w:hAnsi="Arial" w:cs="Arial"/>
+          <w:sz w:val="20"/>
+          <w:szCs w:val="20"/>
+        </w:rPr>
+        <w:t xml:space="preserve">Acesso em: 07 abril 2026. </w:t>
       </w:r>
     </w:p>
     <w:p>
       <w:pPr>
         <w:spacing w:before="240" w:after="240" w:line="360" w:lineRule="auto"/>
         <w:jc w:val="both"/>
-      </w:pPr>
-      <w:r>
-        <w:rPr>
-          <w:rFonts w:ascii="Arial" w:eastAsia="Arial" w:hAnsi="Arial" w:cs="Arial"/>
-          <w:b/>
-          <w:bCs/>
-          <w:sz w:val="20"/>
-          <w:szCs w:val="20"/>
-          <w:lang w:val="en-US"/>
-        </w:rPr>
-        <w:t>TAŞ, Ruhi; TANRIÖVER, Ömer Özgür.</w:t>
-      </w:r>
-      <w:r>
-        <w:rPr>
-          <w:rFonts w:ascii="Arial" w:eastAsia="Arial" w:hAnsi="Arial" w:cs="Arial"/>
-          <w:sz w:val="20"/>
-          <w:szCs w:val="20"/>
-          <w:lang w:val="en-US"/>
-        </w:rPr>
-        <w:t xml:space="preserve"> A Systematic Review of Challenges and Opportunities of </w:t>
-      </w:r>
-      <w:r>
-        <w:rPr>
-          <w:rFonts w:ascii="Arial" w:eastAsia="Arial" w:hAnsi="Arial" w:cs="Arial"/>
-          <w:i/>
-          <w:sz w:val="20"/>
-          <w:szCs w:val="20"/>
-          <w:lang w:val="en-US"/>
-        </w:rPr>
-        <w:t>Blockchain</w:t>
-      </w:r>
-      <w:r>
-        <w:rPr>
-          <w:rFonts w:ascii="Arial" w:eastAsia="Arial" w:hAnsi="Arial" w:cs="Arial"/>
-          <w:sz w:val="20"/>
-          <w:szCs w:val="20"/>
-          <w:lang w:val="en-US"/>
-        </w:rPr>
-        <w:t xml:space="preserve"> for E-Voting. </w:t>
-      </w:r>
-      <w:proofErr w:type="spellStart"/>
-      <w:r>
-        <w:rPr>
-          <w:rFonts w:ascii="Arial" w:eastAsia="Arial" w:hAnsi="Arial" w:cs="Arial"/>
-          <w:i/>
-          <w:iCs/>
-          <w:sz w:val="20"/>
-          <w:szCs w:val="20"/>
-        </w:rPr>
-        <w:t>Symmetry</w:t>
-      </w:r>
-      <w:proofErr w:type="spellEnd"/>
-      <w:r>
-        <w:rPr>
-          <w:rFonts w:ascii="Arial" w:eastAsia="Arial" w:hAnsi="Arial" w:cs="Arial"/>
-          <w:sz w:val="20"/>
-          <w:szCs w:val="20"/>
-        </w:rPr>
-        <w:t xml:space="preserve">, v. 12, n. 8, p. 1328, 2020. DOI: 10.3390/sym12081328. Disponível em: </w:t>
-      </w:r>
-      <w:hyperlink r:id="rId21">
+        <w:rPr>
+          <w:rFonts w:ascii="Arial" w:eastAsia="Arial" w:hAnsi="Arial" w:cs="Arial"/>
+          <w:sz w:val="20"/>
+          <w:szCs w:val="20"/>
+        </w:rPr>
+      </w:pPr>
+      <w:r>
+        <w:rPr>
+          <w:rFonts w:ascii="Arial" w:eastAsia="Arial" w:hAnsi="Arial" w:cs="Arial"/>
+          <w:b/>
+          <w:bCs/>
+          <w:sz w:val="20"/>
+          <w:szCs w:val="20"/>
+        </w:rPr>
+        <w:t xml:space="preserve">WU, </w:t>
+      </w:r>
+      <w:proofErr w:type="spellStart"/>
+      <w:r>
+        <w:rPr>
+          <w:rFonts w:ascii="Arial" w:eastAsia="Arial" w:hAnsi="Arial" w:cs="Arial"/>
+          <w:b/>
+          <w:bCs/>
+          <w:sz w:val="20"/>
+          <w:szCs w:val="20"/>
+        </w:rPr>
+        <w:t>Yifan</w:t>
+      </w:r>
+      <w:proofErr w:type="spellEnd"/>
+      <w:r>
+        <w:rPr>
+          <w:rFonts w:ascii="Arial" w:eastAsia="Arial" w:hAnsi="Arial" w:cs="Arial"/>
+          <w:sz w:val="20"/>
+          <w:szCs w:val="20"/>
+        </w:rPr>
+        <w:t xml:space="preserve">. </w:t>
+      </w:r>
+      <w:proofErr w:type="spellStart"/>
+      <w:r>
+        <w:rPr>
+          <w:rFonts w:ascii="Arial" w:eastAsia="Arial" w:hAnsi="Arial" w:cs="Arial"/>
+          <w:sz w:val="20"/>
+          <w:szCs w:val="20"/>
+        </w:rPr>
+        <w:t>BlockVotes</w:t>
+      </w:r>
+      <w:proofErr w:type="spellEnd"/>
+      <w:r>
+        <w:rPr>
+          <w:rFonts w:ascii="Arial" w:eastAsia="Arial" w:hAnsi="Arial" w:cs="Arial"/>
+          <w:sz w:val="20"/>
+          <w:szCs w:val="20"/>
+        </w:rPr>
+        <w:t xml:space="preserve">. 2017. Repositório no GitHub. Disponível em: </w:t>
+      </w:r>
+      <w:hyperlink r:id="rId22">
         <w:r>
           <w:rPr>
             <w:rStyle w:val="Hyperlink"/>
@@ -11866,7 +11502,7 @@
             <w:sz w:val="20"/>
             <w:szCs w:val="20"/>
           </w:rPr>
-          <w:t>https://www.mdpi.com/2073-8994/12/8/1328</w:t>
+          <w:t>https://github.com/yfgeek/BlockVotes</w:t>
         </w:r>
       </w:hyperlink>
       <w:r>
@@ -11875,7 +11511,10 @@
           <w:sz w:val="20"/>
           <w:szCs w:val="20"/>
         </w:rPr>
-        <w:t xml:space="preserve">. Acesso em: 14 maio 2026. </w:t>
+        <w:t>. Acesso em: 04 maio 2026.</w:t>
+      </w:r>
+      <w:r>
+        <w:tab/>
       </w:r>
     </w:p>
     <w:p>
@@ -11905,6 +11544,7 @@
         <w:rPr>
           <w:rFonts w:ascii="Arial" w:eastAsia="Arial" w:hAnsi="Arial" w:cs="Arial"/>
           <w:i/>
+          <w:iCs/>
           <w:sz w:val="20"/>
           <w:szCs w:val="20"/>
         </w:rPr>
@@ -11916,18 +11556,9 @@
           <w:sz w:val="20"/>
           <w:szCs w:val="20"/>
         </w:rPr>
-        <w:t xml:space="preserve"> em sistemas de votações eletrônicas: uma revisão de literatura. 2022. Trabalho de Conclusão de Curso – </w:t>
-      </w:r>
-      <w:r>
-        <w:rPr>
-          <w:rFonts w:ascii="Arial" w:eastAsia="Arial" w:hAnsi="Arial" w:cs="Arial"/>
-          <w:sz w:val="20"/>
-          <w:szCs w:val="20"/>
-        </w:rPr>
-        <w:lastRenderedPageBreak/>
-        <w:t xml:space="preserve">Universidade Federal de Santa Catarina, Florianópolis, 2022. Disponível em: </w:t>
-      </w:r>
-      <w:hyperlink r:id="rId22">
+        <w:t xml:space="preserve"> em sistemas de votações eletrônicas: uma revisão de literatura. 2022. Trabalho de Conclusão de Curso – Universidade Federal de Santa Catarina, Florianópolis, 2022. Disponível em: </w:t>
+      </w:r>
+      <w:hyperlink r:id="rId23">
         <w:r>
           <w:rPr>
             <w:rStyle w:val="Hyperlink"/>
@@ -11944,7 +11575,7 @@
           <w:sz w:val="20"/>
           <w:szCs w:val="20"/>
         </w:rPr>
-        <w:t>. Acesso em: 14 maio 2026.</w:t>
+        <w:t>. Acesso em: 04 maio 2026.</w:t>
       </w:r>
     </w:p>
     <w:p>
@@ -12033,6 +11664,7 @@
           <w:szCs w:val="20"/>
           <w:lang w:val="en-US"/>
         </w:rPr>
+        <w:lastRenderedPageBreak/>
         <w:t>RIVEST, Ronald L.; WACK, John P.</w:t>
       </w:r>
       <w:r>
@@ -12073,7 +11705,7 @@
           <w:szCs w:val="20"/>
           <w:lang w:val="en-US"/>
         </w:rPr>
-        <w:t>Philosophical Transactions of the Royal Society A</w:t>
+        <w:t xml:space="preserve">Philosophical Transactions of the Royal Society, </w:t>
       </w:r>
       <w:r>
         <w:rPr>
@@ -12082,7 +11714,7 @@
           <w:szCs w:val="20"/>
           <w:lang w:val="en-US"/>
         </w:rPr>
-        <w:t>, v. 366, n. 1881, p. 3759–3767, 2008.</w:t>
+        <w:t>2008.</w:t>
       </w:r>
     </w:p>
     <w:p>
@@ -12171,7 +11803,42 @@
           <w:szCs w:val="20"/>
           <w:lang w:val="en-US"/>
         </w:rPr>
-        <w:t xml:space="preserve">A Systematic Review of Challenges and Opportunities of </w:t>
+        <w:t>A Systematic Review of Challenges and Opportunities of Blockchain for E-Voting</w:t>
+      </w:r>
+      <w:r>
+        <w:rPr>
+          <w:rFonts w:ascii="Arial" w:eastAsia="Arial" w:hAnsi="Arial" w:cs="Arial"/>
+          <w:sz w:val="20"/>
+          <w:szCs w:val="20"/>
+          <w:lang w:val="en-US"/>
+        </w:rPr>
+        <w:t>.</w:t>
+      </w:r>
+    </w:p>
+    <w:p>
+      <w:pPr>
+        <w:spacing w:before="240" w:after="240" w:line="257" w:lineRule="auto"/>
+        <w:jc w:val="both"/>
+      </w:pPr>
+      <w:r>
+        <w:rPr>
+          <w:rFonts w:ascii="Arial" w:eastAsia="Arial" w:hAnsi="Arial" w:cs="Arial"/>
+          <w:b/>
+          <w:bCs/>
+          <w:sz w:val="20"/>
+          <w:szCs w:val="20"/>
+          <w:lang w:val="en-US"/>
+        </w:rPr>
+        <w:t>NAKAMOTO, Satoshi.</w:t>
+      </w:r>
+      <w:r>
+        <w:rPr>
+          <w:rFonts w:ascii="Arial" w:eastAsia="Arial" w:hAnsi="Arial" w:cs="Arial"/>
+          <w:sz w:val="20"/>
+          <w:szCs w:val="20"/>
+          <w:lang w:val="en-US"/>
+        </w:rPr>
+        <w:t xml:space="preserve"> </w:t>
       </w:r>
       <w:r>
         <w:rPr>
@@ -12182,103 +11849,26 @@
           <w:szCs w:val="20"/>
           <w:lang w:val="en-US"/>
         </w:rPr>
-        <w:t>Blockchain</w:t>
-      </w:r>
-      <w:r>
-        <w:rPr>
-          <w:rFonts w:ascii="Arial" w:eastAsia="Arial" w:hAnsi="Arial" w:cs="Arial"/>
-          <w:i/>
-          <w:iCs/>
+        <w:t>Bitcoin: A Peer-to-Peer Electronic Cash System</w:t>
+      </w:r>
+      <w:r>
+        <w:rPr>
+          <w:rFonts w:ascii="Arial" w:eastAsia="Arial" w:hAnsi="Arial" w:cs="Arial"/>
           <w:sz w:val="20"/>
           <w:szCs w:val="20"/>
           <w:lang w:val="en-US"/>
         </w:rPr>
-        <w:t xml:space="preserve"> for E-Voting</w:t>
-      </w:r>
-      <w:r>
-        <w:rPr>
-          <w:rFonts w:ascii="Arial" w:eastAsia="Arial" w:hAnsi="Arial" w:cs="Arial"/>
-          <w:sz w:val="20"/>
-          <w:szCs w:val="20"/>
-          <w:lang w:val="en-US"/>
-        </w:rPr>
         <w:t xml:space="preserve">. </w:t>
       </w:r>
       <w:r>
         <w:rPr>
           <w:rFonts w:ascii="Arial" w:eastAsia="Arial" w:hAnsi="Arial" w:cs="Arial"/>
-          <w:i/>
-          <w:iCs/>
-          <w:sz w:val="20"/>
-          <w:szCs w:val="20"/>
-          <w:lang w:val="en-US"/>
-        </w:rPr>
-        <w:t>Symmetry</w:t>
-      </w:r>
-      <w:r>
-        <w:rPr>
-          <w:rFonts w:ascii="Arial" w:eastAsia="Arial" w:hAnsi="Arial" w:cs="Arial"/>
-          <w:sz w:val="20"/>
-          <w:szCs w:val="20"/>
-          <w:lang w:val="en-US"/>
-        </w:rPr>
-        <w:t>, v. 12, n. 8, p. 1328, 2020.</w:t>
-      </w:r>
-    </w:p>
-    <w:p>
-      <w:pPr>
-        <w:spacing w:before="240" w:after="240"/>
-        <w:jc w:val="both"/>
-      </w:pPr>
-      <w:r>
-        <w:rPr>
-          <w:rFonts w:ascii="Arial" w:eastAsia="Arial" w:hAnsi="Arial" w:cs="Arial"/>
-          <w:b/>
-          <w:bCs/>
-          <w:sz w:val="20"/>
-          <w:szCs w:val="20"/>
-          <w:lang w:val="en-US"/>
-        </w:rPr>
-        <w:t>NAKAMOTO, Satoshi.</w:t>
-      </w:r>
-      <w:r>
-        <w:rPr>
-          <w:rFonts w:ascii="Arial" w:eastAsia="Arial" w:hAnsi="Arial" w:cs="Arial"/>
-          <w:sz w:val="20"/>
-          <w:szCs w:val="20"/>
-          <w:lang w:val="en-US"/>
-        </w:rPr>
-        <w:t xml:space="preserve"> </w:t>
-      </w:r>
-      <w:r>
-        <w:rPr>
-          <w:rFonts w:ascii="Arial" w:eastAsia="Arial" w:hAnsi="Arial" w:cs="Arial"/>
-          <w:i/>
-          <w:iCs/>
-          <w:sz w:val="20"/>
-          <w:szCs w:val="20"/>
-          <w:lang w:val="en-US"/>
-        </w:rPr>
-        <w:t>Bitcoin: A Peer-to-Peer Electronic Cash System</w:t>
-      </w:r>
-      <w:r>
-        <w:rPr>
-          <w:rFonts w:ascii="Arial" w:eastAsia="Arial" w:hAnsi="Arial" w:cs="Arial"/>
-          <w:sz w:val="20"/>
-          <w:szCs w:val="20"/>
-          <w:lang w:val="en-US"/>
-        </w:rPr>
-        <w:t xml:space="preserve">. </w:t>
-      </w:r>
-      <w:r>
-        <w:rPr>
-          <w:rFonts w:ascii="Arial" w:eastAsia="Arial" w:hAnsi="Arial" w:cs="Arial"/>
           <w:sz w:val="20"/>
           <w:szCs w:val="20"/>
         </w:rPr>
         <w:t xml:space="preserve">2008. Disponível em: </w:t>
       </w:r>
-      <w:hyperlink r:id="rId23">
+      <w:hyperlink r:id="rId24">
         <w:r>
           <w:rPr>
             <w:rStyle w:val="Hyperlink"/>
@@ -12295,6 +11885,183 @@
           <w:sz w:val="20"/>
           <w:szCs w:val="20"/>
         </w:rPr>
+        <w:t>. Acesso em: 13 maio 2026.</w:t>
+      </w:r>
+    </w:p>
+    <w:p>
+      <w:pPr>
+        <w:spacing w:before="240" w:after="240" w:line="257" w:lineRule="auto"/>
+        <w:jc w:val="both"/>
+        <w:rPr>
+          <w:lang w:val="en-US"/>
+        </w:rPr>
+      </w:pPr>
+      <w:r>
+        <w:rPr>
+          <w:rFonts w:ascii="Arial" w:eastAsia="Arial" w:hAnsi="Arial" w:cs="Arial"/>
+          <w:b/>
+          <w:bCs/>
+          <w:sz w:val="20"/>
+          <w:szCs w:val="20"/>
+          <w:lang w:val="en-US"/>
+        </w:rPr>
+        <w:t>ANTONOPOULOS, Andreas M.</w:t>
+      </w:r>
+      <w:r>
+        <w:rPr>
+          <w:rFonts w:ascii="Arial" w:eastAsia="Arial" w:hAnsi="Arial" w:cs="Arial"/>
+          <w:sz w:val="20"/>
+          <w:szCs w:val="20"/>
+          <w:lang w:val="en-US"/>
+        </w:rPr>
+        <w:t xml:space="preserve"> </w:t>
+      </w:r>
+      <w:r>
+        <w:rPr>
+          <w:rFonts w:ascii="Arial" w:eastAsia="Arial" w:hAnsi="Arial" w:cs="Arial"/>
+          <w:i/>
+          <w:iCs/>
+          <w:sz w:val="20"/>
+          <w:szCs w:val="20"/>
+          <w:lang w:val="en-US"/>
+        </w:rPr>
+        <w:t>Mastering Bitcoin: Programming the Open Blockchain</w:t>
+      </w:r>
+      <w:r>
+        <w:rPr>
+          <w:rFonts w:ascii="Arial" w:eastAsia="Arial" w:hAnsi="Arial" w:cs="Arial"/>
+          <w:sz w:val="20"/>
+          <w:szCs w:val="20"/>
+          <w:lang w:val="en-US"/>
+        </w:rPr>
+        <w:t>. 2. ed. Sebastopol: O’Reilly Media, 2017.</w:t>
+      </w:r>
+    </w:p>
+    <w:p>
+      <w:pPr>
+        <w:spacing w:before="240" w:after="240" w:line="257" w:lineRule="auto"/>
+        <w:jc w:val="both"/>
+        <w:rPr>
+          <w:lang w:val="en-US"/>
+        </w:rPr>
+      </w:pPr>
+      <w:r>
+        <w:rPr>
+          <w:rFonts w:ascii="Arial" w:eastAsia="Arial" w:hAnsi="Arial" w:cs="Arial"/>
+          <w:b/>
+          <w:bCs/>
+          <w:sz w:val="20"/>
+          <w:szCs w:val="20"/>
+          <w:lang w:val="en-US"/>
+        </w:rPr>
+        <w:t>DRESCHER, Daniel.</w:t>
+      </w:r>
+      <w:r>
+        <w:rPr>
+          <w:rFonts w:ascii="Arial" w:eastAsia="Arial" w:hAnsi="Arial" w:cs="Arial"/>
+          <w:sz w:val="20"/>
+          <w:szCs w:val="20"/>
+          <w:lang w:val="en-US"/>
+        </w:rPr>
+        <w:t xml:space="preserve"> </w:t>
+      </w:r>
+      <w:r>
+        <w:rPr>
+          <w:rFonts w:ascii="Arial" w:eastAsia="Arial" w:hAnsi="Arial" w:cs="Arial"/>
+          <w:i/>
+          <w:iCs/>
+          <w:sz w:val="20"/>
+          <w:szCs w:val="20"/>
+          <w:lang w:val="en-US"/>
+        </w:rPr>
+        <w:t>Blockchain Basics: A Non-Technical Introduction in 25 Steps</w:t>
+      </w:r>
+      <w:r>
+        <w:rPr>
+          <w:rFonts w:ascii="Arial" w:eastAsia="Arial" w:hAnsi="Arial" w:cs="Arial"/>
+          <w:sz w:val="20"/>
+          <w:szCs w:val="20"/>
+          <w:lang w:val="en-US"/>
+        </w:rPr>
+        <w:t xml:space="preserve">. New York: </w:t>
+      </w:r>
+      <w:proofErr w:type="spellStart"/>
+      <w:r>
+        <w:rPr>
+          <w:rFonts w:ascii="Arial" w:eastAsia="Arial" w:hAnsi="Arial" w:cs="Arial"/>
+          <w:sz w:val="20"/>
+          <w:szCs w:val="20"/>
+          <w:lang w:val="en-US"/>
+        </w:rPr>
+        <w:t>Apress</w:t>
+      </w:r>
+      <w:proofErr w:type="spellEnd"/>
+      <w:r>
+        <w:rPr>
+          <w:rFonts w:ascii="Arial" w:eastAsia="Arial" w:hAnsi="Arial" w:cs="Arial"/>
+          <w:sz w:val="20"/>
+          <w:szCs w:val="20"/>
+          <w:lang w:val="en-US"/>
+        </w:rPr>
+        <w:t>, 2017.</w:t>
+      </w:r>
+    </w:p>
+    <w:p>
+      <w:pPr>
+        <w:spacing w:before="240" w:after="240" w:line="257" w:lineRule="auto"/>
+        <w:jc w:val="both"/>
+      </w:pPr>
+      <w:r>
+        <w:rPr>
+          <w:rFonts w:ascii="Arial" w:eastAsia="Arial" w:hAnsi="Arial" w:cs="Arial"/>
+          <w:b/>
+          <w:bCs/>
+          <w:sz w:val="20"/>
+          <w:szCs w:val="20"/>
+          <w:lang w:val="en-US"/>
+        </w:rPr>
+        <w:t>GREENSPAN, Gideon.</w:t>
+      </w:r>
+      <w:r>
+        <w:rPr>
+          <w:rFonts w:ascii="Arial" w:eastAsia="Arial" w:hAnsi="Arial" w:cs="Arial"/>
+          <w:sz w:val="20"/>
+          <w:szCs w:val="20"/>
+          <w:lang w:val="en-US"/>
+        </w:rPr>
+        <w:t xml:space="preserve"> </w:t>
+      </w:r>
+      <w:proofErr w:type="spellStart"/>
+      <w:r>
+        <w:rPr>
+          <w:rFonts w:ascii="Arial" w:eastAsia="Arial" w:hAnsi="Arial" w:cs="Arial"/>
+          <w:i/>
+          <w:iCs/>
+          <w:sz w:val="20"/>
+          <w:szCs w:val="20"/>
+          <w:lang w:val="en-US"/>
+        </w:rPr>
+        <w:t>MultiChain</w:t>
+      </w:r>
+      <w:proofErr w:type="spellEnd"/>
+      <w:r>
+        <w:rPr>
+          <w:rFonts w:ascii="Arial" w:eastAsia="Arial" w:hAnsi="Arial" w:cs="Arial"/>
+          <w:i/>
+          <w:iCs/>
+          <w:sz w:val="20"/>
+          <w:szCs w:val="20"/>
+          <w:lang w:val="en-US"/>
+        </w:rPr>
+        <w:t xml:space="preserve"> Private Blockchain – White Paper</w:t>
+      </w:r>
+      <w:r>
+        <w:rPr>
+          <w:rFonts w:ascii="Arial" w:eastAsia="Arial" w:hAnsi="Arial" w:cs="Arial"/>
+          <w:sz w:val="20"/>
+          <w:szCs w:val="20"/>
+          <w:lang w:val="en-US"/>
+        </w:rPr>
         <w:t xml:space="preserve">. </w:t>
       </w:r>
       <w:r>
@@ -12303,244 +12070,16 @@
           <w:sz w:val="20"/>
           <w:szCs w:val="20"/>
         </w:rPr>
-        <w:t>Acesso em: 14 maio 2026.</w:t>
-      </w:r>
-    </w:p>
-    <w:p>
-      <w:pPr>
-        <w:spacing w:before="240" w:after="240"/>
-        <w:jc w:val="both"/>
-        <w:rPr>
-          <w:lang w:val="en-US"/>
-        </w:rPr>
-      </w:pPr>
-      <w:r>
-        <w:rPr>
-          <w:rFonts w:ascii="Arial" w:eastAsia="Arial" w:hAnsi="Arial" w:cs="Arial"/>
-          <w:b/>
-          <w:bCs/>
-          <w:sz w:val="20"/>
-          <w:szCs w:val="20"/>
-          <w:lang w:val="en-US"/>
-        </w:rPr>
-        <w:t>ANTONOPOULOS, Andreas M.</w:t>
-      </w:r>
-      <w:r>
-        <w:rPr>
-          <w:rFonts w:ascii="Arial" w:eastAsia="Arial" w:hAnsi="Arial" w:cs="Arial"/>
-          <w:sz w:val="20"/>
-          <w:szCs w:val="20"/>
-          <w:lang w:val="en-US"/>
-        </w:rPr>
-        <w:t xml:space="preserve"> </w:t>
-      </w:r>
-      <w:r>
-        <w:rPr>
-          <w:rFonts w:ascii="Arial" w:eastAsia="Arial" w:hAnsi="Arial" w:cs="Arial"/>
-          <w:i/>
-          <w:iCs/>
-          <w:sz w:val="20"/>
-          <w:szCs w:val="20"/>
-          <w:lang w:val="en-US"/>
-        </w:rPr>
-        <w:t xml:space="preserve">Mastering Bitcoin: Programming the Open </w:t>
-      </w:r>
-      <w:r>
-        <w:rPr>
-          <w:rFonts w:ascii="Arial" w:eastAsia="Arial" w:hAnsi="Arial" w:cs="Arial"/>
-          <w:i/>
-          <w:iCs/>
-          <w:sz w:val="20"/>
-          <w:szCs w:val="20"/>
-          <w:lang w:val="en-US"/>
-        </w:rPr>
-        <w:t>Blockchain</w:t>
-      </w:r>
-      <w:r>
-        <w:rPr>
-          <w:rFonts w:ascii="Arial" w:eastAsia="Arial" w:hAnsi="Arial" w:cs="Arial"/>
-          <w:sz w:val="20"/>
-          <w:szCs w:val="20"/>
-          <w:lang w:val="en-US"/>
-        </w:rPr>
-        <w:t>. 2. ed. Sebastopol: O’Reilly Media, 2017.</w:t>
-      </w:r>
-    </w:p>
-    <w:p>
-      <w:pPr>
-        <w:spacing w:before="240" w:after="240"/>
-        <w:jc w:val="both"/>
-        <w:rPr>
-          <w:lang w:val="en-US"/>
-        </w:rPr>
-      </w:pPr>
-      <w:r>
-        <w:rPr>
-          <w:rFonts w:ascii="Arial" w:eastAsia="Arial" w:hAnsi="Arial" w:cs="Arial"/>
-          <w:b/>
-          <w:bCs/>
-          <w:sz w:val="20"/>
-          <w:szCs w:val="20"/>
-          <w:lang w:val="en-US"/>
-        </w:rPr>
-        <w:t>DRESCHER, Daniel.</w:t>
-      </w:r>
-      <w:r>
-        <w:rPr>
-          <w:rFonts w:ascii="Arial" w:eastAsia="Arial" w:hAnsi="Arial" w:cs="Arial"/>
-          <w:sz w:val="20"/>
-          <w:szCs w:val="20"/>
-          <w:lang w:val="en-US"/>
-        </w:rPr>
-        <w:t xml:space="preserve"> </w:t>
-      </w:r>
-      <w:r>
-        <w:rPr>
-          <w:rFonts w:ascii="Arial" w:eastAsia="Arial" w:hAnsi="Arial" w:cs="Arial"/>
-          <w:i/>
-          <w:iCs/>
-          <w:sz w:val="20"/>
-          <w:szCs w:val="20"/>
-          <w:lang w:val="en-US"/>
-        </w:rPr>
-        <w:t>Blockchain</w:t>
-      </w:r>
-      <w:r>
-        <w:rPr>
-          <w:rFonts w:ascii="Arial" w:eastAsia="Arial" w:hAnsi="Arial" w:cs="Arial"/>
-          <w:i/>
-          <w:iCs/>
-          <w:sz w:val="20"/>
-          <w:szCs w:val="20"/>
-          <w:lang w:val="en-US"/>
-        </w:rPr>
-        <w:t xml:space="preserve"> Basics: A Non-Technical Introduction in 25 Steps</w:t>
-      </w:r>
-      <w:r>
-        <w:rPr>
-          <w:rFonts w:ascii="Arial" w:eastAsia="Arial" w:hAnsi="Arial" w:cs="Arial"/>
-          <w:sz w:val="20"/>
-          <w:szCs w:val="20"/>
-          <w:lang w:val="en-US"/>
-        </w:rPr>
-        <w:t xml:space="preserve">. New York: </w:t>
-      </w:r>
-      <w:proofErr w:type="spellStart"/>
-      <w:r>
-        <w:rPr>
-          <w:rFonts w:ascii="Arial" w:eastAsia="Arial" w:hAnsi="Arial" w:cs="Arial"/>
-          <w:sz w:val="20"/>
-          <w:szCs w:val="20"/>
-          <w:lang w:val="en-US"/>
-        </w:rPr>
-        <w:t>Apress</w:t>
-      </w:r>
-      <w:proofErr w:type="spellEnd"/>
-      <w:r>
-        <w:rPr>
-          <w:rFonts w:ascii="Arial" w:eastAsia="Arial" w:hAnsi="Arial" w:cs="Arial"/>
-          <w:sz w:val="20"/>
-          <w:szCs w:val="20"/>
-          <w:lang w:val="en-US"/>
-        </w:rPr>
-        <w:t>, 2017.</w:t>
-      </w:r>
-    </w:p>
-    <w:p>
-      <w:pPr>
-        <w:spacing w:before="240" w:after="240"/>
-        <w:jc w:val="both"/>
-      </w:pPr>
-      <w:r>
-        <w:rPr>
-          <w:rFonts w:ascii="Arial" w:eastAsia="Arial" w:hAnsi="Arial" w:cs="Arial"/>
-          <w:b/>
-          <w:bCs/>
-          <w:sz w:val="20"/>
-          <w:szCs w:val="20"/>
-          <w:lang w:val="en-US"/>
-        </w:rPr>
-        <w:t>GREENSPAN, Gideon.</w:t>
-      </w:r>
-      <w:r>
-        <w:rPr>
-          <w:rFonts w:ascii="Arial" w:eastAsia="Arial" w:hAnsi="Arial" w:cs="Arial"/>
-          <w:sz w:val="20"/>
-          <w:szCs w:val="20"/>
-          <w:lang w:val="en-US"/>
-        </w:rPr>
-        <w:t xml:space="preserve"> </w:t>
-      </w:r>
-      <w:proofErr w:type="spellStart"/>
-      <w:r>
-        <w:rPr>
-          <w:rFonts w:ascii="Arial" w:eastAsia="Arial" w:hAnsi="Arial" w:cs="Arial"/>
-          <w:i/>
-          <w:iCs/>
-          <w:sz w:val="20"/>
-          <w:szCs w:val="20"/>
-          <w:lang w:val="en-US"/>
-        </w:rPr>
-        <w:t>MultiChain</w:t>
-      </w:r>
-      <w:proofErr w:type="spellEnd"/>
-      <w:r>
-        <w:rPr>
-          <w:rFonts w:ascii="Arial" w:eastAsia="Arial" w:hAnsi="Arial" w:cs="Arial"/>
-          <w:i/>
-          <w:iCs/>
-          <w:sz w:val="20"/>
-          <w:szCs w:val="20"/>
-          <w:lang w:val="en-US"/>
-        </w:rPr>
-        <w:t xml:space="preserve"> Private </w:t>
-      </w:r>
-      <w:r>
-        <w:rPr>
-          <w:rFonts w:ascii="Arial" w:eastAsia="Arial" w:hAnsi="Arial" w:cs="Arial"/>
-          <w:i/>
-          <w:iCs/>
-          <w:sz w:val="20"/>
-          <w:szCs w:val="20"/>
-          <w:lang w:val="en-US"/>
-        </w:rPr>
-        <w:t>Blockchain</w:t>
-      </w:r>
-      <w:r>
-        <w:rPr>
-          <w:rFonts w:ascii="Arial" w:eastAsia="Arial" w:hAnsi="Arial" w:cs="Arial"/>
-          <w:i/>
-          <w:iCs/>
-          <w:sz w:val="20"/>
-          <w:szCs w:val="20"/>
-          <w:lang w:val="en-US"/>
-        </w:rPr>
-        <w:t xml:space="preserve"> – White Paper</w:t>
-      </w:r>
-      <w:r>
-        <w:rPr>
-          <w:rFonts w:ascii="Arial" w:eastAsia="Arial" w:hAnsi="Arial" w:cs="Arial"/>
-          <w:sz w:val="20"/>
-          <w:szCs w:val="20"/>
-          <w:lang w:val="en-US"/>
-        </w:rPr>
-        <w:t xml:space="preserve">. </w:t>
-      </w:r>
-      <w:r>
-        <w:rPr>
-          <w:rFonts w:ascii="Arial" w:eastAsia="Arial" w:hAnsi="Arial" w:cs="Arial"/>
-          <w:sz w:val="20"/>
-          <w:szCs w:val="20"/>
-        </w:rPr>
         <w:t xml:space="preserve">2015. Disponível em: </w:t>
       </w:r>
-      <w:hyperlink r:id="rId24">
+      <w:hyperlink r:id="rId25">
         <w:proofErr w:type="spellStart"/>
         <w:r>
           <w:rPr>
             <w:rStyle w:val="Hyperlink"/>
             <w:rFonts w:ascii="Arial" w:eastAsia="Arial" w:hAnsi="Arial" w:cs="Arial"/>
             <w:i/>
+            <w:iCs/>
             <w:sz w:val="20"/>
             <w:szCs w:val="20"/>
           </w:rPr>
@@ -12588,6 +12127,7 @@
           <w:b/>
           <w:bCs/>
           <w:i/>
+          <w:iCs/>
           <w:sz w:val="20"/>
           <w:szCs w:val="20"/>
         </w:rPr>
@@ -12680,6 +12220,7 @@
         <w:rPr>
           <w:rFonts w:ascii="Arial" w:eastAsia="Arial" w:hAnsi="Arial" w:cs="Arial"/>
           <w:i/>
+          <w:iCs/>
           <w:sz w:val="20"/>
           <w:szCs w:val="20"/>
         </w:rPr>
@@ -12699,6 +12240,7 @@
         <w:rPr>
           <w:rFonts w:ascii="Arial" w:eastAsia="Arial" w:hAnsi="Arial" w:cs="Arial"/>
           <w:i/>
+          <w:iCs/>
           <w:sz w:val="20"/>
           <w:szCs w:val="20"/>
         </w:rPr>
@@ -12729,15 +12271,7 @@
           <w:sz w:val="20"/>
           <w:szCs w:val="20"/>
         </w:rPr>
-        <w:t xml:space="preserve">. </w:t>
-      </w:r>
-      <w:r>
-        <w:rPr>
-          <w:rFonts w:ascii="Arial" w:eastAsia="Arial" w:hAnsi="Arial" w:cs="Arial"/>
-          <w:sz w:val="20"/>
-          <w:szCs w:val="20"/>
-        </w:rPr>
-        <w:t>Acesso em: 17 maio 2026.</w:t>
+        <w:t>. Acesso em: 17 maio 2026.</w:t>
       </w:r>
     </w:p>
     <w:p>
@@ -12756,11 +12290,17 @@
         </w:rPr>
       </w:pPr>
     </w:p>
+    <w:p>
+      <w:pPr>
+        <w:spacing w:before="240" w:after="240" w:line="360" w:lineRule="auto"/>
+        <w:jc w:val="both"/>
+      </w:pPr>
+    </w:p>
     <w:sectPr>
-      <w:headerReference w:type="default" r:id="rId25"/>
-      <w:footerReference w:type="default" r:id="rId26"/>
-      <w:headerReference w:type="first" r:id="rId27"/>
-      <w:footerReference w:type="first" r:id="rId28"/>
+      <w:headerReference w:type="default" r:id="rId26"/>
+      <w:footerReference w:type="default" r:id="rId27"/>
+      <w:headerReference w:type="first" r:id="rId28"/>
+      <w:footerReference w:type="first" r:id="rId29"/>
       <w:pgSz w:w="11906" w:h="16838" w:code="9"/>
       <w:pgMar w:top="1701" w:right="1134" w:bottom="1134" w:left="1701" w:header="709" w:footer="709" w:gutter="0"/>
       <w:cols w:space="708"/>
@@ -12818,7 +12358,6 @@
         </w:tcPr>
         <w:p>
           <w:pPr>
-            <w:pStyle w:val="Cabealho"/>
             <w:ind w:left="-115"/>
           </w:pPr>
         </w:p>
@@ -12829,7 +12368,6 @@
         </w:tcPr>
         <w:p>
           <w:pPr>
-            <w:pStyle w:val="Cabealho"/>
             <w:jc w:val="center"/>
           </w:pPr>
         </w:p>
@@ -12840,7 +12378,6 @@
         </w:tcPr>
         <w:p>
           <w:pPr>
-            <w:pStyle w:val="Cabealho"/>
             <w:ind w:right="-115"/>
             <w:jc w:val="right"/>
           </w:pPr>
@@ -12848,11 +12385,7 @@
       </w:tc>
     </w:tr>
   </w:tbl>
-  <w:p>
-    <w:pPr>
-      <w:pStyle w:val="Rodap"/>
-    </w:pPr>
-  </w:p>
+  <w:p/>
 </w:ftr>
 </file>
 
@@ -12878,7 +12411,6 @@
         </w:tcPr>
         <w:p>
           <w:pPr>
-            <w:pStyle w:val="Cabealho"/>
             <w:ind w:left="-115"/>
           </w:pPr>
         </w:p>
@@ -12887,11 +12419,7 @@
         <w:tcPr>
           <w:tcW w:w="3020" w:type="dxa"/>
         </w:tcPr>
-        <w:p>
-          <w:pPr>
-            <w:pStyle w:val="Cabealho"/>
-          </w:pPr>
-        </w:p>
+        <w:p/>
       </w:tc>
       <w:tc>
         <w:tcPr>
@@ -13007,7 +12535,6 @@
         </w:tcPr>
         <w:p>
           <w:pPr>
-            <w:pStyle w:val="Cabealho"/>
             <w:ind w:left="-115"/>
           </w:pPr>
         </w:p>
@@ -13018,7 +12545,6 @@
         </w:tcPr>
         <w:p>
           <w:pPr>
-            <w:pStyle w:val="Cabealho"/>
             <w:jc w:val="center"/>
           </w:pPr>
         </w:p>
@@ -13029,7 +12555,6 @@
         </w:tcPr>
         <w:p>
           <w:pPr>
-            <w:pStyle w:val="Cabealho"/>
             <w:ind w:right="-115"/>
             <w:jc w:val="right"/>
           </w:pPr>
@@ -13037,11 +12562,7 @@
       </w:tc>
     </w:tr>
   </w:tbl>
-  <w:p>
-    <w:pPr>
-      <w:pStyle w:val="Cabealho"/>
-    </w:pPr>
-  </w:p>
+  <w:p/>
 </w:hdr>
 </file>
 
@@ -13050,7 +12571,7 @@
   <w:abstractNum w:abstractNumId="0" w15:restartNumberingAfterBreak="0">
     <w:nsid w:val="018B6CCF"/>
     <w:multiLevelType w:val="multilevel"/>
-    <w:tmpl w:val="6A6C0DC8"/>
+    <w:tmpl w:val="515A8270"/>
     <w:lvl w:ilvl="0">
       <w:start w:val="1"/>
       <w:numFmt w:val="decimal"/>
@@ -13076,8 +12597,8 @@
         <w:rFonts w:hint="default"/>
         <w:b/>
         <w:bCs/>
-        <w:sz w:val="22"/>
-        <w:szCs w:val="22"/>
+        <w:sz w:val="24"/>
+        <w:szCs w:val="24"/>
       </w:rPr>
     </w:lvl>
     <w:lvl w:ilvl="2">
@@ -13091,6 +12612,8 @@
       </w:pPr>
       <w:rPr>
         <w:rFonts w:hint="default"/>
+        <w:sz w:val="24"/>
+        <w:szCs w:val="24"/>
       </w:rPr>
     </w:lvl>
     <w:lvl w:ilvl="3">
@@ -13182,7 +12705,7 @@
       <w:lvlText w:val=""/>
       <w:lvlJc w:val="left"/>
       <w:pPr>
-        <w:ind w:left="720" w:hanging="360"/>
+        <w:ind w:left="1429" w:hanging="360"/>
       </w:pPr>
       <w:rPr>
         <w:rFonts w:ascii="Symbol" w:hAnsi="Symbol" w:hint="default"/>
@@ -13194,7 +12717,7 @@
       <w:lvlText w:val="o"/>
       <w:lvlJc w:val="left"/>
       <w:pPr>
-        <w:ind w:left="1440" w:hanging="360"/>
+        <w:ind w:left="2149" w:hanging="360"/>
       </w:pPr>
       <w:rPr>
         <w:rFonts w:ascii="Courier New" w:hAnsi="Courier New" w:hint="default"/>
@@ -13206,7 +12729,7 @@
       <w:lvlText w:val=""/>
       <w:lvlJc w:val="left"/>
       <w:pPr>
-        <w:ind w:left="2160" w:hanging="360"/>
+        <w:ind w:left="2869" w:hanging="360"/>
       </w:pPr>
       <w:rPr>
         <w:rFonts w:ascii="Wingdings" w:hAnsi="Wingdings" w:hint="default"/>
@@ -13218,7 +12741,7 @@
       <w:lvlText w:val=""/>
       <w:lvlJc w:val="left"/>
       <w:pPr>
-        <w:ind w:left="2880" w:hanging="360"/>
+        <w:ind w:left="3589" w:hanging="360"/>
       </w:pPr>
       <w:rPr>
         <w:rFonts w:ascii="Symbol" w:hAnsi="Symbol" w:hint="default"/>
@@ -13230,7 +12753,7 @@
       <w:lvlText w:val="o"/>
       <w:lvlJc w:val="left"/>
       <w:pPr>
-        <w:ind w:left="3600" w:hanging="360"/>
+        <w:ind w:left="4309" w:hanging="360"/>
       </w:pPr>
       <w:rPr>
         <w:rFonts w:ascii="Courier New" w:hAnsi="Courier New" w:hint="default"/>
@@ -13242,7 +12765,7 @@
       <w:lvlText w:val=""/>
       <w:lvlJc w:val="left"/>
       <w:pPr>
-        <w:ind w:left="4320" w:hanging="360"/>
+        <w:ind w:left="5029" w:hanging="360"/>
       </w:pPr>
       <w:rPr>
         <w:rFonts w:ascii="Wingdings" w:hAnsi="Wingdings" w:hint="default"/>
@@ -13254,7 +12777,7 @@
       <w:lvlText w:val=""/>
       <w:lvlJc w:val="left"/>
       <w:pPr>
-        <w:ind w:left="5040" w:hanging="360"/>
+        <w:ind w:left="5749" w:hanging="360"/>
       </w:pPr>
       <w:rPr>
         <w:rFonts w:ascii="Symbol" w:hAnsi="Symbol" w:hint="default"/>
@@ -13266,7 +12789,7 @@
       <w:lvlText w:val="o"/>
       <w:lvlJc w:val="left"/>
       <w:pPr>
-        <w:ind w:left="5760" w:hanging="360"/>
+        <w:ind w:left="6469" w:hanging="360"/>
       </w:pPr>
       <w:rPr>
         <w:rFonts w:ascii="Courier New" w:hAnsi="Courier New" w:hint="default"/>
@@ -13278,7 +12801,7 @@
       <w:lvlText w:val=""/>
       <w:lvlJc w:val="left"/>
       <w:pPr>
-        <w:ind w:left="6480" w:hanging="360"/>
+        <w:ind w:left="7189" w:hanging="360"/>
       </w:pPr>
       <w:rPr>
         <w:rFonts w:ascii="Wingdings" w:hAnsi="Wingdings" w:hint="default"/>
@@ -13286,184 +12809,6 @@
     </w:lvl>
   </w:abstractNum>
   <w:abstractNum w:abstractNumId="2" w15:restartNumberingAfterBreak="0">
-    <w:nsid w:val="0D59525C"/>
-    <w:multiLevelType w:val="hybridMultilevel"/>
-    <w:tmpl w:val="C3C86C6E"/>
-    <w:lvl w:ilvl="0" w:tplc="0416000F">
-      <w:start w:val="1"/>
-      <w:numFmt w:val="decimal"/>
-      <w:lvlText w:val="%1."/>
-      <w:lvlJc w:val="left"/>
-      <w:pPr>
-        <w:ind w:left="720" w:hanging="360"/>
-      </w:pPr>
-      <w:rPr>
-        <w:rFonts w:hint="default"/>
-      </w:rPr>
-    </w:lvl>
-    <w:lvl w:ilvl="1" w:tplc="04160019" w:tentative="1">
-      <w:start w:val="1"/>
-      <w:numFmt w:val="lowerLetter"/>
-      <w:lvlText w:val="%2."/>
-      <w:lvlJc w:val="left"/>
-      <w:pPr>
-        <w:ind w:left="1440" w:hanging="360"/>
-      </w:pPr>
-    </w:lvl>
-    <w:lvl w:ilvl="2" w:tplc="0416001B" w:tentative="1">
-      <w:start w:val="1"/>
-      <w:numFmt w:val="lowerRoman"/>
-      <w:lvlText w:val="%3."/>
-      <w:lvlJc w:val="right"/>
-      <w:pPr>
-        <w:ind w:left="2160" w:hanging="180"/>
-      </w:pPr>
-    </w:lvl>
-    <w:lvl w:ilvl="3" w:tplc="0416000F" w:tentative="1">
-      <w:start w:val="1"/>
-      <w:numFmt w:val="decimal"/>
-      <w:lvlText w:val="%4."/>
-      <w:lvlJc w:val="left"/>
-      <w:pPr>
-        <w:ind w:left="2880" w:hanging="360"/>
-      </w:pPr>
-    </w:lvl>
-    <w:lvl w:ilvl="4" w:tplc="04160019" w:tentative="1">
-      <w:start w:val="1"/>
-      <w:numFmt w:val="lowerLetter"/>
-      <w:lvlText w:val="%5."/>
-      <w:lvlJc w:val="left"/>
-      <w:pPr>
-        <w:ind w:left="3600" w:hanging="360"/>
-      </w:pPr>
-    </w:lvl>
-    <w:lvl w:ilvl="5" w:tplc="0416001B" w:tentative="1">
-      <w:start w:val="1"/>
-      <w:numFmt w:val="lowerRoman"/>
-      <w:lvlText w:val="%6."/>
-      <w:lvlJc w:val="right"/>
-      <w:pPr>
-        <w:ind w:left="4320" w:hanging="180"/>
-      </w:pPr>
-    </w:lvl>
-    <w:lvl w:ilvl="6" w:tplc="0416000F" w:tentative="1">
-      <w:start w:val="1"/>
-      <w:numFmt w:val="decimal"/>
-      <w:lvlText w:val="%7."/>
-      <w:lvlJc w:val="left"/>
-      <w:pPr>
-        <w:ind w:left="5040" w:hanging="360"/>
-      </w:pPr>
-    </w:lvl>
-    <w:lvl w:ilvl="7" w:tplc="04160019" w:tentative="1">
-      <w:start w:val="1"/>
-      <w:numFmt w:val="lowerLetter"/>
-      <w:lvlText w:val="%8."/>
-      <w:lvlJc w:val="left"/>
-      <w:pPr>
-        <w:ind w:left="5760" w:hanging="360"/>
-      </w:pPr>
-    </w:lvl>
-    <w:lvl w:ilvl="8" w:tplc="0416001B" w:tentative="1">
-      <w:start w:val="1"/>
-      <w:numFmt w:val="lowerRoman"/>
-      <w:lvlText w:val="%9."/>
-      <w:lvlJc w:val="right"/>
-      <w:pPr>
-        <w:ind w:left="6480" w:hanging="180"/>
-      </w:pPr>
-    </w:lvl>
-  </w:abstractNum>
-  <w:abstractNum w:abstractNumId="3" w15:restartNumberingAfterBreak="0">
-    <w:nsid w:val="21E211BD"/>
-    <w:multiLevelType w:val="hybridMultilevel"/>
-    <w:tmpl w:val="8C8680E2"/>
-    <w:lvl w:ilvl="0" w:tplc="0416000F">
-      <w:start w:val="1"/>
-      <w:numFmt w:val="decimal"/>
-      <w:lvlText w:val="%1."/>
-      <w:lvlJc w:val="left"/>
-      <w:pPr>
-        <w:ind w:left="1429" w:hanging="360"/>
-      </w:pPr>
-      <w:rPr>
-        <w:rFonts w:hint="default"/>
-      </w:rPr>
-    </w:lvl>
-    <w:lvl w:ilvl="1" w:tplc="04160019" w:tentative="1">
-      <w:start w:val="1"/>
-      <w:numFmt w:val="lowerLetter"/>
-      <w:lvlText w:val="%2."/>
-      <w:lvlJc w:val="left"/>
-      <w:pPr>
-        <w:ind w:left="2149" w:hanging="360"/>
-      </w:pPr>
-    </w:lvl>
-    <w:lvl w:ilvl="2" w:tplc="0416001B" w:tentative="1">
-      <w:start w:val="1"/>
-      <w:numFmt w:val="lowerRoman"/>
-      <w:lvlText w:val="%3."/>
-      <w:lvlJc w:val="right"/>
-      <w:pPr>
-        <w:ind w:left="2869" w:hanging="180"/>
-      </w:pPr>
-    </w:lvl>
-    <w:lvl w:ilvl="3" w:tplc="0416000F" w:tentative="1">
-      <w:start w:val="1"/>
-      <w:numFmt w:val="decimal"/>
-      <w:lvlText w:val="%4."/>
-      <w:lvlJc w:val="left"/>
-      <w:pPr>
-        <w:ind w:left="3589" w:hanging="360"/>
-      </w:pPr>
-    </w:lvl>
-    <w:lvl w:ilvl="4" w:tplc="04160019" w:tentative="1">
-      <w:start w:val="1"/>
-      <w:numFmt w:val="lowerLetter"/>
-      <w:lvlText w:val="%5."/>
-      <w:lvlJc w:val="left"/>
-      <w:pPr>
-        <w:ind w:left="4309" w:hanging="360"/>
-      </w:pPr>
-    </w:lvl>
-    <w:lvl w:ilvl="5" w:tplc="0416001B" w:tentative="1">
-      <w:start w:val="1"/>
-      <w:numFmt w:val="lowerRoman"/>
-      <w:lvlText w:val="%6."/>
-      <w:lvlJc w:val="right"/>
-      <w:pPr>
-        <w:ind w:left="5029" w:hanging="180"/>
-      </w:pPr>
-    </w:lvl>
-    <w:lvl w:ilvl="6" w:tplc="0416000F" w:tentative="1">
-      <w:start w:val="1"/>
-      <w:numFmt w:val="decimal"/>
-      <w:lvlText w:val="%7."/>
-      <w:lvlJc w:val="left"/>
-      <w:pPr>
-        <w:ind w:left="5749" w:hanging="360"/>
-      </w:pPr>
-    </w:lvl>
-    <w:lvl w:ilvl="7" w:tplc="04160019" w:tentative="1">
-      <w:start w:val="1"/>
-      <w:numFmt w:val="lowerLetter"/>
-      <w:lvlText w:val="%8."/>
-      <w:lvlJc w:val="left"/>
-      <w:pPr>
-        <w:ind w:left="6469" w:hanging="360"/>
-      </w:pPr>
-    </w:lvl>
-    <w:lvl w:ilvl="8" w:tplc="0416001B" w:tentative="1">
-      <w:start w:val="1"/>
-      <w:numFmt w:val="lowerRoman"/>
-      <w:lvlText w:val="%9."/>
-      <w:lvlJc w:val="right"/>
-      <w:pPr>
-        <w:ind w:left="7189" w:hanging="180"/>
-      </w:pPr>
-    </w:lvl>
-  </w:abstractNum>
-  <w:abstractNum w:abstractNumId="4" w15:restartNumberingAfterBreak="0">
     <w:nsid w:val="254ECB4E"/>
     <w:multiLevelType w:val="hybridMultilevel"/>
     <w:tmpl w:val="10A626F2"/>
@@ -13473,7 +12818,7 @@
       <w:lvlText w:val=""/>
       <w:lvlJc w:val="left"/>
       <w:pPr>
-        <w:ind w:left="720" w:hanging="360"/>
+        <w:ind w:left="1429" w:hanging="360"/>
       </w:pPr>
       <w:rPr>
         <w:rFonts w:ascii="Symbol" w:hAnsi="Symbol" w:hint="default"/>
@@ -13485,7 +12830,7 @@
       <w:lvlText w:val="o"/>
       <w:lvlJc w:val="left"/>
       <w:pPr>
-        <w:ind w:left="1440" w:hanging="360"/>
+        <w:ind w:left="2149" w:hanging="360"/>
       </w:pPr>
       <w:rPr>
         <w:rFonts w:ascii="Courier New" w:hAnsi="Courier New" w:hint="default"/>
@@ -13497,7 +12842,7 @@
       <w:lvlText w:val=""/>
       <w:lvlJc w:val="left"/>
       <w:pPr>
-        <w:ind w:left="2160" w:hanging="360"/>
+        <w:ind w:left="2869" w:hanging="360"/>
       </w:pPr>
       <w:rPr>
         <w:rFonts w:ascii="Wingdings" w:hAnsi="Wingdings" w:hint="default"/>
@@ -13509,7 +12854,7 @@
       <w:lvlText w:val=""/>
       <w:lvlJc w:val="left"/>
       <w:pPr>
-        <w:ind w:left="2880" w:hanging="360"/>
+        <w:ind w:left="3589" w:hanging="360"/>
       </w:pPr>
       <w:rPr>
         <w:rFonts w:ascii="Symbol" w:hAnsi="Symbol" w:hint="default"/>
@@ -13521,7 +12866,7 @@
       <w:lvlText w:val="o"/>
       <w:lvlJc w:val="left"/>
       <w:pPr>
-        <w:ind w:left="3600" w:hanging="360"/>
+        <w:ind w:left="4309" w:hanging="360"/>
       </w:pPr>
       <w:rPr>
         <w:rFonts w:ascii="Courier New" w:hAnsi="Courier New" w:hint="default"/>
@@ -13533,7 +12878,7 @@
       <w:lvlText w:val=""/>
       <w:lvlJc w:val="left"/>
       <w:pPr>
-        <w:ind w:left="4320" w:hanging="360"/>
+        <w:ind w:left="5029" w:hanging="360"/>
       </w:pPr>
       <w:rPr>
         <w:rFonts w:ascii="Wingdings" w:hAnsi="Wingdings" w:hint="default"/>
@@ -13545,7 +12890,7 @@
       <w:lvlText w:val=""/>
       <w:lvlJc w:val="left"/>
       <w:pPr>
-        <w:ind w:left="5040" w:hanging="360"/>
+        <w:ind w:left="5749" w:hanging="360"/>
       </w:pPr>
       <w:rPr>
         <w:rFonts w:ascii="Symbol" w:hAnsi="Symbol" w:hint="default"/>
@@ -13557,7 +12902,7 @@
       <w:lvlText w:val="o"/>
       <w:lvlJc w:val="left"/>
       <w:pPr>
-        <w:ind w:left="5760" w:hanging="360"/>
+        <w:ind w:left="6469" w:hanging="360"/>
       </w:pPr>
       <w:rPr>
         <w:rFonts w:ascii="Courier New" w:hAnsi="Courier New" w:hint="default"/>
@@ -13569,103 +12914,14 @@
       <w:lvlText w:val=""/>
       <w:lvlJc w:val="left"/>
       <w:pPr>
-        <w:ind w:left="6480" w:hanging="360"/>
+        <w:ind w:left="7189" w:hanging="360"/>
       </w:pPr>
       <w:rPr>
         <w:rFonts w:ascii="Wingdings" w:hAnsi="Wingdings" w:hint="default"/>
       </w:rPr>
     </w:lvl>
   </w:abstractNum>
-  <w:abstractNum w:abstractNumId="5" w15:restartNumberingAfterBreak="0">
-    <w:nsid w:val="3377257D"/>
-    <w:multiLevelType w:val="hybridMultilevel"/>
-    <w:tmpl w:val="E520AF62"/>
-    <w:lvl w:ilvl="0" w:tplc="BACE0B42">
-      <w:start w:val="4"/>
-      <w:numFmt w:val="decimal"/>
-      <w:lvlText w:val="%1."/>
-      <w:lvlJc w:val="left"/>
-      <w:pPr>
-        <w:ind w:left="720" w:hanging="360"/>
-      </w:pPr>
-      <w:rPr>
-        <w:rFonts w:hint="default"/>
-      </w:rPr>
-    </w:lvl>
-    <w:lvl w:ilvl="1" w:tplc="04160019" w:tentative="1">
-      <w:start w:val="1"/>
-      <w:numFmt w:val="lowerLetter"/>
-      <w:lvlText w:val="%2."/>
-      <w:lvlJc w:val="left"/>
-      <w:pPr>
-        <w:ind w:left="1440" w:hanging="360"/>
-      </w:pPr>
-    </w:lvl>
-    <w:lvl w:ilvl="2" w:tplc="0416001B" w:tentative="1">
-      <w:start w:val="1"/>
-      <w:numFmt w:val="lowerRoman"/>
-      <w:lvlText w:val="%3."/>
-      <w:lvlJc w:val="right"/>
-      <w:pPr>
-        <w:ind w:left="2160" w:hanging="180"/>
-      </w:pPr>
-    </w:lvl>
-    <w:lvl w:ilvl="3" w:tplc="0416000F" w:tentative="1">
-      <w:start w:val="1"/>
-      <w:numFmt w:val="decimal"/>
-      <w:lvlText w:val="%4."/>
-      <w:lvlJc w:val="left"/>
-      <w:pPr>
-        <w:ind w:left="2880" w:hanging="360"/>
-      </w:pPr>
-    </w:lvl>
-    <w:lvl w:ilvl="4" w:tplc="04160019" w:tentative="1">
-      <w:start w:val="1"/>
-      <w:numFmt w:val="lowerLetter"/>
-      <w:lvlText w:val="%5."/>
-      <w:lvlJc w:val="left"/>
-      <w:pPr>
-        <w:ind w:left="3600" w:hanging="360"/>
-      </w:pPr>
-    </w:lvl>
-    <w:lvl w:ilvl="5" w:tplc="0416001B" w:tentative="1">
-      <w:start w:val="1"/>
-      <w:numFmt w:val="lowerRoman"/>
-      <w:lvlText w:val="%6."/>
-      <w:lvlJc w:val="right"/>
-      <w:pPr>
-        <w:ind w:left="4320" w:hanging="180"/>
-      </w:pPr>
-    </w:lvl>
-    <w:lvl w:ilvl="6" w:tplc="0416000F" w:tentative="1">
-      <w:start w:val="1"/>
-      <w:numFmt w:val="decimal"/>
-      <w:lvlText w:val="%7."/>
-      <w:lvlJc w:val="left"/>
-      <w:pPr>
-        <w:ind w:left="5040" w:hanging="360"/>
-      </w:pPr>
-    </w:lvl>
-    <w:lvl w:ilvl="7" w:tplc="04160019" w:tentative="1">
-      <w:start w:val="1"/>
-      <w:numFmt w:val="lowerLetter"/>
-      <w:lvlText w:val="%8."/>
-      <w:lvlJc w:val="left"/>
-      <w:pPr>
-        <w:ind w:left="5760" w:hanging="360"/>
-      </w:pPr>
-    </w:lvl>
-    <w:lvl w:ilvl="8" w:tplc="0416001B" w:tentative="1">
-      <w:start w:val="1"/>
-      <w:numFmt w:val="lowerRoman"/>
-      <w:lvlText w:val="%9."/>
-      <w:lvlJc w:val="right"/>
-      <w:pPr>
-        <w:ind w:left="6480" w:hanging="180"/>
-      </w:pPr>
-    </w:lvl>
-  </w:abstractNum>
-  <w:abstractNum w:abstractNumId="6" w15:restartNumberingAfterBreak="0">
+  <w:abstractNum w:abstractNumId="3" w15:restartNumberingAfterBreak="0">
     <w:nsid w:val="35498B96"/>
     <w:multiLevelType w:val="hybridMultilevel"/>
     <w:tmpl w:val="C5C243CE"/>
@@ -13675,7 +12931,7 @@
       <w:lvlText w:val=""/>
       <w:lvlJc w:val="left"/>
       <w:pPr>
-        <w:ind w:left="720" w:hanging="360"/>
+        <w:ind w:left="1429" w:hanging="360"/>
       </w:pPr>
       <w:rPr>
         <w:rFonts w:ascii="Symbol" w:hAnsi="Symbol" w:hint="default"/>
@@ -13687,7 +12943,7 @@
       <w:lvlText w:val="o"/>
       <w:lvlJc w:val="left"/>
       <w:pPr>
-        <w:ind w:left="1440" w:hanging="360"/>
+        <w:ind w:left="2149" w:hanging="360"/>
       </w:pPr>
       <w:rPr>
         <w:rFonts w:ascii="Courier New" w:hAnsi="Courier New" w:hint="default"/>
@@ -13699,7 +12955,7 @@
       <w:lvlText w:val=""/>
       <w:lvlJc w:val="left"/>
       <w:pPr>
-        <w:ind w:left="2160" w:hanging="360"/>
+        <w:ind w:left="2869" w:hanging="360"/>
       </w:pPr>
       <w:rPr>
         <w:rFonts w:ascii="Wingdings" w:hAnsi="Wingdings" w:hint="default"/>
@@ -13711,7 +12967,7 @@
       <w:lvlText w:val=""/>
       <w:lvlJc w:val="left"/>
       <w:pPr>
-        <w:ind w:left="2880" w:hanging="360"/>
+        <w:ind w:left="3589" w:hanging="360"/>
       </w:pPr>
       <w:rPr>
         <w:rFonts w:ascii="Symbol" w:hAnsi="Symbol" w:hint="default"/>
@@ -13723,7 +12979,7 @@
       <w:lvlText w:val="o"/>
       <w:lvlJc w:val="left"/>
       <w:pPr>
-        <w:ind w:left="3600" w:hanging="360"/>
+        <w:ind w:left="4309" w:hanging="360"/>
       </w:pPr>
       <w:rPr>
         <w:rFonts w:ascii="Courier New" w:hAnsi="Courier New" w:hint="default"/>
@@ -13735,7 +12991,7 @@
       <w:lvlText w:val=""/>
       <w:lvlJc w:val="left"/>
       <w:pPr>
-        <w:ind w:left="4320" w:hanging="360"/>
+        <w:ind w:left="5029" w:hanging="360"/>
       </w:pPr>
       <w:rPr>
         <w:rFonts w:ascii="Wingdings" w:hAnsi="Wingdings" w:hint="default"/>
@@ -13747,7 +13003,7 @@
       <w:lvlText w:val=""/>
       <w:lvlJc w:val="left"/>
       <w:pPr>
-        <w:ind w:left="5040" w:hanging="360"/>
+        <w:ind w:left="5749" w:hanging="360"/>
       </w:pPr>
       <w:rPr>
         <w:rFonts w:ascii="Symbol" w:hAnsi="Symbol" w:hint="default"/>
@@ -13759,7 +13015,7 @@
       <w:lvlText w:val="o"/>
       <w:lvlJc w:val="left"/>
       <w:pPr>
-        <w:ind w:left="5760" w:hanging="360"/>
+        <w:ind w:left="6469" w:hanging="360"/>
       </w:pPr>
       <w:rPr>
         <w:rFonts w:ascii="Courier New" w:hAnsi="Courier New" w:hint="default"/>
@@ -13771,14 +13027,14 @@
       <w:lvlText w:val=""/>
       <w:lvlJc w:val="left"/>
       <w:pPr>
-        <w:ind w:left="6480" w:hanging="360"/>
+        <w:ind w:left="7189" w:hanging="360"/>
       </w:pPr>
       <w:rPr>
         <w:rFonts w:ascii="Wingdings" w:hAnsi="Wingdings" w:hint="default"/>
       </w:rPr>
     </w:lvl>
   </w:abstractNum>
-  <w:abstractNum w:abstractNumId="7" w15:restartNumberingAfterBreak="0">
+  <w:abstractNum w:abstractNumId="4" w15:restartNumberingAfterBreak="0">
     <w:nsid w:val="447A3D53"/>
     <w:multiLevelType w:val="multilevel"/>
     <w:tmpl w:val="C7AEDC72"/>
@@ -13901,7 +13157,7 @@
       </w:pPr>
     </w:lvl>
   </w:abstractNum>
-  <w:abstractNum w:abstractNumId="8" w15:restartNumberingAfterBreak="0">
+  <w:abstractNum w:abstractNumId="5" w15:restartNumberingAfterBreak="0">
     <w:nsid w:val="4D156736"/>
     <w:multiLevelType w:val="hybridMultilevel"/>
     <w:tmpl w:val="3FFAA5E0"/>
@@ -14015,31 +13271,22 @@
     </w:lvl>
   </w:abstractNum>
   <w:num w:numId="1" w16cid:durableId="114371941">
-    <w:abstractNumId w:val="8"/>
+    <w:abstractNumId w:val="5"/>
   </w:num>
   <w:num w:numId="2" w16cid:durableId="1202550016">
-    <w:abstractNumId w:val="7"/>
+    <w:abstractNumId w:val="4"/>
   </w:num>
   <w:num w:numId="3" w16cid:durableId="1362315776">
-    <w:abstractNumId w:val="4"/>
+    <w:abstractNumId w:val="2"/>
   </w:num>
   <w:num w:numId="4" w16cid:durableId="1600605205">
-    <w:abstractNumId w:val="6"/>
+    <w:abstractNumId w:val="3"/>
   </w:num>
   <w:num w:numId="5" w16cid:durableId="1693844415">
     <w:abstractNumId w:val="1"/>
   </w:num>
   <w:num w:numId="6" w16cid:durableId="687020947">
     <w:abstractNumId w:val="0"/>
-  </w:num>
-  <w:num w:numId="7" w16cid:durableId="1128164529">
-    <w:abstractNumId w:val="3"/>
-  </w:num>
-  <w:num w:numId="8" w16cid:durableId="1683630436">
-    <w:abstractNumId w:val="2"/>
-  </w:num>
-  <w:num w:numId="9" w16cid:durableId="311956959">
-    <w:abstractNumId w:val="5"/>
   </w:num>
   <w:numIdMacAtCleanup w:val="6"/>
 </w:numbering>
@@ -14054,7 +13301,11 @@
         <w:lang w:val="pt-BR" w:eastAsia="ja-JP" w:bidi="ar-SA"/>
       </w:rPr>
     </w:rPrDefault>
-    <w:pPrDefault/>
+    <w:pPrDefault>
+      <w:pPr>
+        <w:spacing w:after="200" w:line="276" w:lineRule="auto"/>
+      </w:pPr>
+    </w:pPrDefault>
   </w:docDefaults>
   <w:latentStyles w:defLockedState="0" w:defUIPriority="99" w:defSemiHidden="0" w:defUnhideWhenUsed="0" w:defQFormat="0" w:count="376">
     <w:lsdException w:name="Normal" w:uiPriority="0" w:qFormat="1"/>
@@ -14436,11 +13687,9 @@
   </w:latentStyles>
   <w:style w:type="paragraph" w:default="1" w:styleId="Normal">
     <w:name w:val="Normal"/>
+    <w:unhideWhenUsed/>
     <w:qFormat/>
-    <w:rsid w:val="00046463"/>
-    <w:pPr>
-      <w:spacing w:after="160" w:line="259" w:lineRule="auto"/>
-    </w:pPr>
+    <w:rsid w:val="00E31525"/>
     <w:rPr>
       <w:sz w:val="22"/>
       <w:szCs w:val="22"/>
@@ -14655,6 +13904,7 @@
   <w:style w:type="character" w:default="1" w:styleId="Fontepargpadro">
     <w:name w:val="Default Paragraph Font"/>
     <w:uiPriority w:val="1"/>
+    <w:semiHidden/>
     <w:unhideWhenUsed/>
   </w:style>
   <w:style w:type="table" w:default="1" w:styleId="Tabelanormal">
@@ -14940,6 +14190,7 @@
     <w:basedOn w:val="Normal"/>
     <w:link w:val="CabealhoChar1"/>
     <w:uiPriority w:val="99"/>
+    <w:semiHidden/>
     <w:unhideWhenUsed/>
     <w:rsid w:val="002E531D"/>
     <w:pPr>
@@ -14955,6 +14206,7 @@
     <w:basedOn w:val="Fontepargpadro"/>
     <w:link w:val="Cabealho"/>
     <w:uiPriority w:val="99"/>
+    <w:semiHidden/>
     <w:rsid w:val="002E531D"/>
     <w:rPr>
       <w:rFonts w:eastAsia="Times New Roman"/>
@@ -14968,6 +14220,7 @@
     <w:basedOn w:val="Normal"/>
     <w:link w:val="RodapChar1"/>
     <w:uiPriority w:val="99"/>
+    <w:semiHidden/>
     <w:unhideWhenUsed/>
     <w:rsid w:val="002E531D"/>
     <w:pPr>
@@ -15014,9 +14267,9 @@
     <w:uiPriority w:val="35"/>
     <w:unhideWhenUsed/>
     <w:qFormat/>
-    <w:rsid w:val="001C123F"/>
+    <w:rsid w:val="0030002B"/>
     <w:pPr>
-      <w:spacing w:after="200" w:line="240" w:lineRule="auto"/>
+      <w:spacing w:line="240" w:lineRule="auto"/>
     </w:pPr>
     <w:rPr>
       <w:i/>
@@ -15024,6 +14277,30 @@
       <w:color w:val="44546A" w:themeColor="text2"/>
       <w:sz w:val="18"/>
       <w:szCs w:val="18"/>
+    </w:rPr>
+  </w:style>
+  <w:style w:type="character" w:customStyle="1" w:styleId="HeaderChar1">
+    <w:name w:val="Header Char1"/>
+    <w:basedOn w:val="Fontepargpadro"/>
+    <w:uiPriority w:val="99"/>
+    <w:semiHidden/>
+    <w:rsid w:val="000A30A1"/>
+    <w:rPr>
+      <w:sz w:val="22"/>
+      <w:szCs w:val="22"/>
+      <w:lang w:eastAsia="en-US"/>
+    </w:rPr>
+  </w:style>
+  <w:style w:type="character" w:customStyle="1" w:styleId="FooterChar1">
+    <w:name w:val="Footer Char1"/>
+    <w:basedOn w:val="Fontepargpadro"/>
+    <w:uiPriority w:val="99"/>
+    <w:semiHidden/>
+    <w:rsid w:val="000A30A1"/>
+    <w:rPr>
+      <w:sz w:val="22"/>
+      <w:szCs w:val="22"/>
+      <w:lang w:eastAsia="en-US"/>
     </w:rPr>
   </w:style>
 </w:styles>
@@ -15322,4 +14599,16 @@
     </a:ext>
   </a:extLst>
 </a:theme>
+</file>
+
+<file path=customXml/item1.xml><?xml version="1.0" encoding="utf-8"?>
+<b:Sources xmlns:b="http://schemas.openxmlformats.org/officeDocument/2006/bibliography" xmlns="http://schemas.openxmlformats.org/officeDocument/2006/bibliography" SelectedStyle="\APASixthEditionOfficeOnline.xsl" StyleName="APA" Version="6"/>
+</file>
+
+<file path=customXml/itemProps1.xml><?xml version="1.0" encoding="utf-8"?>
+<ds:datastoreItem xmlns:ds="http://schemas.openxmlformats.org/officeDocument/2006/customXml" ds:itemID="{BC7A2896-3FCF-4E3D-B9B4-81D3085D29C5}">
+  <ds:schemaRefs>
+    <ds:schemaRef ds:uri="http://schemas.openxmlformats.org/officeDocument/2006/bibliography"/>
+  </ds:schemaRefs>
+</ds:datastoreItem>
 </file>